--- a/documentos/fase1/07_Diccionario_de_Datos.docx
+++ b/documentos/fase1/07_Diccionario_de_Datos.docx
@@ -312,7 +312,7 @@
         <w:rPr>
           <w:lang w:val="es-CO"/>
         </w:rPr>
-        <w:t xml:space="preserve">El diccionario de datos describe cada tabla y cada columna de la base de datos SIGEVET: tipo de dato de Oracle,</w:t>
+        <w:t xml:space="preserve">El diccionario de datos describe cada tabla y cada columna de la base de datos SIGEVET: tipo de dato de MySQL,</w:t>
       </w:r>
       <w:r>
         <w:rPr>
@@ -378,7 +378,7 @@
         <w:rPr>
           <w:lang w:val="es-CO"/>
         </w:rPr>
-        <w:t xml:space="preserve">El diccionario se genera desde la misma especificación del modelo que produce el script DDL; además, las</w:t>
+        <w:t xml:space="preserve">Las descripciones también quedan dentro de la base de datos: cada tabla y cada columna del script de creación</w:t>
       </w:r>
       <w:r>
         <w:rPr>
@@ -390,7 +390,20 @@
         <w:rPr>
           <w:lang w:val="es-CO"/>
         </w:rPr>
-        <w:t xml:space="preserve">descripciones se cargan en el catálogo de Oracle con</w:t>
+        <w:t xml:space="preserve">(</w:t>
+      </w:r>
+      <w:r>
+        <w:rPr>
+          <w:rStyle w:val="VerbatimChar"/>
+          <w:lang w:val="es-CO"/>
+        </w:rPr>
+        <w:t xml:space="preserve">database/01_ddl/01_crear_tablas.sql</w:t>
+      </w:r>
+      <w:r>
+        <w:rPr>
+          <w:lang w:val="es-CO"/>
+        </w:rPr>
+        <w:t xml:space="preserve">) lleva su</w:t>
       </w:r>
       <w:r>
         <w:rPr>
@@ -403,7 +416,13 @@
           <w:rStyle w:val="VerbatimChar"/>
           <w:lang w:val="es-CO"/>
         </w:rPr>
-        <w:t xml:space="preserve">COMMENT ON TABLE</w:t>
+        <w:t xml:space="preserve">COMMENT</w:t>
+      </w:r>
+      <w:r>
+        <w:rPr>
+          <w:lang w:val="es-CO"/>
+        </w:rPr>
+        <w:t xml:space="preserve">, así que se pueden consultar en MySQL Workbench (pestaña</w:t>
       </w:r>
       <w:r>
         <w:rPr>
@@ -413,9 +432,11 @@
       </w:r>
       <w:r>
         <w:rPr>
-          <w:lang w:val="es-CO"/>
-        </w:rPr>
-        <w:t xml:space="preserve">y</w:t>
+          <w:i/>
+          <w:iCs/>
+          <w:lang w:val="es-CO"/>
+        </w:rPr>
+        <w:t xml:space="preserve">Columns</w:t>
       </w:r>
       <w:r>
         <w:rPr>
@@ -425,10 +446,22 @@
       </w:r>
       <w:r>
         <w:rPr>
+          <w:lang w:val="es-CO"/>
+        </w:rPr>
+        <w:t xml:space="preserve">de cada tabla) o con</w:t>
+      </w:r>
+      <w:r>
+        <w:rPr>
+          <w:lang w:val="es-CO"/>
+        </w:rPr>
+        <w:t xml:space="preserve"> </w:t>
+      </w:r>
+      <w:r>
+        <w:rPr>
           <w:rStyle w:val="VerbatimChar"/>
           <w:lang w:val="es-CO"/>
         </w:rPr>
-        <w:t xml:space="preserve">COMMENT ON COLUMN</w:t>
+        <w:t xml:space="preserve">information_schema.TABLES</w:t>
       </w:r>
       <w:r>
         <w:rPr>
@@ -440,58 +473,20 @@
         <w:rPr>
           <w:lang w:val="es-CO"/>
         </w:rPr>
-        <w:t xml:space="preserve">(</w:t>
+        <w:t xml:space="preserve">e</w:t>
+      </w:r>
+      <w:r>
+        <w:rPr>
+          <w:lang w:val="es-CO"/>
+        </w:rPr>
+        <w:t xml:space="preserve"> </w:t>
       </w:r>
       <w:r>
         <w:rPr>
           <w:rStyle w:val="VerbatimChar"/>
           <w:lang w:val="es-CO"/>
         </w:rPr>
-        <w:t xml:space="preserve">database/01_ddl/02_comentarios.sql</w:t>
-      </w:r>
-      <w:r>
-        <w:rPr>
-          <w:lang w:val="es-CO"/>
-        </w:rPr>
-        <w:t xml:space="preserve">), de modo que también pueden consultarse desde la base de datos en las vistas</w:t>
-      </w:r>
-      <w:r>
-        <w:rPr>
-          <w:lang w:val="es-CO"/>
-        </w:rPr>
-        <w:t xml:space="preserve"> </w:t>
-      </w:r>
-      <w:r>
-        <w:rPr>
-          <w:rStyle w:val="VerbatimChar"/>
-          <w:lang w:val="es-CO"/>
-        </w:rPr>
-        <w:t xml:space="preserve">USER_TAB_COMMENTS</w:t>
-      </w:r>
-      <w:r>
-        <w:rPr>
-          <w:lang w:val="es-CO"/>
-        </w:rPr>
-        <w:t xml:space="preserve"> </w:t>
-      </w:r>
-      <w:r>
-        <w:rPr>
-          <w:lang w:val="es-CO"/>
-        </w:rPr>
-        <w:t xml:space="preserve">y</w:t>
-      </w:r>
-      <w:r>
-        <w:rPr>
-          <w:lang w:val="es-CO"/>
-        </w:rPr>
-        <w:t xml:space="preserve"> </w:t>
-      </w:r>
-      <w:r>
-        <w:rPr>
-          <w:rStyle w:val="VerbatimChar"/>
-          <w:lang w:val="es-CO"/>
-        </w:rPr>
-        <w:t xml:space="preserve">USER_COL_COMMENTS</w:t>
+        <w:t xml:space="preserve">information_schema.COLUMNS</w:t>
       </w:r>
       <w:r>
         <w:rPr>
@@ -1073,7 +1068,7 @@
                 <w:sz w:val="19"/>
                 <w:lang w:val="es-CO"/>
               </w:rPr>
-              <w:t xml:space="preserve">Tipo Oracle</w:t>
+              <w:t xml:space="preserve">Tipo MySQL</w:t>
             </w:r>
           </w:p>
         </w:tc>
@@ -1108,22 +1103,51 @@
                 <w:sz w:val="19"/>
                 <w:lang w:val="es-CO"/>
               </w:rPr>
-              <w:t xml:space="preserve">NUMBER(p)</w:t>
-            </w:r>
-          </w:p>
-        </w:tc>
-        <w:tc>
-          <w:tcPr/>
-          <w:p>
-            <w:pPr>
-              <w:pStyle w:val="Compact"/>
-            </w:pPr>
-            <w:r>
-              <w:rPr>
-                <w:sz w:val="19"/>
-                <w:lang w:val="es-CO"/>
-              </w:rPr>
-              <w:t xml:space="preserve">Identificadores, cantidades, años</w:t>
+              <w:t xml:space="preserve">INT / BIGINT</w:t>
+            </w:r>
+          </w:p>
+        </w:tc>
+        <w:tc>
+          <w:tcPr/>
+          <w:p>
+            <w:pPr>
+              <w:pStyle w:val="Compact"/>
+            </w:pPr>
+            <w:r>
+              <w:rPr>
+                <w:sz w:val="19"/>
+                <w:lang w:val="es-CO"/>
+              </w:rPr>
+              <w:t xml:space="preserve">Identificadores (con</w:t>
+            </w:r>
+            <w:r>
+              <w:rPr>
+                <w:sz w:val="19"/>
+                <w:lang w:val="es-CO"/>
+              </w:rPr>
+              <w:t xml:space="preserve"> </w:t>
+            </w:r>
+            <w:r>
+              <w:rPr>
+                <w:rStyle w:val="VerbatimChar"/>
+                <w:sz w:val="19"/>
+                <w:lang w:val="es-CO"/>
+              </w:rPr>
+              <w:t xml:space="preserve">AUTO_INCREMENT</w:t>
+            </w:r>
+            <w:r>
+              <w:rPr>
+                <w:sz w:val="19"/>
+                <w:lang w:val="es-CO"/>
+              </w:rPr>
+              <w:t xml:space="preserve"> </w:t>
+            </w:r>
+            <w:r>
+              <w:rPr>
+                <w:sz w:val="19"/>
+                <w:lang w:val="es-CO"/>
+              </w:rPr>
+              <w:t xml:space="preserve">en las llaves simples), cantidades, años</w:t>
             </w:r>
           </w:p>
         </w:tc>
@@ -1140,7 +1164,7 @@
                 <w:sz w:val="19"/>
                 <w:lang w:val="es-CO"/>
               </w:rPr>
-              <w:t xml:space="preserve">NUMBER(p,s)</w:t>
+              <w:t xml:space="preserve">DECIMAL(p,s)</w:t>
             </w:r>
           </w:p>
         </w:tc>
@@ -1172,7 +1196,7 @@
                 <w:sz w:val="19"/>
                 <w:lang w:val="es-CO"/>
               </w:rPr>
-              <w:t xml:space="preserve">VARCHAR2(n)</w:t>
+              <w:t xml:space="preserve">VARCHAR(n)</w:t>
             </w:r>
           </w:p>
         </w:tc>
@@ -1273,7 +1297,54 @@
                 <w:sz w:val="19"/>
                 <w:lang w:val="es-CO"/>
               </w:rPr>
-              <w:t xml:space="preserve">Fechas; en citas, consultas y facturas también la hora</w:t>
+              <w:t xml:space="preserve">Fechas sin hora (nacimiento, apertura, ingreso)</w:t>
+            </w:r>
+          </w:p>
+        </w:tc>
+      </w:tr>
+      <w:tr>
+        <w:tc>
+          <w:tcPr/>
+          <w:p>
+            <w:pPr>
+              <w:pStyle w:val="Compact"/>
+            </w:pPr>
+            <w:r>
+              <w:rPr>
+                <w:sz w:val="19"/>
+                <w:lang w:val="es-CO"/>
+              </w:rPr>
+              <w:t xml:space="preserve">DATETIME</w:t>
+            </w:r>
+          </w:p>
+        </w:tc>
+        <w:tc>
+          <w:tcPr/>
+          <w:p>
+            <w:pPr>
+              <w:pStyle w:val="Compact"/>
+            </w:pPr>
+            <w:r>
+              <w:rPr>
+                <w:sz w:val="19"/>
+                <w:lang w:val="es-CO"/>
+              </w:rPr>
+              <w:t xml:space="preserve">Fechas con hora (citas, consultas, facturas) y fechas de registro (</w:t>
+            </w:r>
+            <w:r>
+              <w:rPr>
+                <w:rStyle w:val="VerbatimChar"/>
+                <w:sz w:val="19"/>
+                <w:lang w:val="es-CO"/>
+              </w:rPr>
+              <w:t xml:space="preserve">DEFAULT CURRENT_TIMESTAMP</w:t>
+            </w:r>
+            <w:r>
+              <w:rPr>
+                <w:sz w:val="19"/>
+                <w:lang w:val="es-CO"/>
+              </w:rPr>
+              <w:t xml:space="preserve">)</w:t>
             </w:r>
           </w:p>
         </w:tc>
@@ -1946,7 +2017,7 @@
                 <w:sz w:val="19"/>
                 <w:lang w:val="es-CO"/>
               </w:rPr>
-              <w:t xml:space="preserve">NUMBER(4)</w:t>
+              <w:t xml:space="preserve">INT</w:t>
             </w:r>
           </w:p>
         </w:tc>
@@ -1991,7 +2062,7 @@
                 <w:sz w:val="19"/>
                 <w:lang w:val="es-CO"/>
               </w:rPr>
-              <w:t xml:space="preserve">—</w:t>
+              <w:t xml:space="preserve">AUTO_INCREMENT</w:t>
             </w:r>
           </w:p>
         </w:tc>
@@ -2098,7 +2169,7 @@
                 <w:sz w:val="19"/>
                 <w:lang w:val="es-CO"/>
               </w:rPr>
-              <w:t xml:space="preserve">CHECK REGEXP_LIKE(codigo_dane,</w:t>
+              <w:t xml:space="preserve">CHECK codigo_dane REGEXP</w:t>
             </w:r>
             <w:r>
               <w:rPr>
@@ -2127,13 +2198,6 @@
                 <w:lang w:val="es-CO"/>
               </w:rPr>
               <w:t xml:space="preserve">{2}$’</w:t>
-            </w:r>
-            <w:r>
-              <w:rPr>
-                <w:sz w:val="19"/>
-                <w:lang w:val="es-CO"/>
-              </w:rPr>
-              <w:t xml:space="preserve">)</w:t>
             </w:r>
           </w:p>
         </w:tc>
@@ -2195,7 +2259,7 @@
                 <w:sz w:val="19"/>
                 <w:lang w:val="es-CO"/>
               </w:rPr>
-              <w:t xml:space="preserve">VARCHAR2(60)</w:t>
+              <w:t xml:space="preserve">VARCHAR(60)</w:t>
             </w:r>
           </w:p>
         </w:tc>
@@ -2593,7 +2657,7 @@
                 <w:sz w:val="19"/>
                 <w:lang w:val="es-CO"/>
               </w:rPr>
-              <w:t xml:space="preserve">NUMBER(6)</w:t>
+              <w:t xml:space="preserve">INT</w:t>
             </w:r>
           </w:p>
         </w:tc>
@@ -2638,7 +2702,7 @@
                 <w:sz w:val="19"/>
                 <w:lang w:val="es-CO"/>
               </w:rPr>
-              <w:t xml:space="preserve">—</w:t>
+              <w:t xml:space="preserve">AUTO_INCREMENT</w:t>
             </w:r>
           </w:p>
         </w:tc>
@@ -2745,7 +2809,7 @@
                 <w:sz w:val="19"/>
                 <w:lang w:val="es-CO"/>
               </w:rPr>
-              <w:t xml:space="preserve">CHECK REGEXP_LIKE(codigo_dane,</w:t>
+              <w:t xml:space="preserve">CHECK codigo_dane REGEXP</w:t>
             </w:r>
             <w:r>
               <w:rPr>
@@ -2774,13 +2838,6 @@
                 <w:lang w:val="es-CO"/>
               </w:rPr>
               <w:t xml:space="preserve">{5}$’</w:t>
-            </w:r>
-            <w:r>
-              <w:rPr>
-                <w:sz w:val="19"/>
-                <w:lang w:val="es-CO"/>
-              </w:rPr>
-              <w:t xml:space="preserve">)</w:t>
             </w:r>
           </w:p>
         </w:tc>
@@ -2842,7 +2899,7 @@
                 <w:sz w:val="19"/>
                 <w:lang w:val="es-CO"/>
               </w:rPr>
-              <w:t xml:space="preserve">VARCHAR2(80)</w:t>
+              <w:t xml:space="preserve">VARCHAR(80)</w:t>
             </w:r>
           </w:p>
         </w:tc>
@@ -2949,7 +3006,7 @@
                 <w:sz w:val="19"/>
                 <w:lang w:val="es-CO"/>
               </w:rPr>
-              <w:t xml:space="preserve">NUMBER(4)</w:t>
+              <w:t xml:space="preserve">INT</w:t>
             </w:r>
           </w:p>
         </w:tc>
@@ -3372,7 +3429,7 @@
                 <w:sz w:val="19"/>
                 <w:lang w:val="es-CO"/>
               </w:rPr>
-              <w:t xml:space="preserve">NUMBER(4)</w:t>
+              <w:t xml:space="preserve">INT</w:t>
             </w:r>
           </w:p>
         </w:tc>
@@ -3417,7 +3474,7 @@
                 <w:sz w:val="19"/>
                 <w:lang w:val="es-CO"/>
               </w:rPr>
-              <w:t xml:space="preserve">—</w:t>
+              <w:t xml:space="preserve">AUTO_INCREMENT</w:t>
             </w:r>
           </w:p>
         </w:tc>
@@ -3479,7 +3536,7 @@
                 <w:sz w:val="19"/>
                 <w:lang w:val="es-CO"/>
               </w:rPr>
-              <w:t xml:space="preserve">VARCHAR2(80)</w:t>
+              <w:t xml:space="preserve">VARCHAR(80)</w:t>
             </w:r>
           </w:p>
         </w:tc>
@@ -3586,7 +3643,7 @@
                 <w:sz w:val="19"/>
                 <w:lang w:val="es-CO"/>
               </w:rPr>
-              <w:t xml:space="preserve">VARCHAR2(120)</w:t>
+              <w:t xml:space="preserve">VARCHAR(120)</w:t>
             </w:r>
           </w:p>
         </w:tc>
@@ -3693,7 +3750,7 @@
                 <w:sz w:val="19"/>
                 <w:lang w:val="es-CO"/>
               </w:rPr>
-              <w:t xml:space="preserve">VARCHAR2(20)</w:t>
+              <w:t xml:space="preserve">VARCHAR(20)</w:t>
             </w:r>
           </w:p>
         </w:tc>
@@ -3800,7 +3857,7 @@
                 <w:sz w:val="19"/>
                 <w:lang w:val="es-CO"/>
               </w:rPr>
-              <w:t xml:space="preserve">VARCHAR2(100)</w:t>
+              <w:t xml:space="preserve">VARCHAR(100)</w:t>
             </w:r>
           </w:p>
         </w:tc>
@@ -4014,7 +4071,7 @@
                 <w:sz w:val="19"/>
                 <w:lang w:val="es-CO"/>
               </w:rPr>
-              <w:t xml:space="preserve">NUMBER(6)</w:t>
+              <w:t xml:space="preserve">INT</w:t>
             </w:r>
           </w:p>
         </w:tc>
@@ -4121,7 +4178,7 @@
                 <w:sz w:val="19"/>
                 <w:lang w:val="es-CO"/>
               </w:rPr>
-              <w:t xml:space="preserve">NUMBER(6)</w:t>
+              <w:t xml:space="preserve">INT</w:t>
             </w:r>
           </w:p>
         </w:tc>
@@ -4544,7 +4601,7 @@
                 <w:sz w:val="19"/>
                 <w:lang w:val="es-CO"/>
               </w:rPr>
-              <w:t xml:space="preserve">NUMBER(6)</w:t>
+              <w:t xml:space="preserve">INT</w:t>
             </w:r>
           </w:p>
         </w:tc>
@@ -4589,7 +4646,7 @@
                 <w:sz w:val="19"/>
                 <w:lang w:val="es-CO"/>
               </w:rPr>
-              <w:t xml:space="preserve">—</w:t>
+              <w:t xml:space="preserve">AUTO_INCREMENT</w:t>
             </w:r>
           </w:p>
         </w:tc>
@@ -4651,7 +4708,7 @@
                 <w:sz w:val="19"/>
                 <w:lang w:val="es-CO"/>
               </w:rPr>
-              <w:t xml:space="preserve">VARCHAR2(3)</w:t>
+              <w:t xml:space="preserve">VARCHAR(3)</w:t>
             </w:r>
           </w:p>
         </w:tc>
@@ -4814,7 +4871,7 @@
                 <w:sz w:val="19"/>
                 <w:lang w:val="es-CO"/>
               </w:rPr>
-              <w:t xml:space="preserve">VARCHAR2(15)</w:t>
+              <w:t xml:space="preserve">VARCHAR(15)</w:t>
             </w:r>
           </w:p>
         </w:tc>
@@ -4921,7 +4978,7 @@
                 <w:sz w:val="19"/>
                 <w:lang w:val="es-CO"/>
               </w:rPr>
-              <w:t xml:space="preserve">VARCHAR2(60)</w:t>
+              <w:t xml:space="preserve">VARCHAR(60)</w:t>
             </w:r>
           </w:p>
         </w:tc>
@@ -5028,7 +5085,7 @@
                 <w:sz w:val="19"/>
                 <w:lang w:val="es-CO"/>
               </w:rPr>
-              <w:t xml:space="preserve">VARCHAR2(60)</w:t>
+              <w:t xml:space="preserve">VARCHAR(60)</w:t>
             </w:r>
           </w:p>
         </w:tc>
@@ -5242,7 +5299,7 @@
                 <w:sz w:val="19"/>
                 <w:lang w:val="es-CO"/>
               </w:rPr>
-              <w:t xml:space="preserve">VARCHAR2(20)</w:t>
+              <w:t xml:space="preserve">VARCHAR(20)</w:t>
             </w:r>
           </w:p>
         </w:tc>
@@ -5349,7 +5406,7 @@
                 <w:sz w:val="19"/>
                 <w:lang w:val="es-CO"/>
               </w:rPr>
-              <w:t xml:space="preserve">VARCHAR2(100)</w:t>
+              <w:t xml:space="preserve">VARCHAR(100)</w:t>
             </w:r>
           </w:p>
         </w:tc>
@@ -5712,7 +5769,7 @@
                 <w:sz w:val="19"/>
                 <w:lang w:val="es-CO"/>
               </w:rPr>
-              <w:t xml:space="preserve">NUMBER(12,2)</w:t>
+              <w:t xml:space="preserve">DECIMAL(12,2)</w:t>
             </w:r>
           </w:p>
         </w:tc>
@@ -5819,7 +5876,7 @@
                 <w:sz w:val="19"/>
                 <w:lang w:val="es-CO"/>
               </w:rPr>
-              <w:t xml:space="preserve">VARCHAR2(10)</w:t>
+              <w:t xml:space="preserve">VARCHAR(10)</w:t>
             </w:r>
           </w:p>
         </w:tc>
@@ -5975,7 +6032,7 @@
                 <w:sz w:val="19"/>
                 <w:lang w:val="es-CO"/>
               </w:rPr>
-              <w:t xml:space="preserve">NUMBER(4)</w:t>
+              <w:t xml:space="preserve">INT</w:t>
             </w:r>
           </w:p>
         </w:tc>
@@ -6398,7 +6455,7 @@
                 <w:sz w:val="19"/>
                 <w:lang w:val="es-CO"/>
               </w:rPr>
-              <w:t xml:space="preserve">NUMBER(6)</w:t>
+              <w:t xml:space="preserve">INT</w:t>
             </w:r>
           </w:p>
         </w:tc>
@@ -6505,7 +6562,7 @@
                 <w:sz w:val="19"/>
                 <w:lang w:val="es-CO"/>
               </w:rPr>
-              <w:t xml:space="preserve">VARCHAR2(20)</w:t>
+              <w:t xml:space="preserve">VARCHAR(20)</w:t>
             </w:r>
           </w:p>
         </w:tc>
@@ -6612,7 +6669,7 @@
                 <w:sz w:val="19"/>
                 <w:lang w:val="es-CO"/>
               </w:rPr>
-              <w:t xml:space="preserve">VARCHAR2(100)</w:t>
+              <w:t xml:space="preserve">VARCHAR(100)</w:t>
             </w:r>
           </w:p>
         </w:tc>
@@ -6719,7 +6776,7 @@
                 <w:sz w:val="19"/>
                 <w:lang w:val="es-CO"/>
               </w:rPr>
-              <w:t xml:space="preserve">NUMBER(4)</w:t>
+              <w:t xml:space="preserve">INT</w:t>
             </w:r>
           </w:p>
         </w:tc>
@@ -7142,7 +7199,7 @@
                 <w:sz w:val="19"/>
                 <w:lang w:val="es-CO"/>
               </w:rPr>
-              <w:t xml:space="preserve">NUMBER(6)</w:t>
+              <w:t xml:space="preserve">INT</w:t>
             </w:r>
           </w:p>
         </w:tc>
@@ -7249,7 +7306,7 @@
                 <w:sz w:val="19"/>
                 <w:lang w:val="es-CO"/>
               </w:rPr>
-              <w:t xml:space="preserve">VARCHAR2(20)</w:t>
+              <w:t xml:space="preserve">VARCHAR(20)</w:t>
             </w:r>
           </w:p>
         </w:tc>
@@ -7426,7 +7483,7 @@
                 <w:sz w:val="19"/>
                 <w:lang w:val="es-CO"/>
               </w:rPr>
-              <w:t xml:space="preserve">VARCHAR2(100)</w:t>
+              <w:t xml:space="preserve">VARCHAR(100)</w:t>
             </w:r>
           </w:p>
         </w:tc>
@@ -7533,7 +7590,7 @@
                 <w:sz w:val="19"/>
                 <w:lang w:val="es-CO"/>
               </w:rPr>
-              <w:t xml:space="preserve">VARCHAR2(10)</w:t>
+              <w:t xml:space="preserve">VARCHAR(10)</w:t>
             </w:r>
           </w:p>
         </w:tc>
@@ -7998,7 +8055,7 @@
                 <w:sz w:val="19"/>
                 <w:lang w:val="es-CO"/>
               </w:rPr>
-              <w:t xml:space="preserve">NUMBER(4)</w:t>
+              <w:t xml:space="preserve">INT</w:t>
             </w:r>
           </w:p>
         </w:tc>
@@ -8043,7 +8100,7 @@
                 <w:sz w:val="19"/>
                 <w:lang w:val="es-CO"/>
               </w:rPr>
-              <w:t xml:space="preserve">—</w:t>
+              <w:t xml:space="preserve">AUTO_INCREMENT</w:t>
             </w:r>
           </w:p>
         </w:tc>
@@ -8105,7 +8162,7 @@
                 <w:sz w:val="19"/>
                 <w:lang w:val="es-CO"/>
               </w:rPr>
-              <w:t xml:space="preserve">VARCHAR2(60)</w:t>
+              <w:t xml:space="preserve">VARCHAR(60)</w:t>
             </w:r>
           </w:p>
         </w:tc>
@@ -8212,7 +8269,7 @@
                 <w:sz w:val="19"/>
                 <w:lang w:val="es-CO"/>
               </w:rPr>
-              <w:t xml:space="preserve">VARCHAR2(200)</w:t>
+              <w:t xml:space="preserve">VARCHAR(200)</w:t>
             </w:r>
           </w:p>
         </w:tc>
@@ -8610,7 +8667,7 @@
                 <w:sz w:val="19"/>
                 <w:lang w:val="es-CO"/>
               </w:rPr>
-              <w:t xml:space="preserve">NUMBER(6)</w:t>
+              <w:t xml:space="preserve">INT</w:t>
             </w:r>
           </w:p>
         </w:tc>
@@ -8717,7 +8774,7 @@
                 <w:sz w:val="19"/>
                 <w:lang w:val="es-CO"/>
               </w:rPr>
-              <w:t xml:space="preserve">NUMBER(4)</w:t>
+              <w:t xml:space="preserve">INT</w:t>
             </w:r>
           </w:p>
         </w:tc>
@@ -9247,7 +9304,7 @@
                 <w:sz w:val="19"/>
                 <w:lang w:val="es-CO"/>
               </w:rPr>
-              <w:t xml:space="preserve">NUMBER(8)</w:t>
+              <w:t xml:space="preserve">INT</w:t>
             </w:r>
           </w:p>
         </w:tc>
@@ -9292,7 +9349,7 @@
                 <w:sz w:val="19"/>
                 <w:lang w:val="es-CO"/>
               </w:rPr>
-              <w:t xml:space="preserve">—</w:t>
+              <w:t xml:space="preserve">AUTO_INCREMENT</w:t>
             </w:r>
           </w:p>
         </w:tc>
@@ -9354,7 +9411,7 @@
                 <w:sz w:val="19"/>
                 <w:lang w:val="es-CO"/>
               </w:rPr>
-              <w:t xml:space="preserve">VARCHAR2(3)</w:t>
+              <w:t xml:space="preserve">VARCHAR(3)</w:t>
             </w:r>
           </w:p>
         </w:tc>
@@ -9517,7 +9574,7 @@
                 <w:sz w:val="19"/>
                 <w:lang w:val="es-CO"/>
               </w:rPr>
-              <w:t xml:space="preserve">VARCHAR2(15)</w:t>
+              <w:t xml:space="preserve">VARCHAR(15)</w:t>
             </w:r>
           </w:p>
         </w:tc>
@@ -9624,7 +9681,7 @@
                 <w:sz w:val="19"/>
                 <w:lang w:val="es-CO"/>
               </w:rPr>
-              <w:t xml:space="preserve">VARCHAR2(60)</w:t>
+              <w:t xml:space="preserve">VARCHAR(60)</w:t>
             </w:r>
           </w:p>
         </w:tc>
@@ -9731,7 +9788,7 @@
                 <w:sz w:val="19"/>
                 <w:lang w:val="es-CO"/>
               </w:rPr>
-              <w:t xml:space="preserve">VARCHAR2(60)</w:t>
+              <w:t xml:space="preserve">VARCHAR(60)</w:t>
             </w:r>
           </w:p>
         </w:tc>
@@ -9838,7 +9895,7 @@
                 <w:sz w:val="19"/>
                 <w:lang w:val="es-CO"/>
               </w:rPr>
-              <w:t xml:space="preserve">VARCHAR2(100)</w:t>
+              <w:t xml:space="preserve">VARCHAR(100)</w:t>
             </w:r>
           </w:p>
         </w:tc>
@@ -9945,7 +10002,7 @@
                 <w:sz w:val="19"/>
                 <w:lang w:val="es-CO"/>
               </w:rPr>
-              <w:t xml:space="preserve">VARCHAR2(120)</w:t>
+              <w:t xml:space="preserve">VARCHAR(120)</w:t>
             </w:r>
           </w:p>
         </w:tc>
@@ -10052,7 +10109,7 @@
                 <w:sz w:val="19"/>
                 <w:lang w:val="es-CO"/>
               </w:rPr>
-              <w:t xml:space="preserve">NUMBER(6)</w:t>
+              <w:t xml:space="preserve">INT</w:t>
             </w:r>
           </w:p>
         </w:tc>
@@ -10159,7 +10216,7 @@
                 <w:sz w:val="19"/>
                 <w:lang w:val="es-CO"/>
               </w:rPr>
-              <w:t xml:space="preserve">DATE</w:t>
+              <w:t xml:space="preserve">DATETIME</w:t>
             </w:r>
           </w:p>
         </w:tc>
@@ -10204,7 +10261,7 @@
                 <w:sz w:val="19"/>
                 <w:lang w:val="es-CO"/>
               </w:rPr>
-              <w:t xml:space="preserve">DEFAULT SYSDATE</w:t>
+              <w:t xml:space="preserve">DEFAULT CURRENT_TIMESTAMP</w:t>
             </w:r>
           </w:p>
         </w:tc>
@@ -10582,7 +10639,7 @@
                 <w:sz w:val="19"/>
                 <w:lang w:val="es-CO"/>
               </w:rPr>
-              <w:t xml:space="preserve">NUMBER(8)</w:t>
+              <w:t xml:space="preserve">INT</w:t>
             </w:r>
           </w:p>
         </w:tc>
@@ -10689,7 +10746,7 @@
                 <w:sz w:val="19"/>
                 <w:lang w:val="es-CO"/>
               </w:rPr>
-              <w:t xml:space="preserve">VARCHAR2(20)</w:t>
+              <w:t xml:space="preserve">VARCHAR(20)</w:t>
             </w:r>
           </w:p>
         </w:tc>
@@ -10796,7 +10853,7 @@
                 <w:sz w:val="19"/>
                 <w:lang w:val="es-CO"/>
               </w:rPr>
-              <w:t xml:space="preserve">VARCHAR2(10)</w:t>
+              <w:t xml:space="preserve">VARCHAR(10)</w:t>
             </w:r>
           </w:p>
         </w:tc>
@@ -11261,7 +11318,7 @@
                 <w:sz w:val="19"/>
                 <w:lang w:val="es-CO"/>
               </w:rPr>
-              <w:t xml:space="preserve">NUMBER(3)</w:t>
+              <w:t xml:space="preserve">INT</w:t>
             </w:r>
           </w:p>
         </w:tc>
@@ -11306,7 +11363,7 @@
                 <w:sz w:val="19"/>
                 <w:lang w:val="es-CO"/>
               </w:rPr>
-              <w:t xml:space="preserve">—</w:t>
+              <w:t xml:space="preserve">AUTO_INCREMENT</w:t>
             </w:r>
           </w:p>
         </w:tc>
@@ -11368,7 +11425,7 @@
                 <w:sz w:val="19"/>
                 <w:lang w:val="es-CO"/>
               </w:rPr>
-              <w:t xml:space="preserve">VARCHAR2(40)</w:t>
+              <w:t xml:space="preserve">VARCHAR(40)</w:t>
             </w:r>
           </w:p>
         </w:tc>
@@ -11766,7 +11823,7 @@
                 <w:sz w:val="19"/>
                 <w:lang w:val="es-CO"/>
               </w:rPr>
-              <w:t xml:space="preserve">NUMBER(5)</w:t>
+              <w:t xml:space="preserve">INT</w:t>
             </w:r>
           </w:p>
         </w:tc>
@@ -11811,7 +11868,7 @@
                 <w:sz w:val="19"/>
                 <w:lang w:val="es-CO"/>
               </w:rPr>
-              <w:t xml:space="preserve">—</w:t>
+              <w:t xml:space="preserve">AUTO_INCREMENT</w:t>
             </w:r>
           </w:p>
         </w:tc>
@@ -11873,7 +11930,7 @@
                 <w:sz w:val="19"/>
                 <w:lang w:val="es-CO"/>
               </w:rPr>
-              <w:t xml:space="preserve">VARCHAR2(60)</w:t>
+              <w:t xml:space="preserve">VARCHAR(60)</w:t>
             </w:r>
           </w:p>
         </w:tc>
@@ -11980,7 +12037,7 @@
                 <w:sz w:val="19"/>
                 <w:lang w:val="es-CO"/>
               </w:rPr>
-              <w:t xml:space="preserve">VARCHAR2(10)</w:t>
+              <w:t xml:space="preserve">VARCHAR(10)</w:t>
             </w:r>
           </w:p>
         </w:tc>
@@ -12143,7 +12200,7 @@
                 <w:sz w:val="19"/>
                 <w:lang w:val="es-CO"/>
               </w:rPr>
-              <w:t xml:space="preserve">NUMBER(3)</w:t>
+              <w:t xml:space="preserve">INT</w:t>
             </w:r>
           </w:p>
         </w:tc>
@@ -12566,7 +12623,7 @@
                 <w:sz w:val="19"/>
                 <w:lang w:val="es-CO"/>
               </w:rPr>
-              <w:t xml:space="preserve">NUMBER(8)</w:t>
+              <w:t xml:space="preserve">INT</w:t>
             </w:r>
           </w:p>
         </w:tc>
@@ -12611,7 +12668,7 @@
                 <w:sz w:val="19"/>
                 <w:lang w:val="es-CO"/>
               </w:rPr>
-              <w:t xml:space="preserve">—</w:t>
+              <w:t xml:space="preserve">AUTO_INCREMENT</w:t>
             </w:r>
           </w:p>
         </w:tc>
@@ -12673,7 +12730,7 @@
                 <w:sz w:val="19"/>
                 <w:lang w:val="es-CO"/>
               </w:rPr>
-              <w:t xml:space="preserve">VARCHAR2(40)</w:t>
+              <w:t xml:space="preserve">VARCHAR(40)</w:t>
             </w:r>
           </w:p>
         </w:tc>
@@ -13022,7 +13079,7 @@
                 <w:sz w:val="19"/>
                 <w:lang w:val="es-CO"/>
               </w:rPr>
-              <w:t xml:space="preserve">VARCHAR2(40)</w:t>
+              <w:t xml:space="preserve">VARCHAR(40)</w:t>
             </w:r>
           </w:p>
         </w:tc>
@@ -13129,7 +13186,7 @@
                 <w:sz w:val="19"/>
                 <w:lang w:val="es-CO"/>
               </w:rPr>
-              <w:t xml:space="preserve">VARCHAR2(15)</w:t>
+              <w:t xml:space="preserve">VARCHAR(15)</w:t>
             </w:r>
           </w:p>
         </w:tc>
@@ -13392,7 +13449,7 @@
                 <w:sz w:val="19"/>
                 <w:lang w:val="es-CO"/>
               </w:rPr>
-              <w:t xml:space="preserve">VARCHAR2(10)</w:t>
+              <w:t xml:space="preserve">VARCHAR(10)</w:t>
             </w:r>
           </w:p>
         </w:tc>
@@ -13562,7 +13619,7 @@
                 <w:sz w:val="19"/>
                 <w:lang w:val="es-CO"/>
               </w:rPr>
-              <w:t xml:space="preserve">NUMBER(5)</w:t>
+              <w:t xml:space="preserve">INT</w:t>
             </w:r>
           </w:p>
         </w:tc>
@@ -13669,7 +13726,7 @@
                 <w:sz w:val="19"/>
                 <w:lang w:val="es-CO"/>
               </w:rPr>
-              <w:t xml:space="preserve">NUMBER(8)</w:t>
+              <w:t xml:space="preserve">INT</w:t>
             </w:r>
           </w:p>
         </w:tc>
@@ -13776,7 +13833,7 @@
                 <w:sz w:val="19"/>
                 <w:lang w:val="es-CO"/>
               </w:rPr>
-              <w:t xml:space="preserve">DATE</w:t>
+              <w:t xml:space="preserve">DATETIME</w:t>
             </w:r>
           </w:p>
         </w:tc>
@@ -13821,7 +13878,7 @@
                 <w:sz w:val="19"/>
                 <w:lang w:val="es-CO"/>
               </w:rPr>
-              <w:t xml:space="preserve">DEFAULT SYSDATE</w:t>
+              <w:t xml:space="preserve">DEFAULT CURRENT_TIMESTAMP</w:t>
             </w:r>
           </w:p>
         </w:tc>
@@ -14199,7 +14256,7 @@
                 <w:sz w:val="19"/>
                 <w:lang w:val="es-CO"/>
               </w:rPr>
-              <w:t xml:space="preserve">NUMBER(8)</w:t>
+              <w:t xml:space="preserve">INT</w:t>
             </w:r>
           </w:p>
         </w:tc>
@@ -14244,7 +14301,7 @@
                 <w:sz w:val="19"/>
                 <w:lang w:val="es-CO"/>
               </w:rPr>
-              <w:t xml:space="preserve">—</w:t>
+              <w:t xml:space="preserve">AUTO_INCREMENT</w:t>
             </w:r>
           </w:p>
         </w:tc>
@@ -14306,7 +14363,7 @@
                 <w:sz w:val="19"/>
                 <w:lang w:val="es-CO"/>
               </w:rPr>
-              <w:t xml:space="preserve">VARCHAR2(12)</w:t>
+              <w:t xml:space="preserve">VARCHAR(12)</w:t>
             </w:r>
           </w:p>
         </w:tc>
@@ -14413,7 +14470,7 @@
                 <w:sz w:val="19"/>
                 <w:lang w:val="es-CO"/>
               </w:rPr>
-              <w:t xml:space="preserve">NUMBER(8)</w:t>
+              <w:t xml:space="preserve">INT</w:t>
             </w:r>
           </w:p>
         </w:tc>
@@ -14627,7 +14684,7 @@
                 <w:sz w:val="19"/>
                 <w:lang w:val="es-CO"/>
               </w:rPr>
-              <w:t xml:space="preserve">VARCHAR2(10)</w:t>
+              <w:t xml:space="preserve">VARCHAR(10)</w:t>
             </w:r>
           </w:p>
         </w:tc>
@@ -14734,7 +14791,7 @@
                 <w:sz w:val="19"/>
                 <w:lang w:val="es-CO"/>
               </w:rPr>
-              <w:t xml:space="preserve">VARCHAR2(200)</w:t>
+              <w:t xml:space="preserve">VARCHAR(200)</w:t>
             </w:r>
           </w:p>
         </w:tc>
@@ -14841,7 +14898,7 @@
                 <w:sz w:val="19"/>
                 <w:lang w:val="es-CO"/>
               </w:rPr>
-              <w:t xml:space="preserve">VARCHAR2(200)</w:t>
+              <w:t xml:space="preserve">VARCHAR(200)</w:t>
             </w:r>
           </w:p>
         </w:tc>
@@ -14948,7 +15005,7 @@
                 <w:sz w:val="19"/>
                 <w:lang w:val="es-CO"/>
               </w:rPr>
-              <w:t xml:space="preserve">VARCHAR2(400)</w:t>
+              <w:t xml:space="preserve">VARCHAR(400)</w:t>
             </w:r>
           </w:p>
         </w:tc>
@@ -15371,7 +15428,7 @@
                 <w:sz w:val="19"/>
                 <w:lang w:val="es-CO"/>
               </w:rPr>
-              <w:t xml:space="preserve">NUMBER(4)</w:t>
+              <w:t xml:space="preserve">INT</w:t>
             </w:r>
           </w:p>
         </w:tc>
@@ -15416,7 +15473,7 @@
                 <w:sz w:val="19"/>
                 <w:lang w:val="es-CO"/>
               </w:rPr>
-              <w:t xml:space="preserve">—</w:t>
+              <w:t xml:space="preserve">AUTO_INCREMENT</w:t>
             </w:r>
           </w:p>
         </w:tc>
@@ -15478,7 +15535,7 @@
                 <w:sz w:val="19"/>
                 <w:lang w:val="es-CO"/>
               </w:rPr>
-              <w:t xml:space="preserve">VARCHAR2(10)</w:t>
+              <w:t xml:space="preserve">VARCHAR(10)</w:t>
             </w:r>
           </w:p>
         </w:tc>
@@ -15585,7 +15642,7 @@
                 <w:sz w:val="19"/>
                 <w:lang w:val="es-CO"/>
               </w:rPr>
-              <w:t xml:space="preserve">VARCHAR2(80)</w:t>
+              <w:t xml:space="preserve">VARCHAR(80)</w:t>
             </w:r>
           </w:p>
         </w:tc>
@@ -15692,7 +15749,7 @@
                 <w:sz w:val="19"/>
                 <w:lang w:val="es-CO"/>
               </w:rPr>
-              <w:t xml:space="preserve">VARCHAR2(20)</w:t>
+              <w:t xml:space="preserve">VARCHAR(20)</w:t>
             </w:r>
           </w:p>
         </w:tc>
@@ -15897,7 +15954,7 @@
                 <w:sz w:val="19"/>
                 <w:lang w:val="es-CO"/>
               </w:rPr>
-              <w:t xml:space="preserve">NUMBER(10,2)</w:t>
+              <w:t xml:space="preserve">DECIMAL(10,2)</w:t>
             </w:r>
           </w:p>
         </w:tc>
@@ -16004,7 +16061,7 @@
                 <w:sz w:val="19"/>
                 <w:lang w:val="es-CO"/>
               </w:rPr>
-              <w:t xml:space="preserve">NUMBER(4)</w:t>
+              <w:t xml:space="preserve">INT</w:t>
             </w:r>
           </w:p>
         </w:tc>
@@ -16402,7 +16459,7 @@
                 <w:sz w:val="19"/>
                 <w:lang w:val="es-CO"/>
               </w:rPr>
-              <w:t xml:space="preserve">NUMBER(10)</w:t>
+              <w:t xml:space="preserve">BIGINT</w:t>
             </w:r>
           </w:p>
         </w:tc>
@@ -16447,7 +16504,7 @@
                 <w:sz w:val="19"/>
                 <w:lang w:val="es-CO"/>
               </w:rPr>
-              <w:t xml:space="preserve">—</w:t>
+              <w:t xml:space="preserve">AUTO_INCREMENT</w:t>
             </w:r>
           </w:p>
         </w:tc>
@@ -16509,7 +16566,7 @@
                 <w:sz w:val="19"/>
                 <w:lang w:val="es-CO"/>
               </w:rPr>
-              <w:t xml:space="preserve">DATE</w:t>
+              <w:t xml:space="preserve">DATETIME</w:t>
             </w:r>
           </w:p>
         </w:tc>
@@ -16569,7 +16626,7 @@
                 <w:sz w:val="19"/>
                 <w:lang w:val="es-CO"/>
               </w:rPr>
-              <w:t xml:space="preserve">Fecha y hora programada (DATE de Oracle guarda la hora).</w:t>
+              <w:t xml:space="preserve">Fecha y hora programada de la cita.</w:t>
             </w:r>
           </w:p>
         </w:tc>
@@ -16616,7 +16673,7 @@
                 <w:sz w:val="19"/>
                 <w:lang w:val="es-CO"/>
               </w:rPr>
-              <w:t xml:space="preserve">VARCHAR2(200)</w:t>
+              <w:t xml:space="preserve">VARCHAR(200)</w:t>
             </w:r>
           </w:p>
         </w:tc>
@@ -16723,7 +16780,7 @@
                 <w:sz w:val="19"/>
                 <w:lang w:val="es-CO"/>
               </w:rPr>
-              <w:t xml:space="preserve">VARCHAR2(12)</w:t>
+              <w:t xml:space="preserve">VARCHAR(12)</w:t>
             </w:r>
           </w:p>
         </w:tc>
@@ -16907,7 +16964,7 @@
                 <w:sz w:val="19"/>
                 <w:lang w:val="es-CO"/>
               </w:rPr>
-              <w:t xml:space="preserve">NUMBER(8)</w:t>
+              <w:t xml:space="preserve">INT</w:t>
             </w:r>
           </w:p>
         </w:tc>
@@ -17014,7 +17071,7 @@
                 <w:sz w:val="19"/>
                 <w:lang w:val="es-CO"/>
               </w:rPr>
-              <w:t xml:space="preserve">NUMBER(6)</w:t>
+              <w:t xml:space="preserve">INT</w:t>
             </w:r>
           </w:p>
         </w:tc>
@@ -17121,7 +17178,7 @@
                 <w:sz w:val="19"/>
                 <w:lang w:val="es-CO"/>
               </w:rPr>
-              <w:t xml:space="preserve">NUMBER(4)</w:t>
+              <w:t xml:space="preserve">INT</w:t>
             </w:r>
           </w:p>
         </w:tc>
@@ -17228,7 +17285,7 @@
                 <w:sz w:val="19"/>
                 <w:lang w:val="es-CO"/>
               </w:rPr>
-              <w:t xml:space="preserve">NUMBER(4)</w:t>
+              <w:t xml:space="preserve">INT</w:t>
             </w:r>
           </w:p>
         </w:tc>
@@ -17651,7 +17708,7 @@
                 <w:sz w:val="19"/>
                 <w:lang w:val="es-CO"/>
               </w:rPr>
-              <w:t xml:space="preserve">NUMBER(10)</w:t>
+              <w:t xml:space="preserve">BIGINT</w:t>
             </w:r>
           </w:p>
         </w:tc>
@@ -17696,7 +17753,7 @@
                 <w:sz w:val="19"/>
                 <w:lang w:val="es-CO"/>
               </w:rPr>
-              <w:t xml:space="preserve">—</w:t>
+              <w:t xml:space="preserve">AUTO_INCREMENT</w:t>
             </w:r>
           </w:p>
         </w:tc>
@@ -17758,7 +17815,7 @@
                 <w:sz w:val="19"/>
                 <w:lang w:val="es-CO"/>
               </w:rPr>
-              <w:t xml:space="preserve">NUMBER(10)</w:t>
+              <w:t xml:space="preserve">BIGINT</w:t>
             </w:r>
           </w:p>
         </w:tc>
@@ -17865,7 +17922,7 @@
                 <w:sz w:val="19"/>
                 <w:lang w:val="es-CO"/>
               </w:rPr>
-              <w:t xml:space="preserve">NUMBER(6)</w:t>
+              <w:t xml:space="preserve">INT</w:t>
             </w:r>
           </w:p>
         </w:tc>
@@ -17972,7 +18029,7 @@
                 <w:sz w:val="19"/>
                 <w:lang w:val="es-CO"/>
               </w:rPr>
-              <w:t xml:space="preserve">DATE</w:t>
+              <w:t xml:space="preserve">DATETIME</w:t>
             </w:r>
           </w:p>
         </w:tc>
@@ -18079,7 +18136,7 @@
                 <w:sz w:val="19"/>
                 <w:lang w:val="es-CO"/>
               </w:rPr>
-              <w:t xml:space="preserve">NUMBER(5,2)</w:t>
+              <w:t xml:space="preserve">DECIMAL(5,2)</w:t>
             </w:r>
           </w:p>
         </w:tc>
@@ -18186,7 +18243,7 @@
                 <w:sz w:val="19"/>
                 <w:lang w:val="es-CO"/>
               </w:rPr>
-              <w:t xml:space="preserve">NUMBER(4,1)</w:t>
+              <w:t xml:space="preserve">DECIMAL(4,1)</w:t>
             </w:r>
           </w:p>
         </w:tc>
@@ -18293,7 +18350,7 @@
                 <w:sz w:val="19"/>
                 <w:lang w:val="es-CO"/>
               </w:rPr>
-              <w:t xml:space="preserve">NUMBER(3)</w:t>
+              <w:t xml:space="preserve">INT</w:t>
             </w:r>
           </w:p>
         </w:tc>
@@ -18400,7 +18457,7 @@
                 <w:sz w:val="19"/>
                 <w:lang w:val="es-CO"/>
               </w:rPr>
-              <w:t xml:space="preserve">VARCHAR2(400)</w:t>
+              <w:t xml:space="preserve">VARCHAR(400)</w:t>
             </w:r>
           </w:p>
         </w:tc>
@@ -18507,7 +18564,7 @@
                 <w:sz w:val="19"/>
                 <w:lang w:val="es-CO"/>
               </w:rPr>
-              <w:t xml:space="preserve">VARCHAR2(400)</w:t>
+              <w:t xml:space="preserve">VARCHAR(400)</w:t>
             </w:r>
           </w:p>
         </w:tc>
@@ -18614,7 +18671,7 @@
                 <w:sz w:val="19"/>
                 <w:lang w:val="es-CO"/>
               </w:rPr>
-              <w:t xml:space="preserve">VARCHAR2(400)</w:t>
+              <w:t xml:space="preserve">VARCHAR(400)</w:t>
             </w:r>
           </w:p>
         </w:tc>
@@ -19037,7 +19094,7 @@
                 <w:sz w:val="19"/>
                 <w:lang w:val="es-CO"/>
               </w:rPr>
-              <w:t xml:space="preserve">NUMBER(6)</w:t>
+              <w:t xml:space="preserve">INT</w:t>
             </w:r>
           </w:p>
         </w:tc>
@@ -19082,7 +19139,7 @@
                 <w:sz w:val="19"/>
                 <w:lang w:val="es-CO"/>
               </w:rPr>
-              <w:t xml:space="preserve">—</w:t>
+              <w:t xml:space="preserve">AUTO_INCREMENT</w:t>
             </w:r>
           </w:p>
         </w:tc>
@@ -19144,7 +19201,7 @@
                 <w:sz w:val="19"/>
                 <w:lang w:val="es-CO"/>
               </w:rPr>
-              <w:t xml:space="preserve">VARCHAR2(12)</w:t>
+              <w:t xml:space="preserve">VARCHAR(12)</w:t>
             </w:r>
           </w:p>
         </w:tc>
@@ -19251,7 +19308,7 @@
                 <w:sz w:val="19"/>
                 <w:lang w:val="es-CO"/>
               </w:rPr>
-              <w:t xml:space="preserve">VARCHAR2(80)</w:t>
+              <w:t xml:space="preserve">VARCHAR(80)</w:t>
             </w:r>
           </w:p>
         </w:tc>
@@ -19358,7 +19415,7 @@
                 <w:sz w:val="19"/>
                 <w:lang w:val="es-CO"/>
               </w:rPr>
-              <w:t xml:space="preserve">VARCHAR2(80)</w:t>
+              <w:t xml:space="preserve">VARCHAR(80)</w:t>
             </w:r>
           </w:p>
         </w:tc>
@@ -19465,7 +19522,7 @@
                 <w:sz w:val="19"/>
                 <w:lang w:val="es-CO"/>
               </w:rPr>
-              <w:t xml:space="preserve">VARCHAR2(40)</w:t>
+              <w:t xml:space="preserve">VARCHAR(40)</w:t>
             </w:r>
           </w:p>
         </w:tc>
@@ -19572,7 +19629,7 @@
                 <w:sz w:val="19"/>
                 <w:lang w:val="es-CO"/>
               </w:rPr>
-              <w:t xml:space="preserve">VARCHAR2(60)</w:t>
+              <w:t xml:space="preserve">VARCHAR(60)</w:t>
             </w:r>
           </w:p>
         </w:tc>
@@ -19679,7 +19736,7 @@
                 <w:sz w:val="19"/>
                 <w:lang w:val="es-CO"/>
               </w:rPr>
-              <w:t xml:space="preserve">NUMBER(10,2)</w:t>
+              <w:t xml:space="preserve">DECIMAL(10,2)</w:t>
             </w:r>
           </w:p>
         </w:tc>
@@ -20233,7 +20290,7 @@
                 <w:sz w:val="19"/>
                 <w:lang w:val="es-CO"/>
               </w:rPr>
-              <w:t xml:space="preserve">NUMBER(10)</w:t>
+              <w:t xml:space="preserve">BIGINT</w:t>
             </w:r>
           </w:p>
         </w:tc>
@@ -20340,7 +20397,7 @@
                 <w:sz w:val="19"/>
                 <w:lang w:val="es-CO"/>
               </w:rPr>
-              <w:t xml:space="preserve">NUMBER(6)</w:t>
+              <w:t xml:space="preserve">INT</w:t>
             </w:r>
           </w:p>
         </w:tc>
@@ -20447,7 +20504,7 @@
                 <w:sz w:val="19"/>
                 <w:lang w:val="es-CO"/>
               </w:rPr>
-              <w:t xml:space="preserve">VARCHAR2(60)</w:t>
+              <w:t xml:space="preserve">VARCHAR(60)</w:t>
             </w:r>
           </w:p>
         </w:tc>
@@ -20554,7 +20611,7 @@
                 <w:sz w:val="19"/>
                 <w:lang w:val="es-CO"/>
               </w:rPr>
-              <w:t xml:space="preserve">NUMBER(3)</w:t>
+              <w:t xml:space="preserve">INT</w:t>
             </w:r>
           </w:p>
         </w:tc>
@@ -20661,7 +20718,7 @@
                 <w:sz w:val="19"/>
                 <w:lang w:val="es-CO"/>
               </w:rPr>
-              <w:t xml:space="preserve">NUMBER(3)</w:t>
+              <w:t xml:space="preserve">INT</w:t>
             </w:r>
           </w:p>
         </w:tc>
@@ -20768,7 +20825,7 @@
                 <w:sz w:val="19"/>
                 <w:lang w:val="es-CO"/>
               </w:rPr>
-              <w:t xml:space="preserve">NUMBER(4)</w:t>
+              <w:t xml:space="preserve">INT</w:t>
             </w:r>
           </w:p>
         </w:tc>
@@ -20875,7 +20932,7 @@
                 <w:sz w:val="19"/>
                 <w:lang w:val="es-CO"/>
               </w:rPr>
-              <w:t xml:space="preserve">VARCHAR2(200)</w:t>
+              <w:t xml:space="preserve">VARCHAR(200)</w:t>
             </w:r>
           </w:p>
         </w:tc>
@@ -21298,7 +21355,7 @@
                 <w:sz w:val="19"/>
                 <w:lang w:val="es-CO"/>
               </w:rPr>
-              <w:t xml:space="preserve">NUMBER(4)</w:t>
+              <w:t xml:space="preserve">INT</w:t>
             </w:r>
           </w:p>
         </w:tc>
@@ -21405,7 +21462,7 @@
                 <w:sz w:val="19"/>
                 <w:lang w:val="es-CO"/>
               </w:rPr>
-              <w:t xml:space="preserve">NUMBER(6)</w:t>
+              <w:t xml:space="preserve">INT</w:t>
             </w:r>
           </w:p>
         </w:tc>
@@ -21512,7 +21569,7 @@
                 <w:sz w:val="19"/>
                 <w:lang w:val="es-CO"/>
               </w:rPr>
-              <w:t xml:space="preserve">NUMBER(6)</w:t>
+              <w:t xml:space="preserve">INT</w:t>
             </w:r>
           </w:p>
         </w:tc>
@@ -21619,7 +21676,7 @@
                 <w:sz w:val="19"/>
                 <w:lang w:val="es-CO"/>
               </w:rPr>
-              <w:t xml:space="preserve">NUMBER(6)</w:t>
+              <w:t xml:space="preserve">INT</w:t>
             </w:r>
           </w:p>
         </w:tc>
@@ -21726,7 +21783,7 @@
                 <w:sz w:val="19"/>
                 <w:lang w:val="es-CO"/>
               </w:rPr>
-              <w:t xml:space="preserve">DATE</w:t>
+              <w:t xml:space="preserve">DATETIME</w:t>
             </w:r>
           </w:p>
         </w:tc>
@@ -21771,7 +21828,7 @@
                 <w:sz w:val="19"/>
                 <w:lang w:val="es-CO"/>
               </w:rPr>
-              <w:t xml:space="preserve">DEFAULT SYSDATE</w:t>
+              <w:t xml:space="preserve">DEFAULT CURRENT_TIMESTAMP</w:t>
             </w:r>
           </w:p>
         </w:tc>
@@ -22149,7 +22206,7 @@
                 <w:sz w:val="19"/>
                 <w:lang w:val="es-CO"/>
               </w:rPr>
-              <w:t xml:space="preserve">NUMBER(10)</w:t>
+              <w:t xml:space="preserve">BIGINT</w:t>
             </w:r>
           </w:p>
         </w:tc>
@@ -22194,7 +22251,7 @@
                 <w:sz w:val="19"/>
                 <w:lang w:val="es-CO"/>
               </w:rPr>
-              <w:t xml:space="preserve">—</w:t>
+              <w:t xml:space="preserve">AUTO_INCREMENT</w:t>
             </w:r>
           </w:p>
         </w:tc>
@@ -22256,7 +22313,7 @@
                 <w:sz w:val="19"/>
                 <w:lang w:val="es-CO"/>
               </w:rPr>
-              <w:t xml:space="preserve">VARCHAR2(15)</w:t>
+              <w:t xml:space="preserve">VARCHAR(15)</w:t>
             </w:r>
           </w:p>
         </w:tc>
@@ -22363,7 +22420,7 @@
                 <w:sz w:val="19"/>
                 <w:lang w:val="es-CO"/>
               </w:rPr>
-              <w:t xml:space="preserve">DATE</w:t>
+              <w:t xml:space="preserve">DATETIME</w:t>
             </w:r>
           </w:p>
         </w:tc>
@@ -22470,7 +22527,7 @@
                 <w:sz w:val="19"/>
                 <w:lang w:val="es-CO"/>
               </w:rPr>
-              <w:t xml:space="preserve">VARCHAR2(16)</w:t>
+              <w:t xml:space="preserve">VARCHAR(16)</w:t>
             </w:r>
           </w:p>
         </w:tc>
@@ -22633,7 +22690,7 @@
                 <w:sz w:val="19"/>
                 <w:lang w:val="es-CO"/>
               </w:rPr>
-              <w:t xml:space="preserve">VARCHAR2(10)</w:t>
+              <w:t xml:space="preserve">VARCHAR(10)</w:t>
             </w:r>
           </w:p>
         </w:tc>
@@ -22803,7 +22860,7 @@
                 <w:sz w:val="19"/>
                 <w:lang w:val="es-CO"/>
               </w:rPr>
-              <w:t xml:space="preserve">NUMBER(8)</w:t>
+              <w:t xml:space="preserve">INT</w:t>
             </w:r>
           </w:p>
         </w:tc>
@@ -22910,7 +22967,7 @@
                 <w:sz w:val="19"/>
                 <w:lang w:val="es-CO"/>
               </w:rPr>
-              <w:t xml:space="preserve">NUMBER(4)</w:t>
+              <w:t xml:space="preserve">INT</w:t>
             </w:r>
           </w:p>
         </w:tc>
@@ -23017,7 +23074,7 @@
                 <w:sz w:val="19"/>
                 <w:lang w:val="es-CO"/>
               </w:rPr>
-              <w:t xml:space="preserve">NUMBER(6)</w:t>
+              <w:t xml:space="preserve">INT</w:t>
             </w:r>
           </w:p>
         </w:tc>
@@ -23440,7 +23497,7 @@
                 <w:sz w:val="19"/>
                 <w:lang w:val="es-CO"/>
               </w:rPr>
-              <w:t xml:space="preserve">NUMBER(10)</w:t>
+              <w:t xml:space="preserve">BIGINT</w:t>
             </w:r>
           </w:p>
         </w:tc>
@@ -23547,7 +23604,7 @@
                 <w:sz w:val="19"/>
                 <w:lang w:val="es-CO"/>
               </w:rPr>
-              <w:t xml:space="preserve">NUMBER(3)</w:t>
+              <w:t xml:space="preserve">INT</w:t>
             </w:r>
           </w:p>
         </w:tc>
@@ -23654,7 +23711,7 @@
                 <w:sz w:val="19"/>
                 <w:lang w:val="es-CO"/>
               </w:rPr>
-              <w:t xml:space="preserve">NUMBER(4)</w:t>
+              <w:t xml:space="preserve">INT</w:t>
             </w:r>
           </w:p>
         </w:tc>
@@ -23761,7 +23818,7 @@
                 <w:sz w:val="19"/>
                 <w:lang w:val="es-CO"/>
               </w:rPr>
-              <w:t xml:space="preserve">NUMBER(6)</w:t>
+              <w:t xml:space="preserve">INT</w:t>
             </w:r>
           </w:p>
         </w:tc>
@@ -23868,7 +23925,7 @@
                 <w:sz w:val="19"/>
                 <w:lang w:val="es-CO"/>
               </w:rPr>
-              <w:t xml:space="preserve">NUMBER(5)</w:t>
+              <w:t xml:space="preserve">INT</w:t>
             </w:r>
           </w:p>
         </w:tc>
@@ -23975,7 +24032,7 @@
                 <w:sz w:val="19"/>
                 <w:lang w:val="es-CO"/>
               </w:rPr>
-              <w:t xml:space="preserve">NUMBER(10,2)</w:t>
+              <w:t xml:space="preserve">DECIMAL(10,2)</w:t>
             </w:r>
           </w:p>
         </w:tc>
@@ -24082,7 +24139,7 @@
                 <w:sz w:val="19"/>
                 <w:lang w:val="es-CO"/>
               </w:rPr>
-              <w:t xml:space="preserve">NUMBER(5,2)</w:t>
+              <w:t xml:space="preserve">DECIMAL(5,2)</w:t>
             </w:r>
           </w:p>
         </w:tc>

--- a/documentos/fase1/07_Diccionario_de_Datos.docx
+++ b/documentos/fase1/07_Diccionario_de_Datos.docx
@@ -4238,7 +4238,7 @@
                 <w:sz w:val="19"/>
                 <w:lang w:val="es-CO"/>
               </w:rPr>
-              <w:t xml:space="preserve">Empleado que dirige la sede (relación 1:1 DIRIGE).</w:t>
+              <w:t xml:space="preserve">Empleado que dirige la sede (relación 1:1 DIRIGIR).</w:t>
             </w:r>
           </w:p>
         </w:tc>
@@ -6092,7 +6092,7 @@
                 <w:sz w:val="19"/>
                 <w:lang w:val="es-CO"/>
               </w:rPr>
-              <w:t xml:space="preserve">Sede donde labora el empleado (relación LABORA_EN).</w:t>
+              <w:t xml:space="preserve">Sede donde labora el empleado (relación LABORAR).</w:t>
             </w:r>
           </w:p>
         </w:tc>
@@ -8395,7 +8395,7 @@
         <w:rPr>
           <w:lang w:val="es-CO"/>
         </w:rPr>
-        <w:t xml:space="preserve">Resuelve la relación N:M CERTIFICADO_EN entre VETERINARIO y ESPECIALIDAD.</w:t>
+        <w:t xml:space="preserve">Resuelve la relación N:M CERTIFICAR entre VETERINARIO y ESPECIALIDAD.</w:t>
       </w:r>
       <w:r>
         <w:br/>
@@ -13984,7 +13984,7 @@
         <w:rPr>
           <w:lang w:val="es-CO"/>
         </w:rPr>
-        <w:t xml:space="preserve">Historia clínica única de cada mascota (relación 1:1 TIENE), compartida por todas las sedes.</w:t>
+        <w:t xml:space="preserve">Historia clínica única de cada mascota (relación 1:1 TENER), compartida por todas las sedes.</w:t>
       </w:r>
       <w:r>
         <w:br/>
@@ -17436,7 +17436,7 @@
         <w:rPr>
           <w:lang w:val="es-CO"/>
         </w:rPr>
-        <w:t xml:space="preserve">Registro clínico de una cita atendida (relación 1:1 GENERA con CITA).</w:t>
+        <w:t xml:space="preserve">Registro clínico de una cita atendida (relación 1:1 GENERAR con CITA).</w:t>
       </w:r>
       <w:r>
         <w:br/>
@@ -20018,7 +20018,7 @@
         <w:rPr>
           <w:lang w:val="es-CO"/>
         </w:rPr>
-        <w:t xml:space="preserve">Resuelve la relación N:M PRESCRIBE entre CONSULTA y MEDICAMENTO (fórmula médica).</w:t>
+        <w:t xml:space="preserve">Resuelve la relación N:M PRESCRIBIR entre CONSULTA y MEDICAMENTO (fórmula médica).</w:t>
       </w:r>
       <w:r>
         <w:br/>
@@ -21083,7 +21083,7 @@
         <w:rPr>
           <w:lang w:val="es-CO"/>
         </w:rPr>
-        <w:t xml:space="preserve">Resuelve la relación N:M ALMACENA entre SEDE y MEDICAMENTO: existencias por sede.</w:t>
+        <w:t xml:space="preserve">Resuelve la relación N:M ALMACENAR entre SEDE y MEDICAMENTO: existencias por sede.</w:t>
       </w:r>
       <w:r>
         <w:br/>

--- a/documentos/fase1/07_Diccionario_de_Datos.docx
+++ b/documentos/fase1/07_Diccionario_de_Datos.docx
@@ -312,31 +312,7 @@
         <w:rPr>
           <w:lang w:val="es-CO"/>
         </w:rPr>
-        <w:t xml:space="preserve">El diccionario de datos describe cada tabla y cada columna de la base de datos SIGEVET: tipo de dato de MySQL,</w:t>
-      </w:r>
-      <w:r>
-        <w:rPr>
-          <w:lang w:val="es-CO"/>
-        </w:rPr>
-        <w:t xml:space="preserve"> </w:t>
-      </w:r>
-      <w:r>
-        <w:rPr>
-          <w:lang w:val="es-CO"/>
-        </w:rPr>
-        <w:t xml:space="preserve">obligatoriedad, participación en llaves, valores por defecto, reglas de dominio (CHECK), significado y un valor de</w:t>
-      </w:r>
-      <w:r>
-        <w:rPr>
-          <w:lang w:val="es-CO"/>
-        </w:rPr>
-        <w:t xml:space="preserve"> </w:t>
-      </w:r>
-      <w:r>
-        <w:rPr>
-          <w:lang w:val="es-CO"/>
-        </w:rPr>
-        <w:t xml:space="preserve">ejemplo. Se entrega en este documento y en el libro de Excel</w:t>
+        <w:t xml:space="preserve">El diccionario registra tipos MySQL, nulabilidad, llaves, valores predeterminados, CHECK, significado y ejemplos. Se entrega también en</w:t>
       </w:r>
       <w:r>
         <w:rPr>
@@ -355,55 +331,7 @@
         <w:rPr>
           <w:lang w:val="es-CO"/>
         </w:rPr>
-        <w:t xml:space="preserve">, que permite filtrar y</w:t>
-      </w:r>
-      <w:r>
-        <w:rPr>
-          <w:lang w:val="es-CO"/>
-        </w:rPr>
-        <w:t xml:space="preserve"> </w:t>
-      </w:r>
-      <w:r>
-        <w:rPr>
-          <w:lang w:val="es-CO"/>
-        </w:rPr>
-        <w:t xml:space="preserve">buscar.</w:t>
-      </w:r>
-    </w:p>
-    <w:p>
-      <w:pPr>
-        <w:pStyle w:val="BodyText"/>
-      </w:pPr>
-      <w:r>
-        <w:rPr>
-          <w:lang w:val="es-CO"/>
-        </w:rPr>
-        <w:t xml:space="preserve">Las descripciones también quedan dentro de la base de datos: cada tabla y cada columna del script de creación</w:t>
-      </w:r>
-      <w:r>
-        <w:rPr>
-          <w:lang w:val="es-CO"/>
-        </w:rPr>
-        <w:t xml:space="preserve"> </w:t>
-      </w:r>
-      <w:r>
-        <w:rPr>
-          <w:lang w:val="es-CO"/>
-        </w:rPr>
-        <w:t xml:space="preserve">(</w:t>
-      </w:r>
-      <w:r>
-        <w:rPr>
-          <w:rStyle w:val="VerbatimChar"/>
-          <w:lang w:val="es-CO"/>
-        </w:rPr>
-        <w:t xml:space="preserve">database/01_ddl/01_crear_tablas.sql</w:t>
-      </w:r>
-      <w:r>
-        <w:rPr>
-          <w:lang w:val="es-CO"/>
-        </w:rPr>
-        <w:t xml:space="preserve">) lleva su</w:t>
+        <w:t xml:space="preserve">; las descripciones están como</w:t>
       </w:r>
       <w:r>
         <w:rPr>
@@ -422,33 +350,13 @@
         <w:rPr>
           <w:lang w:val="es-CO"/>
         </w:rPr>
-        <w:t xml:space="preserve">, así que se pueden consultar en MySQL Workbench (pestaña</w:t>
-      </w:r>
-      <w:r>
-        <w:rPr>
-          <w:lang w:val="es-CO"/>
-        </w:rPr>
-        <w:t xml:space="preserve"> </w:t>
-      </w:r>
-      <w:r>
-        <w:rPr>
-          <w:i/>
-          <w:iCs/>
-          <w:lang w:val="es-CO"/>
-        </w:rPr>
-        <w:t xml:space="preserve">Columns</w:t>
-      </w:r>
-      <w:r>
-        <w:rPr>
-          <w:lang w:val="es-CO"/>
-        </w:rPr>
         <w:t xml:space="preserve"> </w:t>
       </w:r>
       <w:r>
         <w:rPr>
           <w:lang w:val="es-CO"/>
         </w:rPr>
-        <w:t xml:space="preserve">de cada tabla) o con</w:t>
+        <w:t xml:space="preserve">en</w:t>
       </w:r>
       <w:r>
         <w:rPr>
@@ -461,19 +369,13 @@
           <w:rStyle w:val="VerbatimChar"/>
           <w:lang w:val="es-CO"/>
         </w:rPr>
-        <w:t xml:space="preserve">information_schema.TABLES</w:t>
+        <w:t xml:space="preserve">database/01_ddl/01_crear_tablas.sql</w:t>
       </w:r>
       <w:r>
         <w:rPr>
           <w:lang w:val="es-CO"/>
         </w:rPr>
-        <w:t xml:space="preserve"> </w:t>
-      </w:r>
-      <w:r>
-        <w:rPr>
-          <w:lang w:val="es-CO"/>
-        </w:rPr>
-        <w:t xml:space="preserve">e</w:t>
+        <w:t xml:space="preserve">, consultables en Workbench o</w:t>
       </w:r>
       <w:r>
         <w:rPr>
@@ -486,7 +388,7 @@
           <w:rStyle w:val="VerbatimChar"/>
           <w:lang w:val="es-CO"/>
         </w:rPr>
-        <w:t xml:space="preserve">information_schema.COLUMNS</w:t>
+        <w:t xml:space="preserve">information_schema</w:t>
       </w:r>
       <w:r>
         <w:rPr>
@@ -1729,109 +1631,9 @@
       </w:pPr>
       <w:r>
         <w:rPr>
-          <w:b/>
-          <w:bCs/>
           <w:lang w:val="es-CO"/>
         </w:rPr>
-        <w:t xml:space="preserve">Descripción:</w:t>
-      </w:r>
-      <w:r>
-        <w:rPr>
-          <w:lang w:val="es-CO"/>
-        </w:rPr>
-        <w:t xml:space="preserve"> </w:t>
-      </w:r>
-      <w:r>
-        <w:rPr>
-          <w:lang w:val="es-CO"/>
-        </w:rPr>
-        <w:t xml:space="preserve">Departamentos de Colombia donde la red tiene sedes o clientes (codificación DANE).</w:t>
-      </w:r>
-      <w:r>
-        <w:br/>
-      </w:r>
-      <w:r>
-        <w:rPr>
-          <w:b/>
-          <w:bCs/>
-          <w:lang w:val="es-CO"/>
-        </w:rPr>
-        <w:t xml:space="preserve">Tipo:</w:t>
-      </w:r>
-      <w:r>
-        <w:rPr>
-          <w:lang w:val="es-CO"/>
-        </w:rPr>
-        <w:t xml:space="preserve"> </w:t>
-      </w:r>
-      <w:r>
-        <w:rPr>
-          <w:lang w:val="es-CO"/>
-        </w:rPr>
-        <w:t xml:space="preserve">Catálogo ·</w:t>
-      </w:r>
-      <w:r>
-        <w:rPr>
-          <w:lang w:val="es-CO"/>
-        </w:rPr>
-        <w:t xml:space="preserve"> </w:t>
-      </w:r>
-      <w:r>
-        <w:rPr>
-          <w:b/>
-          <w:bCs/>
-          <w:lang w:val="es-CO"/>
-        </w:rPr>
-        <w:t xml:space="preserve">Área:</w:t>
-      </w:r>
-      <w:r>
-        <w:rPr>
-          <w:lang w:val="es-CO"/>
-        </w:rPr>
-        <w:t xml:space="preserve"> </w:t>
-      </w:r>
-      <w:r>
-        <w:rPr>
-          <w:lang w:val="es-CO"/>
-        </w:rPr>
-        <w:t xml:space="preserve">Organización ·</w:t>
-      </w:r>
-      <w:r>
-        <w:rPr>
-          <w:lang w:val="es-CO"/>
-        </w:rPr>
-        <w:t xml:space="preserve"> </w:t>
-      </w:r>
-      <w:r>
-        <w:rPr>
-          <w:b/>
-          <w:bCs/>
-          <w:lang w:val="es-CO"/>
-        </w:rPr>
-        <w:t xml:space="preserve">Llave primaria:</w:t>
-      </w:r>
-      <w:r>
-        <w:rPr>
-          <w:lang w:val="es-CO"/>
-        </w:rPr>
-        <w:t xml:space="preserve"> </w:t>
-      </w:r>
-      <w:r>
-        <w:rPr>
-          <w:lang w:val="es-CO"/>
-        </w:rPr>
-        <w:t xml:space="preserve">id_departamento</w:t>
-      </w:r>
-    </w:p>
-    <w:p>
-      <w:pPr>
-        <w:pStyle w:val="TableCaption"/>
-      </w:pPr>
-      <w:r>
-        <w:rPr>
-          <w:lang w:val="es-CO"/>
-        </w:rPr>
-        <w:t xml:space="preserve">Diccionario de la tabla DEPARTAMENTO</w:t>
+        <w:t xml:space="preserve">Departamentos de Colombia donde la red tiene sedes o clientes (codificación DANE). (Catálogo, área Organización).</w:t>
       </w:r>
     </w:p>
     <w:tbl>
@@ -1840,7 +1642,6 @@
         <w:tblW w:type="pct" w:w="5000"/>
         <w:tblLayout w:type="fixed"/>
         <w:tblLook w:firstRow="1" w:lastRow="0" w:firstColumn="0" w:lastColumn="0" w:noHBand="0" w:noVBand="0" w:val="0020"/>
-        <w:tblCaption w:val="Diccionario de la tabla DEPARTAMENTO"/>
         <w:tblBorders>
           <w:top w:val="single" w:sz="4" w:color="A6A6A6"/>
           <w:left w:val="single" w:sz="4" w:color="A6A6A6"/>
@@ -1851,13 +1652,12 @@
         </w:tblBorders>
       </w:tblPr>
       <w:tblGrid>
-        <w:gridCol w:w="1131"/>
-        <w:gridCol w:w="1131"/>
-        <w:gridCol w:w="1131"/>
-        <w:gridCol w:w="1131"/>
-        <w:gridCol w:w="1131"/>
-        <w:gridCol w:w="1131"/>
-        <w:gridCol w:w="1131"/>
+        <w:gridCol w:w="1320"/>
+        <w:gridCol w:w="1320"/>
+        <w:gridCol w:w="1320"/>
+        <w:gridCol w:w="1320"/>
+        <w:gridCol w:w="1320"/>
+        <w:gridCol w:w="1320"/>
       </w:tblGrid>
       <w:tr>
         <w:trPr>
@@ -1971,24 +1771,6 @@
             </w:r>
           </w:p>
         </w:tc>
-        <w:tc>
-          <w:tcPr>
-            <w:shd w:val="clear" w:fill="FBE5CC"/>
-          </w:tcPr>
-          <w:p>
-            <w:pPr>
-              <w:pStyle w:val="Compact"/>
-            </w:pPr>
-            <w:r>
-              <w:rPr>
-                <w:b/>
-                <w:sz w:val="19"/>
-                <w:lang w:val="es-CO"/>
-              </w:rPr>
-              <w:t xml:space="preserve">Ejemplo</w:t>
-            </w:r>
-          </w:p>
-        </w:tc>
       </w:tr>
       <w:tr>
         <w:tc>
@@ -2081,21 +1863,6 @@
             </w:r>
           </w:p>
         </w:tc>
-        <w:tc>
-          <w:tcPr/>
-          <w:p>
-            <w:pPr>
-              <w:pStyle w:val="Compact"/>
-            </w:pPr>
-            <w:r>
-              <w:rPr>
-                <w:sz w:val="19"/>
-                <w:lang w:val="es-CO"/>
-              </w:rPr>
-              <w:t xml:space="preserve">1</w:t>
-            </w:r>
-          </w:p>
-        </w:tc>
       </w:tr>
       <w:tr>
         <w:tc>
@@ -2216,21 +1983,6 @@
             </w:r>
           </w:p>
         </w:tc>
-        <w:tc>
-          <w:tcPr/>
-          <w:p>
-            <w:pPr>
-              <w:pStyle w:val="Compact"/>
-            </w:pPr>
-            <w:r>
-              <w:rPr>
-                <w:sz w:val="19"/>
-                <w:lang w:val="es-CO"/>
-              </w:rPr>
-              <w:t xml:space="preserve">11</w:t>
-            </w:r>
-          </w:p>
-        </w:tc>
       </w:tr>
       <w:tr>
         <w:tc>
@@ -2320,21 +2072,6 @@
                 <w:lang w:val="es-CO"/>
               </w:rPr>
               <w:t xml:space="preserve">Nombre oficial del departamento.</w:t>
-            </w:r>
-          </w:p>
-        </w:tc>
-        <w:tc>
-          <w:tcPr/>
-          <w:p>
-            <w:pPr>
-              <w:pStyle w:val="Compact"/>
-            </w:pPr>
-            <w:r>
-              <w:rPr>
-                <w:sz w:val="19"/>
-                <w:lang w:val="es-CO"/>
-              </w:rPr>
-              <w:t xml:space="preserve">Bogotá D.C.</w:t>
             </w:r>
           </w:p>
         </w:tc>
@@ -2369,109 +2106,9 @@
       </w:pPr>
       <w:r>
         <w:rPr>
-          <w:b/>
-          <w:bCs/>
           <w:lang w:val="es-CO"/>
         </w:rPr>
-        <w:t xml:space="preserve">Descripción:</w:t>
-      </w:r>
-      <w:r>
-        <w:rPr>
-          <w:lang w:val="es-CO"/>
-        </w:rPr>
-        <w:t xml:space="preserve"> </w:t>
-      </w:r>
-      <w:r>
-        <w:rPr>
-          <w:lang w:val="es-CO"/>
-        </w:rPr>
-        <w:t xml:space="preserve">Municipios donde se ubican sedes y residen clientes.</w:t>
-      </w:r>
-      <w:r>
-        <w:br/>
-      </w:r>
-      <w:r>
-        <w:rPr>
-          <w:b/>
-          <w:bCs/>
-          <w:lang w:val="es-CO"/>
-        </w:rPr>
-        <w:t xml:space="preserve">Tipo:</w:t>
-      </w:r>
-      <w:r>
-        <w:rPr>
-          <w:lang w:val="es-CO"/>
-        </w:rPr>
-        <w:t xml:space="preserve"> </w:t>
-      </w:r>
-      <w:r>
-        <w:rPr>
-          <w:lang w:val="es-CO"/>
-        </w:rPr>
-        <w:t xml:space="preserve">Catálogo ·</w:t>
-      </w:r>
-      <w:r>
-        <w:rPr>
-          <w:lang w:val="es-CO"/>
-        </w:rPr>
-        <w:t xml:space="preserve"> </w:t>
-      </w:r>
-      <w:r>
-        <w:rPr>
-          <w:b/>
-          <w:bCs/>
-          <w:lang w:val="es-CO"/>
-        </w:rPr>
-        <w:t xml:space="preserve">Área:</w:t>
-      </w:r>
-      <w:r>
-        <w:rPr>
-          <w:lang w:val="es-CO"/>
-        </w:rPr>
-        <w:t xml:space="preserve"> </w:t>
-      </w:r>
-      <w:r>
-        <w:rPr>
-          <w:lang w:val="es-CO"/>
-        </w:rPr>
-        <w:t xml:space="preserve">Organización ·</w:t>
-      </w:r>
-      <w:r>
-        <w:rPr>
-          <w:lang w:val="es-CO"/>
-        </w:rPr>
-        <w:t xml:space="preserve"> </w:t>
-      </w:r>
-      <w:r>
-        <w:rPr>
-          <w:b/>
-          <w:bCs/>
-          <w:lang w:val="es-CO"/>
-        </w:rPr>
-        <w:t xml:space="preserve">Llave primaria:</w:t>
-      </w:r>
-      <w:r>
-        <w:rPr>
-          <w:lang w:val="es-CO"/>
-        </w:rPr>
-        <w:t xml:space="preserve"> </w:t>
-      </w:r>
-      <w:r>
-        <w:rPr>
-          <w:lang w:val="es-CO"/>
-        </w:rPr>
-        <w:t xml:space="preserve">id_ciudad</w:t>
-      </w:r>
-    </w:p>
-    <w:p>
-      <w:pPr>
-        <w:pStyle w:val="TableCaption"/>
-      </w:pPr>
-      <w:r>
-        <w:rPr>
-          <w:lang w:val="es-CO"/>
-        </w:rPr>
-        <w:t xml:space="preserve">Diccionario de la tabla CIUDAD</w:t>
+        <w:t xml:space="preserve">Municipios donde se ubican sedes y residen clientes. (Catálogo, área Organización).</w:t>
       </w:r>
     </w:p>
     <w:tbl>
@@ -2480,7 +2117,6 @@
         <w:tblW w:type="pct" w:w="5000"/>
         <w:tblLayout w:type="fixed"/>
         <w:tblLook w:firstRow="1" w:lastRow="0" w:firstColumn="0" w:lastColumn="0" w:noHBand="0" w:noVBand="0" w:val="0020"/>
-        <w:tblCaption w:val="Diccionario de la tabla CIUDAD"/>
         <w:tblBorders>
           <w:top w:val="single" w:sz="4" w:color="A6A6A6"/>
           <w:left w:val="single" w:sz="4" w:color="A6A6A6"/>
@@ -2491,13 +2127,12 @@
         </w:tblBorders>
       </w:tblPr>
       <w:tblGrid>
-        <w:gridCol w:w="1131"/>
-        <w:gridCol w:w="1131"/>
-        <w:gridCol w:w="1131"/>
-        <w:gridCol w:w="1131"/>
-        <w:gridCol w:w="1131"/>
-        <w:gridCol w:w="1131"/>
-        <w:gridCol w:w="1131"/>
+        <w:gridCol w:w="1320"/>
+        <w:gridCol w:w="1320"/>
+        <w:gridCol w:w="1320"/>
+        <w:gridCol w:w="1320"/>
+        <w:gridCol w:w="1320"/>
+        <w:gridCol w:w="1320"/>
       </w:tblGrid>
       <w:tr>
         <w:trPr>
@@ -2611,24 +2246,6 @@
             </w:r>
           </w:p>
         </w:tc>
-        <w:tc>
-          <w:tcPr>
-            <w:shd w:val="clear" w:fill="FBE5CC"/>
-          </w:tcPr>
-          <w:p>
-            <w:pPr>
-              <w:pStyle w:val="Compact"/>
-            </w:pPr>
-            <w:r>
-              <w:rPr>
-                <w:b/>
-                <w:sz w:val="19"/>
-                <w:lang w:val="es-CO"/>
-              </w:rPr>
-              <w:t xml:space="preserve">Ejemplo</w:t>
-            </w:r>
-          </w:p>
-        </w:tc>
       </w:tr>
       <w:tr>
         <w:tc>
@@ -2721,21 +2338,6 @@
             </w:r>
           </w:p>
         </w:tc>
-        <w:tc>
-          <w:tcPr/>
-          <w:p>
-            <w:pPr>
-              <w:pStyle w:val="Compact"/>
-            </w:pPr>
-            <w:r>
-              <w:rPr>
-                <w:sz w:val="19"/>
-                <w:lang w:val="es-CO"/>
-              </w:rPr>
-              <w:t xml:space="preserve">1</w:t>
-            </w:r>
-          </w:p>
-        </w:tc>
       </w:tr>
       <w:tr>
         <w:tc>
@@ -2856,21 +2458,6 @@
             </w:r>
           </w:p>
         </w:tc>
-        <w:tc>
-          <w:tcPr/>
-          <w:p>
-            <w:pPr>
-              <w:pStyle w:val="Compact"/>
-            </w:pPr>
-            <w:r>
-              <w:rPr>
-                <w:sz w:val="19"/>
-                <w:lang w:val="es-CO"/>
-              </w:rPr>
-              <w:t xml:space="preserve">11001</w:t>
-            </w:r>
-          </w:p>
-        </w:tc>
       </w:tr>
       <w:tr>
         <w:tc>
@@ -2963,21 +2550,6 @@
             </w:r>
           </w:p>
         </w:tc>
-        <w:tc>
-          <w:tcPr/>
-          <w:p>
-            <w:pPr>
-              <w:pStyle w:val="Compact"/>
-            </w:pPr>
-            <w:r>
-              <w:rPr>
-                <w:sz w:val="19"/>
-                <w:lang w:val="es-CO"/>
-              </w:rPr>
-              <w:t xml:space="preserve">Bogotá D.C.</w:t>
-            </w:r>
-          </w:p>
-        </w:tc>
       </w:tr>
       <w:tr>
         <w:tc>
@@ -3067,21 +2639,6 @@
                 <w:lang w:val="es-CO"/>
               </w:rPr>
               <w:t xml:space="preserve">Departamento al que pertenece la ciudad.</w:t>
-            </w:r>
-          </w:p>
-        </w:tc>
-        <w:tc>
-          <w:tcPr/>
-          <w:p>
-            <w:pPr>
-              <w:pStyle w:val="Compact"/>
-            </w:pPr>
-            <w:r>
-              <w:rPr>
-                <w:sz w:val="19"/>
-                <w:lang w:val="es-CO"/>
-              </w:rPr>
-              <w:t xml:space="preserve">1</w:t>
             </w:r>
           </w:p>
         </w:tc>
@@ -3097,7 +2654,7 @@
           <w:bCs/>
           <w:lang w:val="es-CO"/>
         </w:rPr>
-        <w:t xml:space="preserve">Integridad referencial y reglas:</w:t>
+        <w:t xml:space="preserve">Reglas:</w:t>
       </w:r>
       <w:r>
         <w:rPr>
@@ -3141,109 +2698,9 @@
       </w:pPr>
       <w:r>
         <w:rPr>
-          <w:b/>
-          <w:bCs/>
           <w:lang w:val="es-CO"/>
         </w:rPr>
-        <w:t xml:space="preserve">Descripción:</w:t>
-      </w:r>
-      <w:r>
-        <w:rPr>
-          <w:lang w:val="es-CO"/>
-        </w:rPr>
-        <w:t xml:space="preserve"> </w:t>
-      </w:r>
-      <w:r>
-        <w:rPr>
-          <w:lang w:val="es-CO"/>
-        </w:rPr>
-        <w:t xml:space="preserve">Clínica física de la red Huella Sana. Cada sede tiene exactamente un director.</w:t>
-      </w:r>
-      <w:r>
-        <w:br/>
-      </w:r>
-      <w:r>
-        <w:rPr>
-          <w:b/>
-          <w:bCs/>
-          <w:lang w:val="es-CO"/>
-        </w:rPr>
-        <w:t xml:space="preserve">Tipo:</w:t>
-      </w:r>
-      <w:r>
-        <w:rPr>
-          <w:lang w:val="es-CO"/>
-        </w:rPr>
-        <w:t xml:space="preserve"> </w:t>
-      </w:r>
-      <w:r>
-        <w:rPr>
-          <w:lang w:val="es-CO"/>
-        </w:rPr>
-        <w:t xml:space="preserve">Fuerte ·</w:t>
-      </w:r>
-      <w:r>
-        <w:rPr>
-          <w:lang w:val="es-CO"/>
-        </w:rPr>
-        <w:t xml:space="preserve"> </w:t>
-      </w:r>
-      <w:r>
-        <w:rPr>
-          <w:b/>
-          <w:bCs/>
-          <w:lang w:val="es-CO"/>
-        </w:rPr>
-        <w:t xml:space="preserve">Área:</w:t>
-      </w:r>
-      <w:r>
-        <w:rPr>
-          <w:lang w:val="es-CO"/>
-        </w:rPr>
-        <w:t xml:space="preserve"> </w:t>
-      </w:r>
-      <w:r>
-        <w:rPr>
-          <w:lang w:val="es-CO"/>
-        </w:rPr>
-        <w:t xml:space="preserve">Organización ·</w:t>
-      </w:r>
-      <w:r>
-        <w:rPr>
-          <w:lang w:val="es-CO"/>
-        </w:rPr>
-        <w:t xml:space="preserve"> </w:t>
-      </w:r>
-      <w:r>
-        <w:rPr>
-          <w:b/>
-          <w:bCs/>
-          <w:lang w:val="es-CO"/>
-        </w:rPr>
-        <w:t xml:space="preserve">Llave primaria:</w:t>
-      </w:r>
-      <w:r>
-        <w:rPr>
-          <w:lang w:val="es-CO"/>
-        </w:rPr>
-        <w:t xml:space="preserve"> </w:t>
-      </w:r>
-      <w:r>
-        <w:rPr>
-          <w:lang w:val="es-CO"/>
-        </w:rPr>
-        <w:t xml:space="preserve">id_sede</w:t>
-      </w:r>
-    </w:p>
-    <w:p>
-      <w:pPr>
-        <w:pStyle w:val="TableCaption"/>
-      </w:pPr>
-      <w:r>
-        <w:rPr>
-          <w:lang w:val="es-CO"/>
-        </w:rPr>
-        <w:t xml:space="preserve">Diccionario de la tabla SEDE</w:t>
+        <w:t xml:space="preserve">Clínica física de la red Huella Sana. Cada sede tiene exactamente un director. (Fuerte, área Organización).</w:t>
       </w:r>
     </w:p>
     <w:tbl>
@@ -3252,7 +2709,6 @@
         <w:tblW w:type="pct" w:w="5000"/>
         <w:tblLayout w:type="fixed"/>
         <w:tblLook w:firstRow="1" w:lastRow="0" w:firstColumn="0" w:lastColumn="0" w:noHBand="0" w:noVBand="0" w:val="0020"/>
-        <w:tblCaption w:val="Diccionario de la tabla SEDE"/>
         <w:tblBorders>
           <w:top w:val="single" w:sz="4" w:color="A6A6A6"/>
           <w:left w:val="single" w:sz="4" w:color="A6A6A6"/>
@@ -3263,13 +2719,12 @@
         </w:tblBorders>
       </w:tblPr>
       <w:tblGrid>
-        <w:gridCol w:w="1131"/>
-        <w:gridCol w:w="1131"/>
-        <w:gridCol w:w="1131"/>
-        <w:gridCol w:w="1131"/>
-        <w:gridCol w:w="1131"/>
-        <w:gridCol w:w="1131"/>
-        <w:gridCol w:w="1131"/>
+        <w:gridCol w:w="1320"/>
+        <w:gridCol w:w="1320"/>
+        <w:gridCol w:w="1320"/>
+        <w:gridCol w:w="1320"/>
+        <w:gridCol w:w="1320"/>
+        <w:gridCol w:w="1320"/>
       </w:tblGrid>
       <w:tr>
         <w:trPr>
@@ -3383,24 +2838,6 @@
             </w:r>
           </w:p>
         </w:tc>
-        <w:tc>
-          <w:tcPr>
-            <w:shd w:val="clear" w:fill="FBE5CC"/>
-          </w:tcPr>
-          <w:p>
-            <w:pPr>
-              <w:pStyle w:val="Compact"/>
-            </w:pPr>
-            <w:r>
-              <w:rPr>
-                <w:b/>
-                <w:sz w:val="19"/>
-                <w:lang w:val="es-CO"/>
-              </w:rPr>
-              <w:t xml:space="preserve">Ejemplo</w:t>
-            </w:r>
-          </w:p>
-        </w:tc>
       </w:tr>
       <w:tr>
         <w:tc>
@@ -3493,21 +2930,6 @@
             </w:r>
           </w:p>
         </w:tc>
-        <w:tc>
-          <w:tcPr/>
-          <w:p>
-            <w:pPr>
-              <w:pStyle w:val="Compact"/>
-            </w:pPr>
-            <w:r>
-              <w:rPr>
-                <w:sz w:val="19"/>
-                <w:lang w:val="es-CO"/>
-              </w:rPr>
-              <w:t xml:space="preserve">1</w:t>
-            </w:r>
-          </w:p>
-        </w:tc>
       </w:tr>
       <w:tr>
         <w:tc>
@@ -3600,21 +3022,6 @@
             </w:r>
           </w:p>
         </w:tc>
-        <w:tc>
-          <w:tcPr/>
-          <w:p>
-            <w:pPr>
-              <w:pStyle w:val="Compact"/>
-            </w:pPr>
-            <w:r>
-              <w:rPr>
-                <w:sz w:val="19"/>
-                <w:lang w:val="es-CO"/>
-              </w:rPr>
-              <w:t xml:space="preserve">Huella Sana Usaquén</w:t>
-            </w:r>
-          </w:p>
-        </w:tc>
       </w:tr>
       <w:tr>
         <w:tc>
@@ -3707,21 +3114,6 @@
             </w:r>
           </w:p>
         </w:tc>
-        <w:tc>
-          <w:tcPr/>
-          <w:p>
-            <w:pPr>
-              <w:pStyle w:val="Compact"/>
-            </w:pPr>
-            <w:r>
-              <w:rPr>
-                <w:sz w:val="19"/>
-                <w:lang w:val="es-CO"/>
-              </w:rPr>
-              <w:t xml:space="preserve">Cl. 119 #6-24</w:t>
-            </w:r>
-          </w:p>
-        </w:tc>
       </w:tr>
       <w:tr>
         <w:tc>
@@ -3814,21 +3206,6 @@
             </w:r>
           </w:p>
         </w:tc>
-        <w:tc>
-          <w:tcPr/>
-          <w:p>
-            <w:pPr>
-              <w:pStyle w:val="Compact"/>
-            </w:pPr>
-            <w:r>
-              <w:rPr>
-                <w:sz w:val="19"/>
-                <w:lang w:val="es-CO"/>
-              </w:rPr>
-              <w:t xml:space="preserve">6016123456</w:t>
-            </w:r>
-          </w:p>
-        </w:tc>
       </w:tr>
       <w:tr>
         <w:tc>
@@ -3921,21 +3298,6 @@
             </w:r>
           </w:p>
         </w:tc>
-        <w:tc>
-          <w:tcPr/>
-          <w:p>
-            <w:pPr>
-              <w:pStyle w:val="Compact"/>
-            </w:pPr>
-            <w:r>
-              <w:rPr>
-                <w:sz w:val="19"/>
-                <w:lang w:val="es-CO"/>
-              </w:rPr>
-              <w:t xml:space="preserve">usaquen@huellasana.co</w:t>
-            </w:r>
-          </w:p>
-        </w:tc>
       </w:tr>
       <w:tr>
         <w:tc>
@@ -4028,21 +3390,6 @@
             </w:r>
           </w:p>
         </w:tc>
-        <w:tc>
-          <w:tcPr/>
-          <w:p>
-            <w:pPr>
-              <w:pStyle w:val="Compact"/>
-            </w:pPr>
-            <w:r>
-              <w:rPr>
-                <w:sz w:val="19"/>
-                <w:lang w:val="es-CO"/>
-              </w:rPr>
-              <w:t xml:space="preserve">2019-03-01</w:t>
-            </w:r>
-          </w:p>
-        </w:tc>
       </w:tr>
       <w:tr>
         <w:tc>
@@ -4135,21 +3482,6 @@
             </w:r>
           </w:p>
         </w:tc>
-        <w:tc>
-          <w:tcPr/>
-          <w:p>
-            <w:pPr>
-              <w:pStyle w:val="Compact"/>
-            </w:pPr>
-            <w:r>
-              <w:rPr>
-                <w:sz w:val="19"/>
-                <w:lang w:val="es-CO"/>
-              </w:rPr>
-              <w:t xml:space="preserve">1</w:t>
-            </w:r>
-          </w:p>
-        </w:tc>
       </w:tr>
       <w:tr>
         <w:tc>
@@ -4239,21 +3571,6 @@
                 <w:lang w:val="es-CO"/>
               </w:rPr>
               <w:t xml:space="preserve">Empleado que dirige la sede (relación 1:1 DIRIGIR).</w:t>
-            </w:r>
-          </w:p>
-        </w:tc>
-        <w:tc>
-          <w:tcPr/>
-          <w:p>
-            <w:pPr>
-              <w:pStyle w:val="Compact"/>
-            </w:pPr>
-            <w:r>
-              <w:rPr>
-                <w:sz w:val="19"/>
-                <w:lang w:val="es-CO"/>
-              </w:rPr>
-              <w:t xml:space="preserve">1</w:t>
             </w:r>
           </w:p>
         </w:tc>
@@ -4269,7 +3586,7 @@
           <w:bCs/>
           <w:lang w:val="es-CO"/>
         </w:rPr>
-        <w:t xml:space="preserve">Integridad referencial y reglas:</w:t>
+        <w:t xml:space="preserve">Reglas:</w:t>
       </w:r>
       <w:r>
         <w:rPr>
@@ -4313,109 +3630,9 @@
       </w:pPr>
       <w:r>
         <w:rPr>
-          <w:b/>
-          <w:bCs/>
           <w:lang w:val="es-CO"/>
         </w:rPr>
-        <w:t xml:space="preserve">Descripción:</w:t>
-      </w:r>
-      <w:r>
-        <w:rPr>
-          <w:lang w:val="es-CO"/>
-        </w:rPr>
-        <w:t xml:space="preserve"> </w:t>
-      </w:r>
-      <w:r>
-        <w:rPr>
-          <w:lang w:val="es-CO"/>
-        </w:rPr>
-        <w:t xml:space="preserve">Supertipo de todo el personal. El discriminador tipo_empleado indica el subtipo (VET, AUX) o ADM para personal administrativo que no pertenece a ningún subtipo.</w:t>
-      </w:r>
-      <w:r>
-        <w:br/>
-      </w:r>
-      <w:r>
-        <w:rPr>
-          <w:b/>
-          <w:bCs/>
-          <w:lang w:val="es-CO"/>
-        </w:rPr>
-        <w:t xml:space="preserve">Tipo:</w:t>
-      </w:r>
-      <w:r>
-        <w:rPr>
-          <w:lang w:val="es-CO"/>
-        </w:rPr>
-        <w:t xml:space="preserve"> </w:t>
-      </w:r>
-      <w:r>
-        <w:rPr>
-          <w:lang w:val="es-CO"/>
-        </w:rPr>
-        <w:t xml:space="preserve">Supertipo ·</w:t>
-      </w:r>
-      <w:r>
-        <w:rPr>
-          <w:lang w:val="es-CO"/>
-        </w:rPr>
-        <w:t xml:space="preserve"> </w:t>
-      </w:r>
-      <w:r>
-        <w:rPr>
-          <w:b/>
-          <w:bCs/>
-          <w:lang w:val="es-CO"/>
-        </w:rPr>
-        <w:t xml:space="preserve">Área:</w:t>
-      </w:r>
-      <w:r>
-        <w:rPr>
-          <w:lang w:val="es-CO"/>
-        </w:rPr>
-        <w:t xml:space="preserve"> </w:t>
-      </w:r>
-      <w:r>
-        <w:rPr>
-          <w:lang w:val="es-CO"/>
-        </w:rPr>
-        <w:t xml:space="preserve">Organización ·</w:t>
-      </w:r>
-      <w:r>
-        <w:rPr>
-          <w:lang w:val="es-CO"/>
-        </w:rPr>
-        <w:t xml:space="preserve"> </w:t>
-      </w:r>
-      <w:r>
-        <w:rPr>
-          <w:b/>
-          <w:bCs/>
-          <w:lang w:val="es-CO"/>
-        </w:rPr>
-        <w:t xml:space="preserve">Llave primaria:</w:t>
-      </w:r>
-      <w:r>
-        <w:rPr>
-          <w:lang w:val="es-CO"/>
-        </w:rPr>
-        <w:t xml:space="preserve"> </w:t>
-      </w:r>
-      <w:r>
-        <w:rPr>
-          <w:lang w:val="es-CO"/>
-        </w:rPr>
-        <w:t xml:space="preserve">id_empleado</w:t>
-      </w:r>
-    </w:p>
-    <w:p>
-      <w:pPr>
-        <w:pStyle w:val="TableCaption"/>
-      </w:pPr>
-      <w:r>
-        <w:rPr>
-          <w:lang w:val="es-CO"/>
-        </w:rPr>
-        <w:t xml:space="preserve">Diccionario de la tabla EMPLEADO</w:t>
+        <w:t xml:space="preserve">Supertipo de todo el personal. El discriminador tipo_empleado indica el subtipo (VET, AUX) o ADM para personal administrativo que no pertenece a ningún subtipo. (Supertipo, área Organización).</w:t>
       </w:r>
     </w:p>
     <w:tbl>
@@ -4424,7 +3641,6 @@
         <w:tblW w:type="pct" w:w="5000"/>
         <w:tblLayout w:type="fixed"/>
         <w:tblLook w:firstRow="1" w:lastRow="0" w:firstColumn="0" w:lastColumn="0" w:noHBand="0" w:noVBand="0" w:val="0020"/>
-        <w:tblCaption w:val="Diccionario de la tabla EMPLEADO"/>
         <w:tblBorders>
           <w:top w:val="single" w:sz="4" w:color="A6A6A6"/>
           <w:left w:val="single" w:sz="4" w:color="A6A6A6"/>
@@ -4435,13 +3651,12 @@
         </w:tblBorders>
       </w:tblPr>
       <w:tblGrid>
-        <w:gridCol w:w="1131"/>
-        <w:gridCol w:w="1131"/>
-        <w:gridCol w:w="1131"/>
-        <w:gridCol w:w="1131"/>
-        <w:gridCol w:w="1131"/>
-        <w:gridCol w:w="1131"/>
-        <w:gridCol w:w="1131"/>
+        <w:gridCol w:w="1320"/>
+        <w:gridCol w:w="1320"/>
+        <w:gridCol w:w="1320"/>
+        <w:gridCol w:w="1320"/>
+        <w:gridCol w:w="1320"/>
+        <w:gridCol w:w="1320"/>
       </w:tblGrid>
       <w:tr>
         <w:trPr>
@@ -4555,24 +3770,6 @@
             </w:r>
           </w:p>
         </w:tc>
-        <w:tc>
-          <w:tcPr>
-            <w:shd w:val="clear" w:fill="FBE5CC"/>
-          </w:tcPr>
-          <w:p>
-            <w:pPr>
-              <w:pStyle w:val="Compact"/>
-            </w:pPr>
-            <w:r>
-              <w:rPr>
-                <w:b/>
-                <w:sz w:val="19"/>
-                <w:lang w:val="es-CO"/>
-              </w:rPr>
-              <w:t xml:space="preserve">Ejemplo</w:t>
-            </w:r>
-          </w:p>
-        </w:tc>
       </w:tr>
       <w:tr>
         <w:tc>
@@ -4665,21 +3862,6 @@
             </w:r>
           </w:p>
         </w:tc>
-        <w:tc>
-          <w:tcPr/>
-          <w:p>
-            <w:pPr>
-              <w:pStyle w:val="Compact"/>
-            </w:pPr>
-            <w:r>
-              <w:rPr>
-                <w:sz w:val="19"/>
-                <w:lang w:val="es-CO"/>
-              </w:rPr>
-              <w:t xml:space="preserve">1</w:t>
-            </w:r>
-          </w:p>
-        </w:tc>
       </w:tr>
       <w:tr>
         <w:tc>
@@ -4828,21 +4010,6 @@
             </w:r>
           </w:p>
         </w:tc>
-        <w:tc>
-          <w:tcPr/>
-          <w:p>
-            <w:pPr>
-              <w:pStyle w:val="Compact"/>
-            </w:pPr>
-            <w:r>
-              <w:rPr>
-                <w:sz w:val="19"/>
-                <w:lang w:val="es-CO"/>
-              </w:rPr>
-              <w:t xml:space="preserve">CC</w:t>
-            </w:r>
-          </w:p>
-        </w:tc>
       </w:tr>
       <w:tr>
         <w:tc>
@@ -4935,21 +4102,6 @@
             </w:r>
           </w:p>
         </w:tc>
-        <w:tc>
-          <w:tcPr/>
-          <w:p>
-            <w:pPr>
-              <w:pStyle w:val="Compact"/>
-            </w:pPr>
-            <w:r>
-              <w:rPr>
-                <w:sz w:val="19"/>
-                <w:lang w:val="es-CO"/>
-              </w:rPr>
-              <w:t xml:space="preserve">1020345678</w:t>
-            </w:r>
-          </w:p>
-        </w:tc>
       </w:tr>
       <w:tr>
         <w:tc>
@@ -5042,21 +4194,6 @@
             </w:r>
           </w:p>
         </w:tc>
-        <w:tc>
-          <w:tcPr/>
-          <w:p>
-            <w:pPr>
-              <w:pStyle w:val="Compact"/>
-            </w:pPr>
-            <w:r>
-              <w:rPr>
-                <w:sz w:val="19"/>
-                <w:lang w:val="es-CO"/>
-              </w:rPr>
-              <w:t xml:space="preserve">Laura Marcela</w:t>
-            </w:r>
-          </w:p>
-        </w:tc>
       </w:tr>
       <w:tr>
         <w:tc>
@@ -5149,21 +4286,6 @@
             </w:r>
           </w:p>
         </w:tc>
-        <w:tc>
-          <w:tcPr/>
-          <w:p>
-            <w:pPr>
-              <w:pStyle w:val="Compact"/>
-            </w:pPr>
-            <w:r>
-              <w:rPr>
-                <w:sz w:val="19"/>
-                <w:lang w:val="es-CO"/>
-              </w:rPr>
-              <w:t xml:space="preserve">Gómez Rincón</w:t>
-            </w:r>
-          </w:p>
-        </w:tc>
       </w:tr>
       <w:tr>
         <w:tc>
@@ -5256,21 +4378,6 @@
             </w:r>
           </w:p>
         </w:tc>
-        <w:tc>
-          <w:tcPr/>
-          <w:p>
-            <w:pPr>
-              <w:pStyle w:val="Compact"/>
-            </w:pPr>
-            <w:r>
-              <w:rPr>
-                <w:sz w:val="19"/>
-                <w:lang w:val="es-CO"/>
-              </w:rPr>
-              <w:t xml:space="preserve">1990-05-14</w:t>
-            </w:r>
-          </w:p>
-        </w:tc>
       </w:tr>
       <w:tr>
         <w:tc>
@@ -5363,21 +4470,6 @@
             </w:r>
           </w:p>
         </w:tc>
-        <w:tc>
-          <w:tcPr/>
-          <w:p>
-            <w:pPr>
-              <w:pStyle w:val="Compact"/>
-            </w:pPr>
-            <w:r>
-              <w:rPr>
-                <w:sz w:val="19"/>
-                <w:lang w:val="es-CO"/>
-              </w:rPr>
-              <w:t xml:space="preserve">3104567890</w:t>
-            </w:r>
-          </w:p>
-        </w:tc>
       </w:tr>
       <w:tr>
         <w:tc>
@@ -5470,21 +4562,6 @@
             </w:r>
           </w:p>
         </w:tc>
-        <w:tc>
-          <w:tcPr/>
-          <w:p>
-            <w:pPr>
-              <w:pStyle w:val="Compact"/>
-            </w:pPr>
-            <w:r>
-              <w:rPr>
-                <w:sz w:val="19"/>
-                <w:lang w:val="es-CO"/>
-              </w:rPr>
-              <w:t xml:space="preserve">lgomez@huellasana.co</w:t>
-            </w:r>
-          </w:p>
-        </w:tc>
       </w:tr>
       <w:tr>
         <w:tc>
@@ -5619,21 +4696,6 @@
             </w:r>
           </w:p>
         </w:tc>
-        <w:tc>
-          <w:tcPr/>
-          <w:p>
-            <w:pPr>
-              <w:pStyle w:val="Compact"/>
-            </w:pPr>
-            <w:r>
-              <w:rPr>
-                <w:sz w:val="19"/>
-                <w:lang w:val="es-CO"/>
-              </w:rPr>
-              <w:t xml:space="preserve">VET</w:t>
-            </w:r>
-          </w:p>
-        </w:tc>
       </w:tr>
       <w:tr>
         <w:tc>
@@ -5726,21 +4788,6 @@
             </w:r>
           </w:p>
         </w:tc>
-        <w:tc>
-          <w:tcPr/>
-          <w:p>
-            <w:pPr>
-              <w:pStyle w:val="Compact"/>
-            </w:pPr>
-            <w:r>
-              <w:rPr>
-                <w:sz w:val="19"/>
-                <w:lang w:val="es-CO"/>
-              </w:rPr>
-              <w:t xml:space="preserve">2021-02-01</w:t>
-            </w:r>
-          </w:p>
-        </w:tc>
       </w:tr>
       <w:tr>
         <w:tc>
@@ -5833,21 +4880,6 @@
             </w:r>
           </w:p>
         </w:tc>
-        <w:tc>
-          <w:tcPr/>
-          <w:p>
-            <w:pPr>
-              <w:pStyle w:val="Compact"/>
-            </w:pPr>
-            <w:r>
-              <w:rPr>
-                <w:sz w:val="19"/>
-                <w:lang w:val="es-CO"/>
-              </w:rPr>
-              <w:t xml:space="preserve">4800000</w:t>
-            </w:r>
-          </w:p>
-        </w:tc>
       </w:tr>
       <w:tr>
         <w:tc>
@@ -5989,21 +5021,6 @@
             </w:r>
           </w:p>
         </w:tc>
-        <w:tc>
-          <w:tcPr/>
-          <w:p>
-            <w:pPr>
-              <w:pStyle w:val="Compact"/>
-            </w:pPr>
-            <w:r>
-              <w:rPr>
-                <w:sz w:val="19"/>
-                <w:lang w:val="es-CO"/>
-              </w:rPr>
-              <w:t xml:space="preserve">ACTIVO</w:t>
-            </w:r>
-          </w:p>
-        </w:tc>
       </w:tr>
       <w:tr>
         <w:tc>
@@ -6093,21 +5110,6 @@
                 <w:lang w:val="es-CO"/>
               </w:rPr>
               <w:t xml:space="preserve">Sede donde labora el empleado (relación LABORAR).</w:t>
-            </w:r>
-          </w:p>
-        </w:tc>
-        <w:tc>
-          <w:tcPr/>
-          <w:p>
-            <w:pPr>
-              <w:pStyle w:val="Compact"/>
-            </w:pPr>
-            <w:r>
-              <w:rPr>
-                <w:sz w:val="19"/>
-                <w:lang w:val="es-CO"/>
-              </w:rPr>
-              <w:t xml:space="preserve">1</w:t>
             </w:r>
           </w:p>
         </w:tc>
@@ -6123,7 +5125,7 @@
           <w:bCs/>
           <w:lang w:val="es-CO"/>
         </w:rPr>
-        <w:t xml:space="preserve">Integridad referencial y reglas:</w:t>
+        <w:t xml:space="preserve">Reglas:</w:t>
       </w:r>
       <w:r>
         <w:rPr>
@@ -6167,109 +5169,9 @@
       </w:pPr>
       <w:r>
         <w:rPr>
-          <w:b/>
-          <w:bCs/>
           <w:lang w:val="es-CO"/>
         </w:rPr>
-        <w:t xml:space="preserve">Descripción:</w:t>
-      </w:r>
-      <w:r>
-        <w:rPr>
-          <w:lang w:val="es-CO"/>
-        </w:rPr>
-        <w:t xml:space="preserve"> </w:t>
-      </w:r>
-      <w:r>
-        <w:rPr>
-          <w:lang w:val="es-CO"/>
-        </w:rPr>
-        <w:t xml:space="preserve">Subtipo de EMPLEADO: médico veterinario habilitado para atender citas y prescribir.</w:t>
-      </w:r>
-      <w:r>
-        <w:br/>
-      </w:r>
-      <w:r>
-        <w:rPr>
-          <w:b/>
-          <w:bCs/>
-          <w:lang w:val="es-CO"/>
-        </w:rPr>
-        <w:t xml:space="preserve">Tipo:</w:t>
-      </w:r>
-      <w:r>
-        <w:rPr>
-          <w:lang w:val="es-CO"/>
-        </w:rPr>
-        <w:t xml:space="preserve"> </w:t>
-      </w:r>
-      <w:r>
-        <w:rPr>
-          <w:lang w:val="es-CO"/>
-        </w:rPr>
-        <w:t xml:space="preserve">Subtipo ·</w:t>
-      </w:r>
-      <w:r>
-        <w:rPr>
-          <w:lang w:val="es-CO"/>
-        </w:rPr>
-        <w:t xml:space="preserve"> </w:t>
-      </w:r>
-      <w:r>
-        <w:rPr>
-          <w:b/>
-          <w:bCs/>
-          <w:lang w:val="es-CO"/>
-        </w:rPr>
-        <w:t xml:space="preserve">Área:</w:t>
-      </w:r>
-      <w:r>
-        <w:rPr>
-          <w:lang w:val="es-CO"/>
-        </w:rPr>
-        <w:t xml:space="preserve"> </w:t>
-      </w:r>
-      <w:r>
-        <w:rPr>
-          <w:lang w:val="es-CO"/>
-        </w:rPr>
-        <w:t xml:space="preserve">Organización ·</w:t>
-      </w:r>
-      <w:r>
-        <w:rPr>
-          <w:lang w:val="es-CO"/>
-        </w:rPr>
-        <w:t xml:space="preserve"> </w:t>
-      </w:r>
-      <w:r>
-        <w:rPr>
-          <w:b/>
-          <w:bCs/>
-          <w:lang w:val="es-CO"/>
-        </w:rPr>
-        <w:t xml:space="preserve">Llave primaria:</w:t>
-      </w:r>
-      <w:r>
-        <w:rPr>
-          <w:lang w:val="es-CO"/>
-        </w:rPr>
-        <w:t xml:space="preserve"> </w:t>
-      </w:r>
-      <w:r>
-        <w:rPr>
-          <w:lang w:val="es-CO"/>
-        </w:rPr>
-        <w:t xml:space="preserve">id_empleado</w:t>
-      </w:r>
-    </w:p>
-    <w:p>
-      <w:pPr>
-        <w:pStyle w:val="TableCaption"/>
-      </w:pPr>
-      <w:r>
-        <w:rPr>
-          <w:lang w:val="es-CO"/>
-        </w:rPr>
-        <w:t xml:space="preserve">Diccionario de la tabla VETERINARIO</w:t>
+        <w:t xml:space="preserve">Subtipo de EMPLEADO: médico veterinario habilitado para atender citas y prescribir. (Subtipo, área Organización).</w:t>
       </w:r>
     </w:p>
     <w:tbl>
@@ -6278,7 +5180,6 @@
         <w:tblW w:type="pct" w:w="5000"/>
         <w:tblLayout w:type="fixed"/>
         <w:tblLook w:firstRow="1" w:lastRow="0" w:firstColumn="0" w:lastColumn="0" w:noHBand="0" w:noVBand="0" w:val="0020"/>
-        <w:tblCaption w:val="Diccionario de la tabla VETERINARIO"/>
         <w:tblBorders>
           <w:top w:val="single" w:sz="4" w:color="A6A6A6"/>
           <w:left w:val="single" w:sz="4" w:color="A6A6A6"/>
@@ -6289,13 +5190,12 @@
         </w:tblBorders>
       </w:tblPr>
       <w:tblGrid>
-        <w:gridCol w:w="1131"/>
-        <w:gridCol w:w="1131"/>
-        <w:gridCol w:w="1131"/>
-        <w:gridCol w:w="1131"/>
-        <w:gridCol w:w="1131"/>
-        <w:gridCol w:w="1131"/>
-        <w:gridCol w:w="1131"/>
+        <w:gridCol w:w="1320"/>
+        <w:gridCol w:w="1320"/>
+        <w:gridCol w:w="1320"/>
+        <w:gridCol w:w="1320"/>
+        <w:gridCol w:w="1320"/>
+        <w:gridCol w:w="1320"/>
       </w:tblGrid>
       <w:tr>
         <w:trPr>
@@ -6409,24 +5309,6 @@
             </w:r>
           </w:p>
         </w:tc>
-        <w:tc>
-          <w:tcPr>
-            <w:shd w:val="clear" w:fill="FBE5CC"/>
-          </w:tcPr>
-          <w:p>
-            <w:pPr>
-              <w:pStyle w:val="Compact"/>
-            </w:pPr>
-            <w:r>
-              <w:rPr>
-                <w:b/>
-                <w:sz w:val="19"/>
-                <w:lang w:val="es-CO"/>
-              </w:rPr>
-              <w:t xml:space="preserve">Ejemplo</w:t>
-            </w:r>
-          </w:p>
-        </w:tc>
       </w:tr>
       <w:tr>
         <w:tc>
@@ -6519,21 +5401,6 @@
             </w:r>
           </w:p>
         </w:tc>
-        <w:tc>
-          <w:tcPr/>
-          <w:p>
-            <w:pPr>
-              <w:pStyle w:val="Compact"/>
-            </w:pPr>
-            <w:r>
-              <w:rPr>
-                <w:sz w:val="19"/>
-                <w:lang w:val="es-CO"/>
-              </w:rPr>
-              <w:t xml:space="preserve">1</w:t>
-            </w:r>
-          </w:p>
-        </w:tc>
       </w:tr>
       <w:tr>
         <w:tc>
@@ -6626,21 +5493,6 @@
             </w:r>
           </w:p>
         </w:tc>
-        <w:tc>
-          <w:tcPr/>
-          <w:p>
-            <w:pPr>
-              <w:pStyle w:val="Compact"/>
-            </w:pPr>
-            <w:r>
-              <w:rPr>
-                <w:sz w:val="19"/>
-                <w:lang w:val="es-CO"/>
-              </w:rPr>
-              <w:t xml:space="preserve">TP-25410</w:t>
-            </w:r>
-          </w:p>
-        </w:tc>
       </w:tr>
       <w:tr>
         <w:tc>
@@ -6733,21 +5585,6 @@
             </w:r>
           </w:p>
         </w:tc>
-        <w:tc>
-          <w:tcPr/>
-          <w:p>
-            <w:pPr>
-              <w:pStyle w:val="Compact"/>
-            </w:pPr>
-            <w:r>
-              <w:rPr>
-                <w:sz w:val="19"/>
-                <w:lang w:val="es-CO"/>
-              </w:rPr>
-              <w:t xml:space="preserve">Universidad Nacional de Colombia</w:t>
-            </w:r>
-          </w:p>
-        </w:tc>
       </w:tr>
       <w:tr>
         <w:tc>
@@ -6837,21 +5674,6 @@
                 <w:lang w:val="es-CO"/>
               </w:rPr>
               <w:t xml:space="preserve">Año de graduación.</w:t>
-            </w:r>
-          </w:p>
-        </w:tc>
-        <w:tc>
-          <w:tcPr/>
-          <w:p>
-            <w:pPr>
-              <w:pStyle w:val="Compact"/>
-            </w:pPr>
-            <w:r>
-              <w:rPr>
-                <w:sz w:val="19"/>
-                <w:lang w:val="es-CO"/>
-              </w:rPr>
-              <w:t xml:space="preserve">2014</w:t>
             </w:r>
           </w:p>
         </w:tc>
@@ -6867,7 +5689,7 @@
           <w:bCs/>
           <w:lang w:val="es-CO"/>
         </w:rPr>
-        <w:t xml:space="preserve">Integridad referencial y reglas:</w:t>
+        <w:t xml:space="preserve">Reglas:</w:t>
       </w:r>
       <w:r>
         <w:rPr>
@@ -6911,109 +5733,9 @@
       </w:pPr>
       <w:r>
         <w:rPr>
-          <w:b/>
-          <w:bCs/>
           <w:lang w:val="es-CO"/>
         </w:rPr>
-        <w:t xml:space="preserve">Descripción:</w:t>
-      </w:r>
-      <w:r>
-        <w:rPr>
-          <w:lang w:val="es-CO"/>
-        </w:rPr>
-        <w:t xml:space="preserve"> </w:t>
-      </w:r>
-      <w:r>
-        <w:rPr>
-          <w:lang w:val="es-CO"/>
-        </w:rPr>
-        <w:t xml:space="preserve">Subtipo de EMPLEADO: auxiliar veterinario que asiste las consultas.</w:t>
-      </w:r>
-      <w:r>
-        <w:br/>
-      </w:r>
-      <w:r>
-        <w:rPr>
-          <w:b/>
-          <w:bCs/>
-          <w:lang w:val="es-CO"/>
-        </w:rPr>
-        <w:t xml:space="preserve">Tipo:</w:t>
-      </w:r>
-      <w:r>
-        <w:rPr>
-          <w:lang w:val="es-CO"/>
-        </w:rPr>
-        <w:t xml:space="preserve"> </w:t>
-      </w:r>
-      <w:r>
-        <w:rPr>
-          <w:lang w:val="es-CO"/>
-        </w:rPr>
-        <w:t xml:space="preserve">Subtipo ·</w:t>
-      </w:r>
-      <w:r>
-        <w:rPr>
-          <w:lang w:val="es-CO"/>
-        </w:rPr>
-        <w:t xml:space="preserve"> </w:t>
-      </w:r>
-      <w:r>
-        <w:rPr>
-          <w:b/>
-          <w:bCs/>
-          <w:lang w:val="es-CO"/>
-        </w:rPr>
-        <w:t xml:space="preserve">Área:</w:t>
-      </w:r>
-      <w:r>
-        <w:rPr>
-          <w:lang w:val="es-CO"/>
-        </w:rPr>
-        <w:t xml:space="preserve"> </w:t>
-      </w:r>
-      <w:r>
-        <w:rPr>
-          <w:lang w:val="es-CO"/>
-        </w:rPr>
-        <w:t xml:space="preserve">Organización ·</w:t>
-      </w:r>
-      <w:r>
-        <w:rPr>
-          <w:lang w:val="es-CO"/>
-        </w:rPr>
-        <w:t xml:space="preserve"> </w:t>
-      </w:r>
-      <w:r>
-        <w:rPr>
-          <w:b/>
-          <w:bCs/>
-          <w:lang w:val="es-CO"/>
-        </w:rPr>
-        <w:t xml:space="preserve">Llave primaria:</w:t>
-      </w:r>
-      <w:r>
-        <w:rPr>
-          <w:lang w:val="es-CO"/>
-        </w:rPr>
-        <w:t xml:space="preserve"> </w:t>
-      </w:r>
-      <w:r>
-        <w:rPr>
-          <w:lang w:val="es-CO"/>
-        </w:rPr>
-        <w:t xml:space="preserve">id_empleado</w:t>
-      </w:r>
-    </w:p>
-    <w:p>
-      <w:pPr>
-        <w:pStyle w:val="TableCaption"/>
-      </w:pPr>
-      <w:r>
-        <w:rPr>
-          <w:lang w:val="es-CO"/>
-        </w:rPr>
-        <w:t xml:space="preserve">Diccionario de la tabla AUXILIAR</w:t>
+        <w:t xml:space="preserve">Subtipo de EMPLEADO: auxiliar veterinario que asiste las consultas. (Subtipo, área Organización).</w:t>
       </w:r>
     </w:p>
     <w:tbl>
@@ -7022,7 +5744,6 @@
         <w:tblW w:type="pct" w:w="5000"/>
         <w:tblLayout w:type="fixed"/>
         <w:tblLook w:firstRow="1" w:lastRow="0" w:firstColumn="0" w:lastColumn="0" w:noHBand="0" w:noVBand="0" w:val="0020"/>
-        <w:tblCaption w:val="Diccionario de la tabla AUXILIAR"/>
         <w:tblBorders>
           <w:top w:val="single" w:sz="4" w:color="A6A6A6"/>
           <w:left w:val="single" w:sz="4" w:color="A6A6A6"/>
@@ -7033,13 +5754,12 @@
         </w:tblBorders>
       </w:tblPr>
       <w:tblGrid>
-        <w:gridCol w:w="1131"/>
-        <w:gridCol w:w="1131"/>
-        <w:gridCol w:w="1131"/>
-        <w:gridCol w:w="1131"/>
-        <w:gridCol w:w="1131"/>
-        <w:gridCol w:w="1131"/>
-        <w:gridCol w:w="1131"/>
+        <w:gridCol w:w="1320"/>
+        <w:gridCol w:w="1320"/>
+        <w:gridCol w:w="1320"/>
+        <w:gridCol w:w="1320"/>
+        <w:gridCol w:w="1320"/>
+        <w:gridCol w:w="1320"/>
       </w:tblGrid>
       <w:tr>
         <w:trPr>
@@ -7153,24 +5873,6 @@
             </w:r>
           </w:p>
         </w:tc>
-        <w:tc>
-          <w:tcPr>
-            <w:shd w:val="clear" w:fill="FBE5CC"/>
-          </w:tcPr>
-          <w:p>
-            <w:pPr>
-              <w:pStyle w:val="Compact"/>
-            </w:pPr>
-            <w:r>
-              <w:rPr>
-                <w:b/>
-                <w:sz w:val="19"/>
-                <w:lang w:val="es-CO"/>
-              </w:rPr>
-              <w:t xml:space="preserve">Ejemplo</w:t>
-            </w:r>
-          </w:p>
-        </w:tc>
       </w:tr>
       <w:tr>
         <w:tc>
@@ -7263,21 +5965,6 @@
             </w:r>
           </w:p>
         </w:tc>
-        <w:tc>
-          <w:tcPr/>
-          <w:p>
-            <w:pPr>
-              <w:pStyle w:val="Compact"/>
-            </w:pPr>
-            <w:r>
-              <w:rPr>
-                <w:sz w:val="19"/>
-                <w:lang w:val="es-CO"/>
-              </w:rPr>
-              <w:t xml:space="preserve">10</w:t>
-            </w:r>
-          </w:p>
-        </w:tc>
       </w:tr>
       <w:tr>
         <w:tc>
@@ -7440,21 +6127,6 @@
             </w:r>
           </w:p>
         </w:tc>
-        <w:tc>
-          <w:tcPr/>
-          <w:p>
-            <w:pPr>
-              <w:pStyle w:val="Compact"/>
-            </w:pPr>
-            <w:r>
-              <w:rPr>
-                <w:sz w:val="19"/>
-                <w:lang w:val="es-CO"/>
-              </w:rPr>
-              <w:t xml:space="preserve">CLINICA</w:t>
-            </w:r>
-          </w:p>
-        </w:tc>
       </w:tr>
       <w:tr>
         <w:tc>
@@ -7547,21 +6219,6 @@
             </w:r>
           </w:p>
         </w:tc>
-        <w:tc>
-          <w:tcPr/>
-          <w:p>
-            <w:pPr>
-              <w:pStyle w:val="Compact"/>
-            </w:pPr>
-            <w:r>
-              <w:rPr>
-                <w:sz w:val="19"/>
-                <w:lang w:val="es-CO"/>
-              </w:rPr>
-              <w:t xml:space="preserve">Técnico en asistencia veterinaria</w:t>
-            </w:r>
-          </w:p>
-        </w:tc>
       </w:tr>
       <w:tr>
         <w:tc>
@@ -7693,21 +6350,6 @@
                 <w:lang w:val="es-CO"/>
               </w:rPr>
               <w:t xml:space="preserve">Turno habitual.</w:t>
-            </w:r>
-          </w:p>
-        </w:tc>
-        <w:tc>
-          <w:tcPr/>
-          <w:p>
-            <w:pPr>
-              <w:pStyle w:val="Compact"/>
-            </w:pPr>
-            <w:r>
-              <w:rPr>
-                <w:sz w:val="19"/>
-                <w:lang w:val="es-CO"/>
-              </w:rPr>
-              <w:t xml:space="preserve">MANANA</w:t>
             </w:r>
           </w:p>
         </w:tc>
@@ -7723,7 +6365,7 @@
           <w:bCs/>
           <w:lang w:val="es-CO"/>
         </w:rPr>
-        <w:t xml:space="preserve">Integridad referencial y reglas:</w:t>
+        <w:t xml:space="preserve">Reglas:</w:t>
       </w:r>
       <w:r>
         <w:rPr>
@@ -7767,109 +6409,9 @@
       </w:pPr>
       <w:r>
         <w:rPr>
-          <w:b/>
-          <w:bCs/>
           <w:lang w:val="es-CO"/>
         </w:rPr>
-        <w:t xml:space="preserve">Descripción:</w:t>
-      </w:r>
-      <w:r>
-        <w:rPr>
-          <w:lang w:val="es-CO"/>
-        </w:rPr>
-        <w:t xml:space="preserve"> </w:t>
-      </w:r>
-      <w:r>
-        <w:rPr>
-          <w:lang w:val="es-CO"/>
-        </w:rPr>
-        <w:t xml:space="preserve">Áreas de especialización médica veterinaria.</w:t>
-      </w:r>
-      <w:r>
-        <w:br/>
-      </w:r>
-      <w:r>
-        <w:rPr>
-          <w:b/>
-          <w:bCs/>
-          <w:lang w:val="es-CO"/>
-        </w:rPr>
-        <w:t xml:space="preserve">Tipo:</w:t>
-      </w:r>
-      <w:r>
-        <w:rPr>
-          <w:lang w:val="es-CO"/>
-        </w:rPr>
-        <w:t xml:space="preserve"> </w:t>
-      </w:r>
-      <w:r>
-        <w:rPr>
-          <w:lang w:val="es-CO"/>
-        </w:rPr>
-        <w:t xml:space="preserve">Catálogo ·</w:t>
-      </w:r>
-      <w:r>
-        <w:rPr>
-          <w:lang w:val="es-CO"/>
-        </w:rPr>
-        <w:t xml:space="preserve"> </w:t>
-      </w:r>
-      <w:r>
-        <w:rPr>
-          <w:b/>
-          <w:bCs/>
-          <w:lang w:val="es-CO"/>
-        </w:rPr>
-        <w:t xml:space="preserve">Área:</w:t>
-      </w:r>
-      <w:r>
-        <w:rPr>
-          <w:lang w:val="es-CO"/>
-        </w:rPr>
-        <w:t xml:space="preserve"> </w:t>
-      </w:r>
-      <w:r>
-        <w:rPr>
-          <w:lang w:val="es-CO"/>
-        </w:rPr>
-        <w:t xml:space="preserve">Organización ·</w:t>
-      </w:r>
-      <w:r>
-        <w:rPr>
-          <w:lang w:val="es-CO"/>
-        </w:rPr>
-        <w:t xml:space="preserve"> </w:t>
-      </w:r>
-      <w:r>
-        <w:rPr>
-          <w:b/>
-          <w:bCs/>
-          <w:lang w:val="es-CO"/>
-        </w:rPr>
-        <w:t xml:space="preserve">Llave primaria:</w:t>
-      </w:r>
-      <w:r>
-        <w:rPr>
-          <w:lang w:val="es-CO"/>
-        </w:rPr>
-        <w:t xml:space="preserve"> </w:t>
-      </w:r>
-      <w:r>
-        <w:rPr>
-          <w:lang w:val="es-CO"/>
-        </w:rPr>
-        <w:t xml:space="preserve">id_especialidad</w:t>
-      </w:r>
-    </w:p>
-    <w:p>
-      <w:pPr>
-        <w:pStyle w:val="TableCaption"/>
-      </w:pPr>
-      <w:r>
-        <w:rPr>
-          <w:lang w:val="es-CO"/>
-        </w:rPr>
-        <w:t xml:space="preserve">Diccionario de la tabla ESPECIALIDAD</w:t>
+        <w:t xml:space="preserve">Áreas de especialización médica veterinaria. (Catálogo, área Organización).</w:t>
       </w:r>
     </w:p>
     <w:tbl>
@@ -7878,7 +6420,6 @@
         <w:tblW w:type="pct" w:w="5000"/>
         <w:tblLayout w:type="fixed"/>
         <w:tblLook w:firstRow="1" w:lastRow="0" w:firstColumn="0" w:lastColumn="0" w:noHBand="0" w:noVBand="0" w:val="0020"/>
-        <w:tblCaption w:val="Diccionario de la tabla ESPECIALIDAD"/>
         <w:tblBorders>
           <w:top w:val="single" w:sz="4" w:color="A6A6A6"/>
           <w:left w:val="single" w:sz="4" w:color="A6A6A6"/>
@@ -7889,13 +6430,12 @@
         </w:tblBorders>
       </w:tblPr>
       <w:tblGrid>
-        <w:gridCol w:w="1131"/>
-        <w:gridCol w:w="1131"/>
-        <w:gridCol w:w="1131"/>
-        <w:gridCol w:w="1131"/>
-        <w:gridCol w:w="1131"/>
-        <w:gridCol w:w="1131"/>
-        <w:gridCol w:w="1131"/>
+        <w:gridCol w:w="1320"/>
+        <w:gridCol w:w="1320"/>
+        <w:gridCol w:w="1320"/>
+        <w:gridCol w:w="1320"/>
+        <w:gridCol w:w="1320"/>
+        <w:gridCol w:w="1320"/>
       </w:tblGrid>
       <w:tr>
         <w:trPr>
@@ -8009,24 +6549,6 @@
             </w:r>
           </w:p>
         </w:tc>
-        <w:tc>
-          <w:tcPr>
-            <w:shd w:val="clear" w:fill="FBE5CC"/>
-          </w:tcPr>
-          <w:p>
-            <w:pPr>
-              <w:pStyle w:val="Compact"/>
-            </w:pPr>
-            <w:r>
-              <w:rPr>
-                <w:b/>
-                <w:sz w:val="19"/>
-                <w:lang w:val="es-CO"/>
-              </w:rPr>
-              <w:t xml:space="preserve">Ejemplo</w:t>
-            </w:r>
-          </w:p>
-        </w:tc>
       </w:tr>
       <w:tr>
         <w:tc>
@@ -8119,21 +6641,6 @@
             </w:r>
           </w:p>
         </w:tc>
-        <w:tc>
-          <w:tcPr/>
-          <w:p>
-            <w:pPr>
-              <w:pStyle w:val="Compact"/>
-            </w:pPr>
-            <w:r>
-              <w:rPr>
-                <w:sz w:val="19"/>
-                <w:lang w:val="es-CO"/>
-              </w:rPr>
-              <w:t xml:space="preserve">1</w:t>
-            </w:r>
-          </w:p>
-        </w:tc>
       </w:tr>
       <w:tr>
         <w:tc>
@@ -8226,21 +6733,6 @@
             </w:r>
           </w:p>
         </w:tc>
-        <w:tc>
-          <w:tcPr/>
-          <w:p>
-            <w:pPr>
-              <w:pStyle w:val="Compact"/>
-            </w:pPr>
-            <w:r>
-              <w:rPr>
-                <w:sz w:val="19"/>
-                <w:lang w:val="es-CO"/>
-              </w:rPr>
-              <w:t xml:space="preserve">Cirugía</w:t>
-            </w:r>
-          </w:p>
-        </w:tc>
       </w:tr>
       <w:tr>
         <w:tc>
@@ -8330,21 +6822,6 @@
                 <w:lang w:val="es-CO"/>
               </w:rPr>
               <w:t xml:space="preserve">Descripción breve.</w:t>
-            </w:r>
-          </w:p>
-        </w:tc>
-        <w:tc>
-          <w:tcPr/>
-          <w:p>
-            <w:pPr>
-              <w:pStyle w:val="Compact"/>
-            </w:pPr>
-            <w:r>
-              <w:rPr>
-                <w:sz w:val="19"/>
-                <w:lang w:val="es-CO"/>
-              </w:rPr>
-              <w:t xml:space="preserve">Procedimientos quirúrgicos de tejidos blandos y ortopedia</w:t>
             </w:r>
           </w:p>
         </w:tc>
@@ -8379,109 +6856,9 @@
       </w:pPr>
       <w:r>
         <w:rPr>
-          <w:b/>
-          <w:bCs/>
           <w:lang w:val="es-CO"/>
         </w:rPr>
-        <w:t xml:space="preserve">Descripción:</w:t>
-      </w:r>
-      <w:r>
-        <w:rPr>
-          <w:lang w:val="es-CO"/>
-        </w:rPr>
-        <w:t xml:space="preserve"> </w:t>
-      </w:r>
-      <w:r>
-        <w:rPr>
-          <w:lang w:val="es-CO"/>
-        </w:rPr>
-        <w:t xml:space="preserve">Resuelve la relación N:M CERTIFICAR entre VETERINARIO y ESPECIALIDAD.</w:t>
-      </w:r>
-      <w:r>
-        <w:br/>
-      </w:r>
-      <w:r>
-        <w:rPr>
-          <w:b/>
-          <w:bCs/>
-          <w:lang w:val="es-CO"/>
-        </w:rPr>
-        <w:t xml:space="preserve">Tipo:</w:t>
-      </w:r>
-      <w:r>
-        <w:rPr>
-          <w:lang w:val="es-CO"/>
-        </w:rPr>
-        <w:t xml:space="preserve"> </w:t>
-      </w:r>
-      <w:r>
-        <w:rPr>
-          <w:lang w:val="es-CO"/>
-        </w:rPr>
-        <w:t xml:space="preserve">Asociativa (N:M) ·</w:t>
-      </w:r>
-      <w:r>
-        <w:rPr>
-          <w:lang w:val="es-CO"/>
-        </w:rPr>
-        <w:t xml:space="preserve"> </w:t>
-      </w:r>
-      <w:r>
-        <w:rPr>
-          <w:b/>
-          <w:bCs/>
-          <w:lang w:val="es-CO"/>
-        </w:rPr>
-        <w:t xml:space="preserve">Área:</w:t>
-      </w:r>
-      <w:r>
-        <w:rPr>
-          <w:lang w:val="es-CO"/>
-        </w:rPr>
-        <w:t xml:space="preserve"> </w:t>
-      </w:r>
-      <w:r>
-        <w:rPr>
-          <w:lang w:val="es-CO"/>
-        </w:rPr>
-        <w:t xml:space="preserve">Organización ·</w:t>
-      </w:r>
-      <w:r>
-        <w:rPr>
-          <w:lang w:val="es-CO"/>
-        </w:rPr>
-        <w:t xml:space="preserve"> </w:t>
-      </w:r>
-      <w:r>
-        <w:rPr>
-          <w:b/>
-          <w:bCs/>
-          <w:lang w:val="es-CO"/>
-        </w:rPr>
-        <w:t xml:space="preserve">Llave primaria:</w:t>
-      </w:r>
-      <w:r>
-        <w:rPr>
-          <w:lang w:val="es-CO"/>
-        </w:rPr>
-        <w:t xml:space="preserve"> </w:t>
-      </w:r>
-      <w:r>
-        <w:rPr>
-          <w:lang w:val="es-CO"/>
-        </w:rPr>
-        <w:t xml:space="preserve">id_empleado, id_especialidad</w:t>
-      </w:r>
-    </w:p>
-    <w:p>
-      <w:pPr>
-        <w:pStyle w:val="TableCaption"/>
-      </w:pPr>
-      <w:r>
-        <w:rPr>
-          <w:lang w:val="es-CO"/>
-        </w:rPr>
-        <w:t xml:space="preserve">Diccionario de la tabla VETERINARIO_ESPECIALIDAD</w:t>
+        <w:t xml:space="preserve">Resuelve la relación N:M CERTIFICAR entre VETERINARIO y ESPECIALIDAD. (Asociativa (N:M), área Organización).</w:t>
       </w:r>
     </w:p>
     <w:tbl>
@@ -8490,7 +6867,6 @@
         <w:tblW w:type="pct" w:w="5000"/>
         <w:tblLayout w:type="fixed"/>
         <w:tblLook w:firstRow="1" w:lastRow="0" w:firstColumn="0" w:lastColumn="0" w:noHBand="0" w:noVBand="0" w:val="0020"/>
-        <w:tblCaption w:val="Diccionario de la tabla VETERINARIO_ESPECIALIDAD"/>
         <w:tblBorders>
           <w:top w:val="single" w:sz="4" w:color="A6A6A6"/>
           <w:left w:val="single" w:sz="4" w:color="A6A6A6"/>
@@ -8501,13 +6877,12 @@
         </w:tblBorders>
       </w:tblPr>
       <w:tblGrid>
-        <w:gridCol w:w="1131"/>
-        <w:gridCol w:w="1131"/>
-        <w:gridCol w:w="1131"/>
-        <w:gridCol w:w="1131"/>
-        <w:gridCol w:w="1131"/>
-        <w:gridCol w:w="1131"/>
-        <w:gridCol w:w="1131"/>
+        <w:gridCol w:w="1320"/>
+        <w:gridCol w:w="1320"/>
+        <w:gridCol w:w="1320"/>
+        <w:gridCol w:w="1320"/>
+        <w:gridCol w:w="1320"/>
+        <w:gridCol w:w="1320"/>
       </w:tblGrid>
       <w:tr>
         <w:trPr>
@@ -8621,24 +6996,6 @@
             </w:r>
           </w:p>
         </w:tc>
-        <w:tc>
-          <w:tcPr>
-            <w:shd w:val="clear" w:fill="FBE5CC"/>
-          </w:tcPr>
-          <w:p>
-            <w:pPr>
-              <w:pStyle w:val="Compact"/>
-            </w:pPr>
-            <w:r>
-              <w:rPr>
-                <w:b/>
-                <w:sz w:val="19"/>
-                <w:lang w:val="es-CO"/>
-              </w:rPr>
-              <w:t xml:space="preserve">Ejemplo</w:t>
-            </w:r>
-          </w:p>
-        </w:tc>
       </w:tr>
       <w:tr>
         <w:tc>
@@ -8731,21 +7088,6 @@
             </w:r>
           </w:p>
         </w:tc>
-        <w:tc>
-          <w:tcPr/>
-          <w:p>
-            <w:pPr>
-              <w:pStyle w:val="Compact"/>
-            </w:pPr>
-            <w:r>
-              <w:rPr>
-                <w:sz w:val="19"/>
-                <w:lang w:val="es-CO"/>
-              </w:rPr>
-              <w:t xml:space="preserve">1</w:t>
-            </w:r>
-          </w:p>
-        </w:tc>
       </w:tr>
       <w:tr>
         <w:tc>
@@ -8838,21 +7180,6 @@
             </w:r>
           </w:p>
         </w:tc>
-        <w:tc>
-          <w:tcPr/>
-          <w:p>
-            <w:pPr>
-              <w:pStyle w:val="Compact"/>
-            </w:pPr>
-            <w:r>
-              <w:rPr>
-                <w:sz w:val="19"/>
-                <w:lang w:val="es-CO"/>
-              </w:rPr>
-              <w:t xml:space="preserve">2</w:t>
-            </w:r>
-          </w:p>
-        </w:tc>
       </w:tr>
       <w:tr>
         <w:tc>
@@ -8942,21 +7269,6 @@
                 <w:lang w:val="es-CO"/>
               </w:rPr>
               <w:t xml:space="preserve">Fecha en que obtuvo la certificación.</w:t>
-            </w:r>
-          </w:p>
-        </w:tc>
-        <w:tc>
-          <w:tcPr/>
-          <w:p>
-            <w:pPr>
-              <w:pStyle w:val="Compact"/>
-            </w:pPr>
-            <w:r>
-              <w:rPr>
-                <w:sz w:val="19"/>
-                <w:lang w:val="es-CO"/>
-              </w:rPr>
-              <w:t xml:space="preserve">2018-11-30</w:t>
             </w:r>
           </w:p>
         </w:tc>
@@ -8972,7 +7284,7 @@
           <w:bCs/>
           <w:lang w:val="es-CO"/>
         </w:rPr>
-        <w:t xml:space="preserve">Integridad referencial y reglas:</w:t>
+        <w:t xml:space="preserve">Reglas:</w:t>
       </w:r>
       <w:r>
         <w:rPr>
@@ -9016,109 +7328,9 @@
       </w:pPr>
       <w:r>
         <w:rPr>
-          <w:b/>
-          <w:bCs/>
           <w:lang w:val="es-CO"/>
         </w:rPr>
-        <w:t xml:space="preserve">Descripción:</w:t>
-      </w:r>
-      <w:r>
-        <w:rPr>
-          <w:lang w:val="es-CO"/>
-        </w:rPr>
-        <w:t xml:space="preserve"> </w:t>
-      </w:r>
-      <w:r>
-        <w:rPr>
-          <w:lang w:val="es-CO"/>
-        </w:rPr>
-        <w:t xml:space="preserve">Persona propietaria de una o más mascotas; es quien paga los servicios.</w:t>
-      </w:r>
-      <w:r>
-        <w:br/>
-      </w:r>
-      <w:r>
-        <w:rPr>
-          <w:b/>
-          <w:bCs/>
-          <w:lang w:val="es-CO"/>
-        </w:rPr>
-        <w:t xml:space="preserve">Tipo:</w:t>
-      </w:r>
-      <w:r>
-        <w:rPr>
-          <w:lang w:val="es-CO"/>
-        </w:rPr>
-        <w:t xml:space="preserve"> </w:t>
-      </w:r>
-      <w:r>
-        <w:rPr>
-          <w:lang w:val="es-CO"/>
-        </w:rPr>
-        <w:t xml:space="preserve">Fuerte ·</w:t>
-      </w:r>
-      <w:r>
-        <w:rPr>
-          <w:lang w:val="es-CO"/>
-        </w:rPr>
-        <w:t xml:space="preserve"> </w:t>
-      </w:r>
-      <w:r>
-        <w:rPr>
-          <w:b/>
-          <w:bCs/>
-          <w:lang w:val="es-CO"/>
-        </w:rPr>
-        <w:t xml:space="preserve">Área:</w:t>
-      </w:r>
-      <w:r>
-        <w:rPr>
-          <w:lang w:val="es-CO"/>
-        </w:rPr>
-        <w:t xml:space="preserve"> </w:t>
-      </w:r>
-      <w:r>
-        <w:rPr>
-          <w:lang w:val="es-CO"/>
-        </w:rPr>
-        <w:t xml:space="preserve">Clínica ·</w:t>
-      </w:r>
-      <w:r>
-        <w:rPr>
-          <w:lang w:val="es-CO"/>
-        </w:rPr>
-        <w:t xml:space="preserve"> </w:t>
-      </w:r>
-      <w:r>
-        <w:rPr>
-          <w:b/>
-          <w:bCs/>
-          <w:lang w:val="es-CO"/>
-        </w:rPr>
-        <w:t xml:space="preserve">Llave primaria:</w:t>
-      </w:r>
-      <w:r>
-        <w:rPr>
-          <w:lang w:val="es-CO"/>
-        </w:rPr>
-        <w:t xml:space="preserve"> </w:t>
-      </w:r>
-      <w:r>
-        <w:rPr>
-          <w:lang w:val="es-CO"/>
-        </w:rPr>
-        <w:t xml:space="preserve">id_cliente</w:t>
-      </w:r>
-    </w:p>
-    <w:p>
-      <w:pPr>
-        <w:pStyle w:val="TableCaption"/>
-      </w:pPr>
-      <w:r>
-        <w:rPr>
-          <w:lang w:val="es-CO"/>
-        </w:rPr>
-        <w:t xml:space="preserve">Diccionario de la tabla CLIENTE</w:t>
+        <w:t xml:space="preserve">Persona propietaria de una o más mascotas; es quien paga los servicios. (Fuerte, área Clínica).</w:t>
       </w:r>
     </w:p>
     <w:tbl>
@@ -9127,7 +7339,6 @@
         <w:tblW w:type="pct" w:w="5000"/>
         <w:tblLayout w:type="fixed"/>
         <w:tblLook w:firstRow="1" w:lastRow="0" w:firstColumn="0" w:lastColumn="0" w:noHBand="0" w:noVBand="0" w:val="0020"/>
-        <w:tblCaption w:val="Diccionario de la tabla CLIENTE"/>
         <w:tblBorders>
           <w:top w:val="single" w:sz="4" w:color="A6A6A6"/>
           <w:left w:val="single" w:sz="4" w:color="A6A6A6"/>
@@ -9138,13 +7349,12 @@
         </w:tblBorders>
       </w:tblPr>
       <w:tblGrid>
-        <w:gridCol w:w="1131"/>
-        <w:gridCol w:w="1131"/>
-        <w:gridCol w:w="1131"/>
-        <w:gridCol w:w="1131"/>
-        <w:gridCol w:w="1131"/>
-        <w:gridCol w:w="1131"/>
-        <w:gridCol w:w="1131"/>
+        <w:gridCol w:w="1320"/>
+        <w:gridCol w:w="1320"/>
+        <w:gridCol w:w="1320"/>
+        <w:gridCol w:w="1320"/>
+        <w:gridCol w:w="1320"/>
+        <w:gridCol w:w="1320"/>
       </w:tblGrid>
       <w:tr>
         <w:trPr>
@@ -9258,24 +7468,6 @@
             </w:r>
           </w:p>
         </w:tc>
-        <w:tc>
-          <w:tcPr>
-            <w:shd w:val="clear" w:fill="FBE5CC"/>
-          </w:tcPr>
-          <w:p>
-            <w:pPr>
-              <w:pStyle w:val="Compact"/>
-            </w:pPr>
-            <w:r>
-              <w:rPr>
-                <w:b/>
-                <w:sz w:val="19"/>
-                <w:lang w:val="es-CO"/>
-              </w:rPr>
-              <w:t xml:space="preserve">Ejemplo</w:t>
-            </w:r>
-          </w:p>
-        </w:tc>
       </w:tr>
       <w:tr>
         <w:tc>
@@ -9368,21 +7560,6 @@
             </w:r>
           </w:p>
         </w:tc>
-        <w:tc>
-          <w:tcPr/>
-          <w:p>
-            <w:pPr>
-              <w:pStyle w:val="Compact"/>
-            </w:pPr>
-            <w:r>
-              <w:rPr>
-                <w:sz w:val="19"/>
-                <w:lang w:val="es-CO"/>
-              </w:rPr>
-              <w:t xml:space="preserve">1</w:t>
-            </w:r>
-          </w:p>
-        </w:tc>
       </w:tr>
       <w:tr>
         <w:tc>
@@ -9531,21 +7708,6 @@
             </w:r>
           </w:p>
         </w:tc>
-        <w:tc>
-          <w:tcPr/>
-          <w:p>
-            <w:pPr>
-              <w:pStyle w:val="Compact"/>
-            </w:pPr>
-            <w:r>
-              <w:rPr>
-                <w:sz w:val="19"/>
-                <w:lang w:val="es-CO"/>
-              </w:rPr>
-              <w:t xml:space="preserve">CC</w:t>
-            </w:r>
-          </w:p>
-        </w:tc>
       </w:tr>
       <w:tr>
         <w:tc>
@@ -9638,21 +7800,6 @@
             </w:r>
           </w:p>
         </w:tc>
-        <w:tc>
-          <w:tcPr/>
-          <w:p>
-            <w:pPr>
-              <w:pStyle w:val="Compact"/>
-            </w:pPr>
-            <w:r>
-              <w:rPr>
-                <w:sz w:val="19"/>
-                <w:lang w:val="es-CO"/>
-              </w:rPr>
-              <w:t xml:space="preserve">52987654</w:t>
-            </w:r>
-          </w:p>
-        </w:tc>
       </w:tr>
       <w:tr>
         <w:tc>
@@ -9745,21 +7892,6 @@
             </w:r>
           </w:p>
         </w:tc>
-        <w:tc>
-          <w:tcPr/>
-          <w:p>
-            <w:pPr>
-              <w:pStyle w:val="Compact"/>
-            </w:pPr>
-            <w:r>
-              <w:rPr>
-                <w:sz w:val="19"/>
-                <w:lang w:val="es-CO"/>
-              </w:rPr>
-              <w:t xml:space="preserve">Andrés Felipe</w:t>
-            </w:r>
-          </w:p>
-        </w:tc>
       </w:tr>
       <w:tr>
         <w:tc>
@@ -9852,21 +7984,6 @@
             </w:r>
           </w:p>
         </w:tc>
-        <w:tc>
-          <w:tcPr/>
-          <w:p>
-            <w:pPr>
-              <w:pStyle w:val="Compact"/>
-            </w:pPr>
-            <w:r>
-              <w:rPr>
-                <w:sz w:val="19"/>
-                <w:lang w:val="es-CO"/>
-              </w:rPr>
-              <w:t xml:space="preserve">Martínez Ruiz</w:t>
-            </w:r>
-          </w:p>
-        </w:tc>
       </w:tr>
       <w:tr>
         <w:tc>
@@ -9959,21 +8076,6 @@
             </w:r>
           </w:p>
         </w:tc>
-        <w:tc>
-          <w:tcPr/>
-          <w:p>
-            <w:pPr>
-              <w:pStyle w:val="Compact"/>
-            </w:pPr>
-            <w:r>
-              <w:rPr>
-                <w:sz w:val="19"/>
-                <w:lang w:val="es-CO"/>
-              </w:rPr>
-              <w:t xml:space="preserve">afmartinez@correo.com</w:t>
-            </w:r>
-          </w:p>
-        </w:tc>
       </w:tr>
       <w:tr>
         <w:tc>
@@ -10066,21 +8168,6 @@
             </w:r>
           </w:p>
         </w:tc>
-        <w:tc>
-          <w:tcPr/>
-          <w:p>
-            <w:pPr>
-              <w:pStyle w:val="Compact"/>
-            </w:pPr>
-            <w:r>
-              <w:rPr>
-                <w:sz w:val="19"/>
-                <w:lang w:val="es-CO"/>
-              </w:rPr>
-              <w:t xml:space="preserve">Cra. 15 #93-60 Apto 402</w:t>
-            </w:r>
-          </w:p>
-        </w:tc>
       </w:tr>
       <w:tr>
         <w:tc>
@@ -10173,21 +8260,6 @@
             </w:r>
           </w:p>
         </w:tc>
-        <w:tc>
-          <w:tcPr/>
-          <w:p>
-            <w:pPr>
-              <w:pStyle w:val="Compact"/>
-            </w:pPr>
-            <w:r>
-              <w:rPr>
-                <w:sz w:val="19"/>
-                <w:lang w:val="es-CO"/>
-              </w:rPr>
-              <w:t xml:space="preserve">1</w:t>
-            </w:r>
-          </w:p>
-        </w:tc>
       </w:tr>
       <w:tr>
         <w:tc>
@@ -10277,21 +8349,6 @@
                 <w:lang w:val="es-CO"/>
               </w:rPr>
               <w:t xml:space="preserve">Fecha de registro en el sistema.</w:t>
-            </w:r>
-          </w:p>
-        </w:tc>
-        <w:tc>
-          <w:tcPr/>
-          <w:p>
-            <w:pPr>
-              <w:pStyle w:val="Compact"/>
-            </w:pPr>
-            <w:r>
-              <w:rPr>
-                <w:sz w:val="19"/>
-                <w:lang w:val="es-CO"/>
-              </w:rPr>
-              <w:t xml:space="preserve">2025-01-15</w:t>
             </w:r>
           </w:p>
         </w:tc>
@@ -10307,7 +8364,7 @@
           <w:bCs/>
           <w:lang w:val="es-CO"/>
         </w:rPr>
-        <w:t xml:space="preserve">Integridad referencial y reglas:</w:t>
+        <w:t xml:space="preserve">Reglas:</w:t>
       </w:r>
       <w:r>
         <w:rPr>
@@ -10351,109 +8408,9 @@
       </w:pPr>
       <w:r>
         <w:rPr>
-          <w:b/>
-          <w:bCs/>
           <w:lang w:val="es-CO"/>
         </w:rPr>
-        <w:t xml:space="preserve">Descripción:</w:t>
-      </w:r>
-      <w:r>
-        <w:rPr>
-          <w:lang w:val="es-CO"/>
-        </w:rPr>
-        <w:t xml:space="preserve"> </w:t>
-      </w:r>
-      <w:r>
-        <w:rPr>
-          <w:lang w:val="es-CO"/>
-        </w:rPr>
-        <w:t xml:space="preserve">Atributo multivaluado teléfono de CLIENTE llevado a tabla (Primera Forma Normal).</w:t>
-      </w:r>
-      <w:r>
-        <w:br/>
-      </w:r>
-      <w:r>
-        <w:rPr>
-          <w:b/>
-          <w:bCs/>
-          <w:lang w:val="es-CO"/>
-        </w:rPr>
-        <w:t xml:space="preserve">Tipo:</w:t>
-      </w:r>
-      <w:r>
-        <w:rPr>
-          <w:lang w:val="es-CO"/>
-        </w:rPr>
-        <w:t xml:space="preserve"> </w:t>
-      </w:r>
-      <w:r>
-        <w:rPr>
-          <w:lang w:val="es-CO"/>
-        </w:rPr>
-        <w:t xml:space="preserve">Multivaluado ·</w:t>
-      </w:r>
-      <w:r>
-        <w:rPr>
-          <w:lang w:val="es-CO"/>
-        </w:rPr>
-        <w:t xml:space="preserve"> </w:t>
-      </w:r>
-      <w:r>
-        <w:rPr>
-          <w:b/>
-          <w:bCs/>
-          <w:lang w:val="es-CO"/>
-        </w:rPr>
-        <w:t xml:space="preserve">Área:</w:t>
-      </w:r>
-      <w:r>
-        <w:rPr>
-          <w:lang w:val="es-CO"/>
-        </w:rPr>
-        <w:t xml:space="preserve"> </w:t>
-      </w:r>
-      <w:r>
-        <w:rPr>
-          <w:lang w:val="es-CO"/>
-        </w:rPr>
-        <w:t xml:space="preserve">Clínica ·</w:t>
-      </w:r>
-      <w:r>
-        <w:rPr>
-          <w:lang w:val="es-CO"/>
-        </w:rPr>
-        <w:t xml:space="preserve"> </w:t>
-      </w:r>
-      <w:r>
-        <w:rPr>
-          <w:b/>
-          <w:bCs/>
-          <w:lang w:val="es-CO"/>
-        </w:rPr>
-        <w:t xml:space="preserve">Llave primaria:</w:t>
-      </w:r>
-      <w:r>
-        <w:rPr>
-          <w:lang w:val="es-CO"/>
-        </w:rPr>
-        <w:t xml:space="preserve"> </w:t>
-      </w:r>
-      <w:r>
-        <w:rPr>
-          <w:lang w:val="es-CO"/>
-        </w:rPr>
-        <w:t xml:space="preserve">id_cliente, telefono</w:t>
-      </w:r>
-    </w:p>
-    <w:p>
-      <w:pPr>
-        <w:pStyle w:val="TableCaption"/>
-      </w:pPr>
-      <w:r>
-        <w:rPr>
-          <w:lang w:val="es-CO"/>
-        </w:rPr>
-        <w:t xml:space="preserve">Diccionario de la tabla TELEFONO_CLIENTE</w:t>
+        <w:t xml:space="preserve">Atributo multivaluado teléfono de CLIENTE llevado a tabla (Primera Forma Normal). (Multivaluado, área Clínica).</w:t>
       </w:r>
     </w:p>
     <w:tbl>
@@ -10462,7 +8419,6 @@
         <w:tblW w:type="pct" w:w="5000"/>
         <w:tblLayout w:type="fixed"/>
         <w:tblLook w:firstRow="1" w:lastRow="0" w:firstColumn="0" w:lastColumn="0" w:noHBand="0" w:noVBand="0" w:val="0020"/>
-        <w:tblCaption w:val="Diccionario de la tabla TELEFONO_CLIENTE"/>
         <w:tblBorders>
           <w:top w:val="single" w:sz="4" w:color="A6A6A6"/>
           <w:left w:val="single" w:sz="4" w:color="A6A6A6"/>
@@ -10473,13 +8429,12 @@
         </w:tblBorders>
       </w:tblPr>
       <w:tblGrid>
-        <w:gridCol w:w="1131"/>
-        <w:gridCol w:w="1131"/>
-        <w:gridCol w:w="1131"/>
-        <w:gridCol w:w="1131"/>
-        <w:gridCol w:w="1131"/>
-        <w:gridCol w:w="1131"/>
-        <w:gridCol w:w="1131"/>
+        <w:gridCol w:w="1320"/>
+        <w:gridCol w:w="1320"/>
+        <w:gridCol w:w="1320"/>
+        <w:gridCol w:w="1320"/>
+        <w:gridCol w:w="1320"/>
+        <w:gridCol w:w="1320"/>
       </w:tblGrid>
       <w:tr>
         <w:trPr>
@@ -10593,24 +8548,6 @@
             </w:r>
           </w:p>
         </w:tc>
-        <w:tc>
-          <w:tcPr>
-            <w:shd w:val="clear" w:fill="FBE5CC"/>
-          </w:tcPr>
-          <w:p>
-            <w:pPr>
-              <w:pStyle w:val="Compact"/>
-            </w:pPr>
-            <w:r>
-              <w:rPr>
-                <w:b/>
-                <w:sz w:val="19"/>
-                <w:lang w:val="es-CO"/>
-              </w:rPr>
-              <w:t xml:space="preserve">Ejemplo</w:t>
-            </w:r>
-          </w:p>
-        </w:tc>
       </w:tr>
       <w:tr>
         <w:tc>
@@ -10703,21 +8640,6 @@
             </w:r>
           </w:p>
         </w:tc>
-        <w:tc>
-          <w:tcPr/>
-          <w:p>
-            <w:pPr>
-              <w:pStyle w:val="Compact"/>
-            </w:pPr>
-            <w:r>
-              <w:rPr>
-                <w:sz w:val="19"/>
-                <w:lang w:val="es-CO"/>
-              </w:rPr>
-              <w:t xml:space="preserve">1</w:t>
-            </w:r>
-          </w:p>
-        </w:tc>
       </w:tr>
       <w:tr>
         <w:tc>
@@ -10810,21 +8732,6 @@
             </w:r>
           </w:p>
         </w:tc>
-        <w:tc>
-          <w:tcPr/>
-          <w:p>
-            <w:pPr>
-              <w:pStyle w:val="Compact"/>
-            </w:pPr>
-            <w:r>
-              <w:rPr>
-                <w:sz w:val="19"/>
-                <w:lang w:val="es-CO"/>
-              </w:rPr>
-              <w:t xml:space="preserve">3157894561</w:t>
-            </w:r>
-          </w:p>
-        </w:tc>
       </w:tr>
       <w:tr>
         <w:tc>
@@ -10956,21 +8863,6 @@
                 <w:lang w:val="es-CO"/>
               </w:rPr>
               <w:t xml:space="preserve">Tipo de línea.</w:t>
-            </w:r>
-          </w:p>
-        </w:tc>
-        <w:tc>
-          <w:tcPr/>
-          <w:p>
-            <w:pPr>
-              <w:pStyle w:val="Compact"/>
-            </w:pPr>
-            <w:r>
-              <w:rPr>
-                <w:sz w:val="19"/>
-                <w:lang w:val="es-CO"/>
-              </w:rPr>
-              <w:t xml:space="preserve">MOVIL</w:t>
             </w:r>
           </w:p>
         </w:tc>
@@ -10986,7 +8878,7 @@
           <w:bCs/>
           <w:lang w:val="es-CO"/>
         </w:rPr>
-        <w:t xml:space="preserve">Integridad referencial y reglas:</w:t>
+        <w:t xml:space="preserve">Reglas:</w:t>
       </w:r>
       <w:r>
         <w:rPr>
@@ -11030,109 +8922,9 @@
       </w:pPr>
       <w:r>
         <w:rPr>
-          <w:b/>
-          <w:bCs/>
           <w:lang w:val="es-CO"/>
         </w:rPr>
-        <w:t xml:space="preserve">Descripción:</w:t>
-      </w:r>
-      <w:r>
-        <w:rPr>
-          <w:lang w:val="es-CO"/>
-        </w:rPr>
-        <w:t xml:space="preserve"> </w:t>
-      </w:r>
-      <w:r>
-        <w:rPr>
-          <w:lang w:val="es-CO"/>
-        </w:rPr>
-        <w:t xml:space="preserve">Especie animal atendida por la red.</w:t>
-      </w:r>
-      <w:r>
-        <w:br/>
-      </w:r>
-      <w:r>
-        <w:rPr>
-          <w:b/>
-          <w:bCs/>
-          <w:lang w:val="es-CO"/>
-        </w:rPr>
-        <w:t xml:space="preserve">Tipo:</w:t>
-      </w:r>
-      <w:r>
-        <w:rPr>
-          <w:lang w:val="es-CO"/>
-        </w:rPr>
-        <w:t xml:space="preserve"> </w:t>
-      </w:r>
-      <w:r>
-        <w:rPr>
-          <w:lang w:val="es-CO"/>
-        </w:rPr>
-        <w:t xml:space="preserve">Catálogo ·</w:t>
-      </w:r>
-      <w:r>
-        <w:rPr>
-          <w:lang w:val="es-CO"/>
-        </w:rPr>
-        <w:t xml:space="preserve"> </w:t>
-      </w:r>
-      <w:r>
-        <w:rPr>
-          <w:b/>
-          <w:bCs/>
-          <w:lang w:val="es-CO"/>
-        </w:rPr>
-        <w:t xml:space="preserve">Área:</w:t>
-      </w:r>
-      <w:r>
-        <w:rPr>
-          <w:lang w:val="es-CO"/>
-        </w:rPr>
-        <w:t xml:space="preserve"> </w:t>
-      </w:r>
-      <w:r>
-        <w:rPr>
-          <w:lang w:val="es-CO"/>
-        </w:rPr>
-        <w:t xml:space="preserve">Clínica ·</w:t>
-      </w:r>
-      <w:r>
-        <w:rPr>
-          <w:lang w:val="es-CO"/>
-        </w:rPr>
-        <w:t xml:space="preserve"> </w:t>
-      </w:r>
-      <w:r>
-        <w:rPr>
-          <w:b/>
-          <w:bCs/>
-          <w:lang w:val="es-CO"/>
-        </w:rPr>
-        <w:t xml:space="preserve">Llave primaria:</w:t>
-      </w:r>
-      <w:r>
-        <w:rPr>
-          <w:lang w:val="es-CO"/>
-        </w:rPr>
-        <w:t xml:space="preserve"> </w:t>
-      </w:r>
-      <w:r>
-        <w:rPr>
-          <w:lang w:val="es-CO"/>
-        </w:rPr>
-        <w:t xml:space="preserve">id_especie</w:t>
-      </w:r>
-    </w:p>
-    <w:p>
-      <w:pPr>
-        <w:pStyle w:val="TableCaption"/>
-      </w:pPr>
-      <w:r>
-        <w:rPr>
-          <w:lang w:val="es-CO"/>
-        </w:rPr>
-        <w:t xml:space="preserve">Diccionario de la tabla ESPECIE</w:t>
+        <w:t xml:space="preserve">Especie animal atendida por la red. (Catálogo, área Clínica).</w:t>
       </w:r>
     </w:p>
     <w:tbl>
@@ -11141,7 +8933,6 @@
         <w:tblW w:type="pct" w:w="5000"/>
         <w:tblLayout w:type="fixed"/>
         <w:tblLook w:firstRow="1" w:lastRow="0" w:firstColumn="0" w:lastColumn="0" w:noHBand="0" w:noVBand="0" w:val="0020"/>
-        <w:tblCaption w:val="Diccionario de la tabla ESPECIE"/>
         <w:tblBorders>
           <w:top w:val="single" w:sz="4" w:color="A6A6A6"/>
           <w:left w:val="single" w:sz="4" w:color="A6A6A6"/>
@@ -11152,13 +8943,12 @@
         </w:tblBorders>
       </w:tblPr>
       <w:tblGrid>
-        <w:gridCol w:w="1131"/>
-        <w:gridCol w:w="1131"/>
-        <w:gridCol w:w="1131"/>
-        <w:gridCol w:w="1131"/>
-        <w:gridCol w:w="1131"/>
-        <w:gridCol w:w="1131"/>
-        <w:gridCol w:w="1131"/>
+        <w:gridCol w:w="1320"/>
+        <w:gridCol w:w="1320"/>
+        <w:gridCol w:w="1320"/>
+        <w:gridCol w:w="1320"/>
+        <w:gridCol w:w="1320"/>
+        <w:gridCol w:w="1320"/>
       </w:tblGrid>
       <w:tr>
         <w:trPr>
@@ -11272,24 +9062,6 @@
             </w:r>
           </w:p>
         </w:tc>
-        <w:tc>
-          <w:tcPr>
-            <w:shd w:val="clear" w:fill="FBE5CC"/>
-          </w:tcPr>
-          <w:p>
-            <w:pPr>
-              <w:pStyle w:val="Compact"/>
-            </w:pPr>
-            <w:r>
-              <w:rPr>
-                <w:b/>
-                <w:sz w:val="19"/>
-                <w:lang w:val="es-CO"/>
-              </w:rPr>
-              <w:t xml:space="preserve">Ejemplo</w:t>
-            </w:r>
-          </w:p>
-        </w:tc>
       </w:tr>
       <w:tr>
         <w:tc>
@@ -11382,21 +9154,6 @@
             </w:r>
           </w:p>
         </w:tc>
-        <w:tc>
-          <w:tcPr/>
-          <w:p>
-            <w:pPr>
-              <w:pStyle w:val="Compact"/>
-            </w:pPr>
-            <w:r>
-              <w:rPr>
-                <w:sz w:val="19"/>
-                <w:lang w:val="es-CO"/>
-              </w:rPr>
-              <w:t xml:space="preserve">1</w:t>
-            </w:r>
-          </w:p>
-        </w:tc>
       </w:tr>
       <w:tr>
         <w:tc>
@@ -11486,21 +9243,6 @@
                 <w:lang w:val="es-CO"/>
               </w:rPr>
               <w:t xml:space="preserve">Nombre común de la especie.</w:t>
-            </w:r>
-          </w:p>
-        </w:tc>
-        <w:tc>
-          <w:tcPr/>
-          <w:p>
-            <w:pPr>
-              <w:pStyle w:val="Compact"/>
-            </w:pPr>
-            <w:r>
-              <w:rPr>
-                <w:sz w:val="19"/>
-                <w:lang w:val="es-CO"/>
-              </w:rPr>
-              <w:t xml:space="preserve">Canino</w:t>
             </w:r>
           </w:p>
         </w:tc>
@@ -11535,109 +9277,9 @@
       </w:pPr>
       <w:r>
         <w:rPr>
-          <w:b/>
-          <w:bCs/>
           <w:lang w:val="es-CO"/>
         </w:rPr>
-        <w:t xml:space="preserve">Descripción:</w:t>
-      </w:r>
-      <w:r>
-        <w:rPr>
-          <w:lang w:val="es-CO"/>
-        </w:rPr>
-        <w:t xml:space="preserve"> </w:t>
-      </w:r>
-      <w:r>
-        <w:rPr>
-          <w:lang w:val="es-CO"/>
-        </w:rPr>
-        <w:t xml:space="preserve">Raza de una especie. Separarla de MASCOTA elimina la dependencia transitiva raza → especie (3FN).</w:t>
-      </w:r>
-      <w:r>
-        <w:br/>
-      </w:r>
-      <w:r>
-        <w:rPr>
-          <w:b/>
-          <w:bCs/>
-          <w:lang w:val="es-CO"/>
-        </w:rPr>
-        <w:t xml:space="preserve">Tipo:</w:t>
-      </w:r>
-      <w:r>
-        <w:rPr>
-          <w:lang w:val="es-CO"/>
-        </w:rPr>
-        <w:t xml:space="preserve"> </w:t>
-      </w:r>
-      <w:r>
-        <w:rPr>
-          <w:lang w:val="es-CO"/>
-        </w:rPr>
-        <w:t xml:space="preserve">Catálogo ·</w:t>
-      </w:r>
-      <w:r>
-        <w:rPr>
-          <w:lang w:val="es-CO"/>
-        </w:rPr>
-        <w:t xml:space="preserve"> </w:t>
-      </w:r>
-      <w:r>
-        <w:rPr>
-          <w:b/>
-          <w:bCs/>
-          <w:lang w:val="es-CO"/>
-        </w:rPr>
-        <w:t xml:space="preserve">Área:</w:t>
-      </w:r>
-      <w:r>
-        <w:rPr>
-          <w:lang w:val="es-CO"/>
-        </w:rPr>
-        <w:t xml:space="preserve"> </w:t>
-      </w:r>
-      <w:r>
-        <w:rPr>
-          <w:lang w:val="es-CO"/>
-        </w:rPr>
-        <w:t xml:space="preserve">Clínica ·</w:t>
-      </w:r>
-      <w:r>
-        <w:rPr>
-          <w:lang w:val="es-CO"/>
-        </w:rPr>
-        <w:t xml:space="preserve"> </w:t>
-      </w:r>
-      <w:r>
-        <w:rPr>
-          <w:b/>
-          <w:bCs/>
-          <w:lang w:val="es-CO"/>
-        </w:rPr>
-        <w:t xml:space="preserve">Llave primaria:</w:t>
-      </w:r>
-      <w:r>
-        <w:rPr>
-          <w:lang w:val="es-CO"/>
-        </w:rPr>
-        <w:t xml:space="preserve"> </w:t>
-      </w:r>
-      <w:r>
-        <w:rPr>
-          <w:lang w:val="es-CO"/>
-        </w:rPr>
-        <w:t xml:space="preserve">id_raza</w:t>
-      </w:r>
-    </w:p>
-    <w:p>
-      <w:pPr>
-        <w:pStyle w:val="TableCaption"/>
-      </w:pPr>
-      <w:r>
-        <w:rPr>
-          <w:lang w:val="es-CO"/>
-        </w:rPr>
-        <w:t xml:space="preserve">Diccionario de la tabla RAZA</w:t>
+        <w:t xml:space="preserve">Raza de una especie. Separarla de MASCOTA elimina la dependencia transitiva raza → especie (3FN). (Catálogo, área Clínica).</w:t>
       </w:r>
     </w:p>
     <w:tbl>
@@ -11646,7 +9288,6 @@
         <w:tblW w:type="pct" w:w="5000"/>
         <w:tblLayout w:type="fixed"/>
         <w:tblLook w:firstRow="1" w:lastRow="0" w:firstColumn="0" w:lastColumn="0" w:noHBand="0" w:noVBand="0" w:val="0020"/>
-        <w:tblCaption w:val="Diccionario de la tabla RAZA"/>
         <w:tblBorders>
           <w:top w:val="single" w:sz="4" w:color="A6A6A6"/>
           <w:left w:val="single" w:sz="4" w:color="A6A6A6"/>
@@ -11657,13 +9298,12 @@
         </w:tblBorders>
       </w:tblPr>
       <w:tblGrid>
-        <w:gridCol w:w="1131"/>
-        <w:gridCol w:w="1131"/>
-        <w:gridCol w:w="1131"/>
-        <w:gridCol w:w="1131"/>
-        <w:gridCol w:w="1131"/>
-        <w:gridCol w:w="1131"/>
-        <w:gridCol w:w="1131"/>
+        <w:gridCol w:w="1320"/>
+        <w:gridCol w:w="1320"/>
+        <w:gridCol w:w="1320"/>
+        <w:gridCol w:w="1320"/>
+        <w:gridCol w:w="1320"/>
+        <w:gridCol w:w="1320"/>
       </w:tblGrid>
       <w:tr>
         <w:trPr>
@@ -11777,24 +9417,6 @@
             </w:r>
           </w:p>
         </w:tc>
-        <w:tc>
-          <w:tcPr>
-            <w:shd w:val="clear" w:fill="FBE5CC"/>
-          </w:tcPr>
-          <w:p>
-            <w:pPr>
-              <w:pStyle w:val="Compact"/>
-            </w:pPr>
-            <w:r>
-              <w:rPr>
-                <w:b/>
-                <w:sz w:val="19"/>
-                <w:lang w:val="es-CO"/>
-              </w:rPr>
-              <w:t xml:space="preserve">Ejemplo</w:t>
-            </w:r>
-          </w:p>
-        </w:tc>
       </w:tr>
       <w:tr>
         <w:tc>
@@ -11887,21 +9509,6 @@
             </w:r>
           </w:p>
         </w:tc>
-        <w:tc>
-          <w:tcPr/>
-          <w:p>
-            <w:pPr>
-              <w:pStyle w:val="Compact"/>
-            </w:pPr>
-            <w:r>
-              <w:rPr>
-                <w:sz w:val="19"/>
-                <w:lang w:val="es-CO"/>
-              </w:rPr>
-              <w:t xml:space="preserve">1</w:t>
-            </w:r>
-          </w:p>
-        </w:tc>
       </w:tr>
       <w:tr>
         <w:tc>
@@ -11994,21 +9601,6 @@
             </w:r>
           </w:p>
         </w:tc>
-        <w:tc>
-          <w:tcPr/>
-          <w:p>
-            <w:pPr>
-              <w:pStyle w:val="Compact"/>
-            </w:pPr>
-            <w:r>
-              <w:rPr>
-                <w:sz w:val="19"/>
-                <w:lang w:val="es-CO"/>
-              </w:rPr>
-              <w:t xml:space="preserve">Labrador Retriever</w:t>
-            </w:r>
-          </w:p>
-        </w:tc>
       </w:tr>
       <w:tr>
         <w:tc>
@@ -12157,21 +9749,6 @@
             </w:r>
           </w:p>
         </w:tc>
-        <w:tc>
-          <w:tcPr/>
-          <w:p>
-            <w:pPr>
-              <w:pStyle w:val="Compact"/>
-            </w:pPr>
-            <w:r>
-              <w:rPr>
-                <w:sz w:val="19"/>
-                <w:lang w:val="es-CO"/>
-              </w:rPr>
-              <w:t xml:space="preserve">GRANDE</w:t>
-            </w:r>
-          </w:p>
-        </w:tc>
       </w:tr>
       <w:tr>
         <w:tc>
@@ -12261,21 +9838,6 @@
                 <w:lang w:val="es-CO"/>
               </w:rPr>
               <w:t xml:space="preserve">Especie a la que pertenece la raza.</w:t>
-            </w:r>
-          </w:p>
-        </w:tc>
-        <w:tc>
-          <w:tcPr/>
-          <w:p>
-            <w:pPr>
-              <w:pStyle w:val="Compact"/>
-            </w:pPr>
-            <w:r>
-              <w:rPr>
-                <w:sz w:val="19"/>
-                <w:lang w:val="es-CO"/>
-              </w:rPr>
-              <w:t xml:space="preserve">1</w:t>
             </w:r>
           </w:p>
         </w:tc>
@@ -12291,7 +9853,7 @@
           <w:bCs/>
           <w:lang w:val="es-CO"/>
         </w:rPr>
-        <w:t xml:space="preserve">Integridad referencial y reglas:</w:t>
+        <w:t xml:space="preserve">Reglas:</w:t>
       </w:r>
       <w:r>
         <w:rPr>
@@ -12335,109 +9897,9 @@
       </w:pPr>
       <w:r>
         <w:rPr>
-          <w:b/>
-          <w:bCs/>
           <w:lang w:val="es-CO"/>
         </w:rPr>
-        <w:t xml:space="preserve">Descripción:</w:t>
-      </w:r>
-      <w:r>
-        <w:rPr>
-          <w:lang w:val="es-CO"/>
-        </w:rPr>
-        <w:t xml:space="preserve"> </w:t>
-      </w:r>
-      <w:r>
-        <w:rPr>
-          <w:lang w:val="es-CO"/>
-        </w:rPr>
-        <w:t xml:space="preserve">Paciente de la red. La edad es un atributo derivado de fecha_nacimiento (no se almacena).</w:t>
-      </w:r>
-      <w:r>
-        <w:br/>
-      </w:r>
-      <w:r>
-        <w:rPr>
-          <w:b/>
-          <w:bCs/>
-          <w:lang w:val="es-CO"/>
-        </w:rPr>
-        <w:t xml:space="preserve">Tipo:</w:t>
-      </w:r>
-      <w:r>
-        <w:rPr>
-          <w:lang w:val="es-CO"/>
-        </w:rPr>
-        <w:t xml:space="preserve"> </w:t>
-      </w:r>
-      <w:r>
-        <w:rPr>
-          <w:lang w:val="es-CO"/>
-        </w:rPr>
-        <w:t xml:space="preserve">Fuerte ·</w:t>
-      </w:r>
-      <w:r>
-        <w:rPr>
-          <w:lang w:val="es-CO"/>
-        </w:rPr>
-        <w:t xml:space="preserve"> </w:t>
-      </w:r>
-      <w:r>
-        <w:rPr>
-          <w:b/>
-          <w:bCs/>
-          <w:lang w:val="es-CO"/>
-        </w:rPr>
-        <w:t xml:space="preserve">Área:</w:t>
-      </w:r>
-      <w:r>
-        <w:rPr>
-          <w:lang w:val="es-CO"/>
-        </w:rPr>
-        <w:t xml:space="preserve"> </w:t>
-      </w:r>
-      <w:r>
-        <w:rPr>
-          <w:lang w:val="es-CO"/>
-        </w:rPr>
-        <w:t xml:space="preserve">Clínica ·</w:t>
-      </w:r>
-      <w:r>
-        <w:rPr>
-          <w:lang w:val="es-CO"/>
-        </w:rPr>
-        <w:t xml:space="preserve"> </w:t>
-      </w:r>
-      <w:r>
-        <w:rPr>
-          <w:b/>
-          <w:bCs/>
-          <w:lang w:val="es-CO"/>
-        </w:rPr>
-        <w:t xml:space="preserve">Llave primaria:</w:t>
-      </w:r>
-      <w:r>
-        <w:rPr>
-          <w:lang w:val="es-CO"/>
-        </w:rPr>
-        <w:t xml:space="preserve"> </w:t>
-      </w:r>
-      <w:r>
-        <w:rPr>
-          <w:lang w:val="es-CO"/>
-        </w:rPr>
-        <w:t xml:space="preserve">id_mascota</w:t>
-      </w:r>
-    </w:p>
-    <w:p>
-      <w:pPr>
-        <w:pStyle w:val="TableCaption"/>
-      </w:pPr>
-      <w:r>
-        <w:rPr>
-          <w:lang w:val="es-CO"/>
-        </w:rPr>
-        <w:t xml:space="preserve">Diccionario de la tabla MASCOTA</w:t>
+        <w:t xml:space="preserve">Paciente de la red. La edad es un atributo derivado de fecha_nacimiento (no se almacena). (Fuerte, área Clínica).</w:t>
       </w:r>
     </w:p>
     <w:tbl>
@@ -12446,7 +9908,6 @@
         <w:tblW w:type="pct" w:w="5000"/>
         <w:tblLayout w:type="fixed"/>
         <w:tblLook w:firstRow="1" w:lastRow="0" w:firstColumn="0" w:lastColumn="0" w:noHBand="0" w:noVBand="0" w:val="0020"/>
-        <w:tblCaption w:val="Diccionario de la tabla MASCOTA"/>
         <w:tblBorders>
           <w:top w:val="single" w:sz="4" w:color="A6A6A6"/>
           <w:left w:val="single" w:sz="4" w:color="A6A6A6"/>
@@ -12457,13 +9918,12 @@
         </w:tblBorders>
       </w:tblPr>
       <w:tblGrid>
-        <w:gridCol w:w="1131"/>
-        <w:gridCol w:w="1131"/>
-        <w:gridCol w:w="1131"/>
-        <w:gridCol w:w="1131"/>
-        <w:gridCol w:w="1131"/>
-        <w:gridCol w:w="1131"/>
-        <w:gridCol w:w="1131"/>
+        <w:gridCol w:w="1320"/>
+        <w:gridCol w:w="1320"/>
+        <w:gridCol w:w="1320"/>
+        <w:gridCol w:w="1320"/>
+        <w:gridCol w:w="1320"/>
+        <w:gridCol w:w="1320"/>
       </w:tblGrid>
       <w:tr>
         <w:trPr>
@@ -12577,24 +10037,6 @@
             </w:r>
           </w:p>
         </w:tc>
-        <w:tc>
-          <w:tcPr>
-            <w:shd w:val="clear" w:fill="FBE5CC"/>
-          </w:tcPr>
-          <w:p>
-            <w:pPr>
-              <w:pStyle w:val="Compact"/>
-            </w:pPr>
-            <w:r>
-              <w:rPr>
-                <w:b/>
-                <w:sz w:val="19"/>
-                <w:lang w:val="es-CO"/>
-              </w:rPr>
-              <w:t xml:space="preserve">Ejemplo</w:t>
-            </w:r>
-          </w:p>
-        </w:tc>
       </w:tr>
       <w:tr>
         <w:tc>
@@ -12687,21 +10129,6 @@
             </w:r>
           </w:p>
         </w:tc>
-        <w:tc>
-          <w:tcPr/>
-          <w:p>
-            <w:pPr>
-              <w:pStyle w:val="Compact"/>
-            </w:pPr>
-            <w:r>
-              <w:rPr>
-                <w:sz w:val="19"/>
-                <w:lang w:val="es-CO"/>
-              </w:rPr>
-              <w:t xml:space="preserve">1</w:t>
-            </w:r>
-          </w:p>
-        </w:tc>
       </w:tr>
       <w:tr>
         <w:tc>
@@ -12794,21 +10221,6 @@
             </w:r>
           </w:p>
         </w:tc>
-        <w:tc>
-          <w:tcPr/>
-          <w:p>
-            <w:pPr>
-              <w:pStyle w:val="Compact"/>
-            </w:pPr>
-            <w:r>
-              <w:rPr>
-                <w:sz w:val="19"/>
-                <w:lang w:val="es-CO"/>
-              </w:rPr>
-              <w:t xml:space="preserve">Toby</w:t>
-            </w:r>
-          </w:p>
-        </w:tc>
       </w:tr>
       <w:tr>
         <w:tc>
@@ -12901,21 +10313,6 @@
             </w:r>
           </w:p>
         </w:tc>
-        <w:tc>
-          <w:tcPr/>
-          <w:p>
-            <w:pPr>
-              <w:pStyle w:val="Compact"/>
-            </w:pPr>
-            <w:r>
-              <w:rPr>
-                <w:sz w:val="19"/>
-                <w:lang w:val="es-CO"/>
-              </w:rPr>
-              <w:t xml:space="preserve">2020-06-10</w:t>
-            </w:r>
-          </w:p>
-        </w:tc>
       </w:tr>
       <w:tr>
         <w:tc>
@@ -13036,21 +10433,6 @@
             </w:r>
           </w:p>
         </w:tc>
-        <w:tc>
-          <w:tcPr/>
-          <w:p>
-            <w:pPr>
-              <w:pStyle w:val="Compact"/>
-            </w:pPr>
-            <w:r>
-              <w:rPr>
-                <w:sz w:val="19"/>
-                <w:lang w:val="es-CO"/>
-              </w:rPr>
-              <w:t xml:space="preserve">M</w:t>
-            </w:r>
-          </w:p>
-        </w:tc>
       </w:tr>
       <w:tr>
         <w:tc>
@@ -13143,21 +10525,6 @@
             </w:r>
           </w:p>
         </w:tc>
-        <w:tc>
-          <w:tcPr/>
-          <w:p>
-            <w:pPr>
-              <w:pStyle w:val="Compact"/>
-            </w:pPr>
-            <w:r>
-              <w:rPr>
-                <w:sz w:val="19"/>
-                <w:lang w:val="es-CO"/>
-              </w:rPr>
-              <w:t xml:space="preserve">Dorado</w:t>
-            </w:r>
-          </w:p>
-        </w:tc>
       </w:tr>
       <w:tr>
         <w:tc>
@@ -13250,21 +10617,6 @@
             </w:r>
           </w:p>
         </w:tc>
-        <w:tc>
-          <w:tcPr/>
-          <w:p>
-            <w:pPr>
-              <w:pStyle w:val="Compact"/>
-            </w:pPr>
-            <w:r>
-              <w:rPr>
-                <w:sz w:val="19"/>
-                <w:lang w:val="es-CO"/>
-              </w:rPr>
-              <w:t xml:space="preserve">985112003456789</w:t>
-            </w:r>
-          </w:p>
-        </w:tc>
       </w:tr>
       <w:tr>
         <w:tc>
@@ -13406,21 +10758,6 @@
             </w:r>
           </w:p>
         </w:tc>
-        <w:tc>
-          <w:tcPr/>
-          <w:p>
-            <w:pPr>
-              <w:pStyle w:val="Compact"/>
-            </w:pPr>
-            <w:r>
-              <w:rPr>
-                <w:sz w:val="19"/>
-                <w:lang w:val="es-CO"/>
-              </w:rPr>
-              <w:t xml:space="preserve">S</w:t>
-            </w:r>
-          </w:p>
-        </w:tc>
       </w:tr>
       <w:tr>
         <w:tc>
@@ -13576,21 +10913,6 @@
             </w:r>
           </w:p>
         </w:tc>
-        <w:tc>
-          <w:tcPr/>
-          <w:p>
-            <w:pPr>
-              <w:pStyle w:val="Compact"/>
-            </w:pPr>
-            <w:r>
-              <w:rPr>
-                <w:sz w:val="19"/>
-                <w:lang w:val="es-CO"/>
-              </w:rPr>
-              <w:t xml:space="preserve">ACTIVA</w:t>
-            </w:r>
-          </w:p>
-        </w:tc>
       </w:tr>
       <w:tr>
         <w:tc>
@@ -13683,21 +11005,6 @@
             </w:r>
           </w:p>
         </w:tc>
-        <w:tc>
-          <w:tcPr/>
-          <w:p>
-            <w:pPr>
-              <w:pStyle w:val="Compact"/>
-            </w:pPr>
-            <w:r>
-              <w:rPr>
-                <w:sz w:val="19"/>
-                <w:lang w:val="es-CO"/>
-              </w:rPr>
-              <w:t xml:space="preserve">1</w:t>
-            </w:r>
-          </w:p>
-        </w:tc>
       </w:tr>
       <w:tr>
         <w:tc>
@@ -13790,21 +11097,6 @@
             </w:r>
           </w:p>
         </w:tc>
-        <w:tc>
-          <w:tcPr/>
-          <w:p>
-            <w:pPr>
-              <w:pStyle w:val="Compact"/>
-            </w:pPr>
-            <w:r>
-              <w:rPr>
-                <w:sz w:val="19"/>
-                <w:lang w:val="es-CO"/>
-              </w:rPr>
-              <w:t xml:space="preserve">1</w:t>
-            </w:r>
-          </w:p>
-        </w:tc>
       </w:tr>
       <w:tr>
         <w:tc>
@@ -13894,21 +11186,6 @@
                 <w:lang w:val="es-CO"/>
               </w:rPr>
               <w:t xml:space="preserve">Fecha de registro en la red.</w:t>
-            </w:r>
-          </w:p>
-        </w:tc>
-        <w:tc>
-          <w:tcPr/>
-          <w:p>
-            <w:pPr>
-              <w:pStyle w:val="Compact"/>
-            </w:pPr>
-            <w:r>
-              <w:rPr>
-                <w:sz w:val="19"/>
-                <w:lang w:val="es-CO"/>
-              </w:rPr>
-              <w:t xml:space="preserve">2025-01-15</w:t>
             </w:r>
           </w:p>
         </w:tc>
@@ -13924,7 +11201,7 @@
           <w:bCs/>
           <w:lang w:val="es-CO"/>
         </w:rPr>
-        <w:t xml:space="preserve">Integridad referencial y reglas:</w:t>
+        <w:t xml:space="preserve">Reglas:</w:t>
       </w:r>
       <w:r>
         <w:rPr>
@@ -13968,109 +11245,9 @@
       </w:pPr>
       <w:r>
         <w:rPr>
-          <w:b/>
-          <w:bCs/>
           <w:lang w:val="es-CO"/>
         </w:rPr>
-        <w:t xml:space="preserve">Descripción:</w:t>
-      </w:r>
-      <w:r>
-        <w:rPr>
-          <w:lang w:val="es-CO"/>
-        </w:rPr>
-        <w:t xml:space="preserve"> </w:t>
-      </w:r>
-      <w:r>
-        <w:rPr>
-          <w:lang w:val="es-CO"/>
-        </w:rPr>
-        <w:t xml:space="preserve">Historia clínica única de cada mascota (relación 1:1 TENER), compartida por todas las sedes.</w:t>
-      </w:r>
-      <w:r>
-        <w:br/>
-      </w:r>
-      <w:r>
-        <w:rPr>
-          <w:b/>
-          <w:bCs/>
-          <w:lang w:val="es-CO"/>
-        </w:rPr>
-        <w:t xml:space="preserve">Tipo:</w:t>
-      </w:r>
-      <w:r>
-        <w:rPr>
-          <w:lang w:val="es-CO"/>
-        </w:rPr>
-        <w:t xml:space="preserve"> </w:t>
-      </w:r>
-      <w:r>
-        <w:rPr>
-          <w:lang w:val="es-CO"/>
-        </w:rPr>
-        <w:t xml:space="preserve">Fuerte ·</w:t>
-      </w:r>
-      <w:r>
-        <w:rPr>
-          <w:lang w:val="es-CO"/>
-        </w:rPr>
-        <w:t xml:space="preserve"> </w:t>
-      </w:r>
-      <w:r>
-        <w:rPr>
-          <w:b/>
-          <w:bCs/>
-          <w:lang w:val="es-CO"/>
-        </w:rPr>
-        <w:t xml:space="preserve">Área:</w:t>
-      </w:r>
-      <w:r>
-        <w:rPr>
-          <w:lang w:val="es-CO"/>
-        </w:rPr>
-        <w:t xml:space="preserve"> </w:t>
-      </w:r>
-      <w:r>
-        <w:rPr>
-          <w:lang w:val="es-CO"/>
-        </w:rPr>
-        <w:t xml:space="preserve">Clínica ·</w:t>
-      </w:r>
-      <w:r>
-        <w:rPr>
-          <w:lang w:val="es-CO"/>
-        </w:rPr>
-        <w:t xml:space="preserve"> </w:t>
-      </w:r>
-      <w:r>
-        <w:rPr>
-          <w:b/>
-          <w:bCs/>
-          <w:lang w:val="es-CO"/>
-        </w:rPr>
-        <w:t xml:space="preserve">Llave primaria:</w:t>
-      </w:r>
-      <w:r>
-        <w:rPr>
-          <w:lang w:val="es-CO"/>
-        </w:rPr>
-        <w:t xml:space="preserve"> </w:t>
-      </w:r>
-      <w:r>
-        <w:rPr>
-          <w:lang w:val="es-CO"/>
-        </w:rPr>
-        <w:t xml:space="preserve">id_historia</w:t>
-      </w:r>
-    </w:p>
-    <w:p>
-      <w:pPr>
-        <w:pStyle w:val="TableCaption"/>
-      </w:pPr>
-      <w:r>
-        <w:rPr>
-          <w:lang w:val="es-CO"/>
-        </w:rPr>
-        <w:t xml:space="preserve">Diccionario de la tabla HISTORIA_CLINICA</w:t>
+        <w:t xml:space="preserve">Historia clínica única de cada mascota (relación 1:1 TENER), compartida por todas las sedes. (Fuerte, área Clínica).</w:t>
       </w:r>
     </w:p>
     <w:tbl>
@@ -14079,7 +11256,6 @@
         <w:tblW w:type="pct" w:w="5000"/>
         <w:tblLayout w:type="fixed"/>
         <w:tblLook w:firstRow="1" w:lastRow="0" w:firstColumn="0" w:lastColumn="0" w:noHBand="0" w:noVBand="0" w:val="0020"/>
-        <w:tblCaption w:val="Diccionario de la tabla HISTORIA_CLINICA"/>
         <w:tblBorders>
           <w:top w:val="single" w:sz="4" w:color="A6A6A6"/>
           <w:left w:val="single" w:sz="4" w:color="A6A6A6"/>
@@ -14090,13 +11266,12 @@
         </w:tblBorders>
       </w:tblPr>
       <w:tblGrid>
-        <w:gridCol w:w="1131"/>
-        <w:gridCol w:w="1131"/>
-        <w:gridCol w:w="1131"/>
-        <w:gridCol w:w="1131"/>
-        <w:gridCol w:w="1131"/>
-        <w:gridCol w:w="1131"/>
-        <w:gridCol w:w="1131"/>
+        <w:gridCol w:w="1320"/>
+        <w:gridCol w:w="1320"/>
+        <w:gridCol w:w="1320"/>
+        <w:gridCol w:w="1320"/>
+        <w:gridCol w:w="1320"/>
+        <w:gridCol w:w="1320"/>
       </w:tblGrid>
       <w:tr>
         <w:trPr>
@@ -14210,24 +11385,6 @@
             </w:r>
           </w:p>
         </w:tc>
-        <w:tc>
-          <w:tcPr>
-            <w:shd w:val="clear" w:fill="FBE5CC"/>
-          </w:tcPr>
-          <w:p>
-            <w:pPr>
-              <w:pStyle w:val="Compact"/>
-            </w:pPr>
-            <w:r>
-              <w:rPr>
-                <w:b/>
-                <w:sz w:val="19"/>
-                <w:lang w:val="es-CO"/>
-              </w:rPr>
-              <w:t xml:space="preserve">Ejemplo</w:t>
-            </w:r>
-          </w:p>
-        </w:tc>
       </w:tr>
       <w:tr>
         <w:tc>
@@ -14320,21 +11477,6 @@
             </w:r>
           </w:p>
         </w:tc>
-        <w:tc>
-          <w:tcPr/>
-          <w:p>
-            <w:pPr>
-              <w:pStyle w:val="Compact"/>
-            </w:pPr>
-            <w:r>
-              <w:rPr>
-                <w:sz w:val="19"/>
-                <w:lang w:val="es-CO"/>
-              </w:rPr>
-              <w:t xml:space="preserve">1</w:t>
-            </w:r>
-          </w:p>
-        </w:tc>
       </w:tr>
       <w:tr>
         <w:tc>
@@ -14427,21 +11569,6 @@
             </w:r>
           </w:p>
         </w:tc>
-        <w:tc>
-          <w:tcPr/>
-          <w:p>
-            <w:pPr>
-              <w:pStyle w:val="Compact"/>
-            </w:pPr>
-            <w:r>
-              <w:rPr>
-                <w:sz w:val="19"/>
-                <w:lang w:val="es-CO"/>
-              </w:rPr>
-              <w:t xml:space="preserve">HC-000001</w:t>
-            </w:r>
-          </w:p>
-        </w:tc>
       </w:tr>
       <w:tr>
         <w:tc>
@@ -14534,21 +11661,6 @@
             </w:r>
           </w:p>
         </w:tc>
-        <w:tc>
-          <w:tcPr/>
-          <w:p>
-            <w:pPr>
-              <w:pStyle w:val="Compact"/>
-            </w:pPr>
-            <w:r>
-              <w:rPr>
-                <w:sz w:val="19"/>
-                <w:lang w:val="es-CO"/>
-              </w:rPr>
-              <w:t xml:space="preserve">1</w:t>
-            </w:r>
-          </w:p>
-        </w:tc>
       </w:tr>
       <w:tr>
         <w:tc>
@@ -14641,21 +11753,6 @@
             </w:r>
           </w:p>
         </w:tc>
-        <w:tc>
-          <w:tcPr/>
-          <w:p>
-            <w:pPr>
-              <w:pStyle w:val="Compact"/>
-            </w:pPr>
-            <w:r>
-              <w:rPr>
-                <w:sz w:val="19"/>
-                <w:lang w:val="es-CO"/>
-              </w:rPr>
-              <w:t xml:space="preserve">2025-01-15</w:t>
-            </w:r>
-          </w:p>
-        </w:tc>
       </w:tr>
       <w:tr>
         <w:tc>
@@ -14748,21 +11845,6 @@
             </w:r>
           </w:p>
         </w:tc>
-        <w:tc>
-          <w:tcPr/>
-          <w:p>
-            <w:pPr>
-              <w:pStyle w:val="Compact"/>
-            </w:pPr>
-            <w:r>
-              <w:rPr>
-                <w:sz w:val="19"/>
-                <w:lang w:val="es-CO"/>
-              </w:rPr>
-              <w:t xml:space="preserve">DEA 1.1+</w:t>
-            </w:r>
-          </w:p>
-        </w:tc>
       </w:tr>
       <w:tr>
         <w:tc>
@@ -14855,21 +11937,6 @@
             </w:r>
           </w:p>
         </w:tc>
-        <w:tc>
-          <w:tcPr/>
-          <w:p>
-            <w:pPr>
-              <w:pStyle w:val="Compact"/>
-            </w:pPr>
-            <w:r>
-              <w:rPr>
-                <w:sz w:val="19"/>
-                <w:lang w:val="es-CO"/>
-              </w:rPr>
-              <w:t xml:space="preserve">Penicilina</w:t>
-            </w:r>
-          </w:p>
-        </w:tc>
       </w:tr>
       <w:tr>
         <w:tc>
@@ -14962,21 +12029,6 @@
             </w:r>
           </w:p>
         </w:tc>
-        <w:tc>
-          <w:tcPr/>
-          <w:p>
-            <w:pPr>
-              <w:pStyle w:val="Compact"/>
-            </w:pPr>
-            <w:r>
-              <w:rPr>
-                <w:sz w:val="19"/>
-                <w:lang w:val="es-CO"/>
-              </w:rPr>
-              <w:t xml:space="preserve">Dermatitis atópica</w:t>
-            </w:r>
-          </w:p>
-        </w:tc>
       </w:tr>
       <w:tr>
         <w:tc>
@@ -15066,21 +12118,6 @@
                 <w:lang w:val="es-CO"/>
               </w:rPr>
               <w:t xml:space="preserve">Notas generales.</w:t>
-            </w:r>
-          </w:p>
-        </w:tc>
-        <w:tc>
-          <w:tcPr/>
-          <w:p>
-            <w:pPr>
-              <w:pStyle w:val="Compact"/>
-            </w:pPr>
-            <w:r>
-              <w:rPr>
-                <w:sz w:val="19"/>
-                <w:lang w:val="es-CO"/>
-              </w:rPr>
-              <w:t xml:space="preserve">Paciente nervioso, usar bozal</w:t>
             </w:r>
           </w:p>
         </w:tc>
@@ -15096,7 +12133,7 @@
           <w:bCs/>
           <w:lang w:val="es-CO"/>
         </w:rPr>
-        <w:t xml:space="preserve">Integridad referencial y reglas:</w:t>
+        <w:t xml:space="preserve">Reglas:</w:t>
       </w:r>
       <w:r>
         <w:rPr>
@@ -15140,109 +12177,9 @@
       </w:pPr>
       <w:r>
         <w:rPr>
-          <w:b/>
-          <w:bCs/>
           <w:lang w:val="es-CO"/>
         </w:rPr>
-        <w:t xml:space="preserve">Descripción:</w:t>
-      </w:r>
-      <w:r>
-        <w:rPr>
-          <w:lang w:val="es-CO"/>
-        </w:rPr>
-        <w:t xml:space="preserve"> </w:t>
-      </w:r>
-      <w:r>
-        <w:rPr>
-          <w:lang w:val="es-CO"/>
-        </w:rPr>
-        <w:t xml:space="preserve">Catálogo de servicios ofrecidos con su precio vigente y duración estimada.</w:t>
-      </w:r>
-      <w:r>
-        <w:br/>
-      </w:r>
-      <w:r>
-        <w:rPr>
-          <w:b/>
-          <w:bCs/>
-          <w:lang w:val="es-CO"/>
-        </w:rPr>
-        <w:t xml:space="preserve">Tipo:</w:t>
-      </w:r>
-      <w:r>
-        <w:rPr>
-          <w:lang w:val="es-CO"/>
-        </w:rPr>
-        <w:t xml:space="preserve"> </w:t>
-      </w:r>
-      <w:r>
-        <w:rPr>
-          <w:lang w:val="es-CO"/>
-        </w:rPr>
-        <w:t xml:space="preserve">Catálogo ·</w:t>
-      </w:r>
-      <w:r>
-        <w:rPr>
-          <w:lang w:val="es-CO"/>
-        </w:rPr>
-        <w:t xml:space="preserve"> </w:t>
-      </w:r>
-      <w:r>
-        <w:rPr>
-          <w:b/>
-          <w:bCs/>
-          <w:lang w:val="es-CO"/>
-        </w:rPr>
-        <w:t xml:space="preserve">Área:</w:t>
-      </w:r>
-      <w:r>
-        <w:rPr>
-          <w:lang w:val="es-CO"/>
-        </w:rPr>
-        <w:t xml:space="preserve"> </w:t>
-      </w:r>
-      <w:r>
-        <w:rPr>
-          <w:lang w:val="es-CO"/>
-        </w:rPr>
-        <w:t xml:space="preserve">Clínica ·</w:t>
-      </w:r>
-      <w:r>
-        <w:rPr>
-          <w:lang w:val="es-CO"/>
-        </w:rPr>
-        <w:t xml:space="preserve"> </w:t>
-      </w:r>
-      <w:r>
-        <w:rPr>
-          <w:b/>
-          <w:bCs/>
-          <w:lang w:val="es-CO"/>
-        </w:rPr>
-        <w:t xml:space="preserve">Llave primaria:</w:t>
-      </w:r>
-      <w:r>
-        <w:rPr>
-          <w:lang w:val="es-CO"/>
-        </w:rPr>
-        <w:t xml:space="preserve"> </w:t>
-      </w:r>
-      <w:r>
-        <w:rPr>
-          <w:lang w:val="es-CO"/>
-        </w:rPr>
-        <w:t xml:space="preserve">id_servicio</w:t>
-      </w:r>
-    </w:p>
-    <w:p>
-      <w:pPr>
-        <w:pStyle w:val="TableCaption"/>
-      </w:pPr>
-      <w:r>
-        <w:rPr>
-          <w:lang w:val="es-CO"/>
-        </w:rPr>
-        <w:t xml:space="preserve">Diccionario de la tabla SERVICIO</w:t>
+        <w:t xml:space="preserve">Catálogo de servicios ofrecidos con su precio vigente y duración estimada. (Catálogo, área Clínica).</w:t>
       </w:r>
     </w:p>
     <w:tbl>
@@ -15251,7 +12188,6 @@
         <w:tblW w:type="pct" w:w="5000"/>
         <w:tblLayout w:type="fixed"/>
         <w:tblLook w:firstRow="1" w:lastRow="0" w:firstColumn="0" w:lastColumn="0" w:noHBand="0" w:noVBand="0" w:val="0020"/>
-        <w:tblCaption w:val="Diccionario de la tabla SERVICIO"/>
         <w:tblBorders>
           <w:top w:val="single" w:sz="4" w:color="A6A6A6"/>
           <w:left w:val="single" w:sz="4" w:color="A6A6A6"/>
@@ -15262,13 +12198,12 @@
         </w:tblBorders>
       </w:tblPr>
       <w:tblGrid>
-        <w:gridCol w:w="1131"/>
-        <w:gridCol w:w="1131"/>
-        <w:gridCol w:w="1131"/>
-        <w:gridCol w:w="1131"/>
-        <w:gridCol w:w="1131"/>
-        <w:gridCol w:w="1131"/>
-        <w:gridCol w:w="1131"/>
+        <w:gridCol w:w="1320"/>
+        <w:gridCol w:w="1320"/>
+        <w:gridCol w:w="1320"/>
+        <w:gridCol w:w="1320"/>
+        <w:gridCol w:w="1320"/>
+        <w:gridCol w:w="1320"/>
       </w:tblGrid>
       <w:tr>
         <w:trPr>
@@ -15382,24 +12317,6 @@
             </w:r>
           </w:p>
         </w:tc>
-        <w:tc>
-          <w:tcPr>
-            <w:shd w:val="clear" w:fill="FBE5CC"/>
-          </w:tcPr>
-          <w:p>
-            <w:pPr>
-              <w:pStyle w:val="Compact"/>
-            </w:pPr>
-            <w:r>
-              <w:rPr>
-                <w:b/>
-                <w:sz w:val="19"/>
-                <w:lang w:val="es-CO"/>
-              </w:rPr>
-              <w:t xml:space="preserve">Ejemplo</w:t>
-            </w:r>
-          </w:p>
-        </w:tc>
       </w:tr>
       <w:tr>
         <w:tc>
@@ -15492,21 +12409,6 @@
             </w:r>
           </w:p>
         </w:tc>
-        <w:tc>
-          <w:tcPr/>
-          <w:p>
-            <w:pPr>
-              <w:pStyle w:val="Compact"/>
-            </w:pPr>
-            <w:r>
-              <w:rPr>
-                <w:sz w:val="19"/>
-                <w:lang w:val="es-CO"/>
-              </w:rPr>
-              <w:t xml:space="preserve">1</w:t>
-            </w:r>
-          </w:p>
-        </w:tc>
       </w:tr>
       <w:tr>
         <w:tc>
@@ -15599,21 +12501,6 @@
             </w:r>
           </w:p>
         </w:tc>
-        <w:tc>
-          <w:tcPr/>
-          <w:p>
-            <w:pPr>
-              <w:pStyle w:val="Compact"/>
-            </w:pPr>
-            <w:r>
-              <w:rPr>
-                <w:sz w:val="19"/>
-                <w:lang w:val="es-CO"/>
-              </w:rPr>
-              <w:t xml:space="preserve">SRV-CON01</w:t>
-            </w:r>
-          </w:p>
-        </w:tc>
       </w:tr>
       <w:tr>
         <w:tc>
@@ -15706,21 +12593,6 @@
             </w:r>
           </w:p>
         </w:tc>
-        <w:tc>
-          <w:tcPr/>
-          <w:p>
-            <w:pPr>
-              <w:pStyle w:val="Compact"/>
-            </w:pPr>
-            <w:r>
-              <w:rPr>
-                <w:sz w:val="19"/>
-                <w:lang w:val="es-CO"/>
-              </w:rPr>
-              <w:t xml:space="preserve">Consulta general</w:t>
-            </w:r>
-          </w:p>
-        </w:tc>
       </w:tr>
       <w:tr>
         <w:tc>
@@ -15911,21 +12783,6 @@
             </w:r>
           </w:p>
         </w:tc>
-        <w:tc>
-          <w:tcPr/>
-          <w:p>
-            <w:pPr>
-              <w:pStyle w:val="Compact"/>
-            </w:pPr>
-            <w:r>
-              <w:rPr>
-                <w:sz w:val="19"/>
-                <w:lang w:val="es-CO"/>
-              </w:rPr>
-              <w:t xml:space="preserve">CONSULTA</w:t>
-            </w:r>
-          </w:p>
-        </w:tc>
       </w:tr>
       <w:tr>
         <w:tc>
@@ -16018,21 +12875,6 @@
             </w:r>
           </w:p>
         </w:tc>
-        <w:tc>
-          <w:tcPr/>
-          <w:p>
-            <w:pPr>
-              <w:pStyle w:val="Compact"/>
-            </w:pPr>
-            <w:r>
-              <w:rPr>
-                <w:sz w:val="19"/>
-                <w:lang w:val="es-CO"/>
-              </w:rPr>
-              <w:t xml:space="preserve">65000</w:t>
-            </w:r>
-          </w:p>
-        </w:tc>
       </w:tr>
       <w:tr>
         <w:tc>
@@ -16122,21 +12964,6 @@
                 <w:lang w:val="es-CO"/>
               </w:rPr>
               <w:t xml:space="preserve">Duración estimada en minutos.</w:t>
-            </w:r>
-          </w:p>
-        </w:tc>
-        <w:tc>
-          <w:tcPr/>
-          <w:p>
-            <w:pPr>
-              <w:pStyle w:val="Compact"/>
-            </w:pPr>
-            <w:r>
-              <w:rPr>
-                <w:sz w:val="19"/>
-                <w:lang w:val="es-CO"/>
-              </w:rPr>
-              <w:t xml:space="preserve">30</w:t>
             </w:r>
           </w:p>
         </w:tc>
@@ -16171,109 +12998,9 @@
       </w:pPr>
       <w:r>
         <w:rPr>
-          <w:b/>
-          <w:bCs/>
           <w:lang w:val="es-CO"/>
         </w:rPr>
-        <w:t xml:space="preserve">Descripción:</w:t>
-      </w:r>
-      <w:r>
-        <w:rPr>
-          <w:lang w:val="es-CO"/>
-        </w:rPr>
-        <w:t xml:space="preserve"> </w:t>
-      </w:r>
-      <w:r>
-        <w:rPr>
-          <w:lang w:val="es-CO"/>
-        </w:rPr>
-        <w:t xml:space="preserve">Reserva de atención de una mascota con un veterinario, en una sede, para un servicio.</w:t>
-      </w:r>
-      <w:r>
-        <w:br/>
-      </w:r>
-      <w:r>
-        <w:rPr>
-          <w:b/>
-          <w:bCs/>
-          <w:lang w:val="es-CO"/>
-        </w:rPr>
-        <w:t xml:space="preserve">Tipo:</w:t>
-      </w:r>
-      <w:r>
-        <w:rPr>
-          <w:lang w:val="es-CO"/>
-        </w:rPr>
-        <w:t xml:space="preserve"> </w:t>
-      </w:r>
-      <w:r>
-        <w:rPr>
-          <w:lang w:val="es-CO"/>
-        </w:rPr>
-        <w:t xml:space="preserve">Fuerte ·</w:t>
-      </w:r>
-      <w:r>
-        <w:rPr>
-          <w:lang w:val="es-CO"/>
-        </w:rPr>
-        <w:t xml:space="preserve"> </w:t>
-      </w:r>
-      <w:r>
-        <w:rPr>
-          <w:b/>
-          <w:bCs/>
-          <w:lang w:val="es-CO"/>
-        </w:rPr>
-        <w:t xml:space="preserve">Área:</w:t>
-      </w:r>
-      <w:r>
-        <w:rPr>
-          <w:lang w:val="es-CO"/>
-        </w:rPr>
-        <w:t xml:space="preserve"> </w:t>
-      </w:r>
-      <w:r>
-        <w:rPr>
-          <w:lang w:val="es-CO"/>
-        </w:rPr>
-        <w:t xml:space="preserve">Clínica ·</w:t>
-      </w:r>
-      <w:r>
-        <w:rPr>
-          <w:lang w:val="es-CO"/>
-        </w:rPr>
-        <w:t xml:space="preserve"> </w:t>
-      </w:r>
-      <w:r>
-        <w:rPr>
-          <w:b/>
-          <w:bCs/>
-          <w:lang w:val="es-CO"/>
-        </w:rPr>
-        <w:t xml:space="preserve">Llave primaria:</w:t>
-      </w:r>
-      <w:r>
-        <w:rPr>
-          <w:lang w:val="es-CO"/>
-        </w:rPr>
-        <w:t xml:space="preserve"> </w:t>
-      </w:r>
-      <w:r>
-        <w:rPr>
-          <w:lang w:val="es-CO"/>
-        </w:rPr>
-        <w:t xml:space="preserve">id_cita</w:t>
-      </w:r>
-    </w:p>
-    <w:p>
-      <w:pPr>
-        <w:pStyle w:val="TableCaption"/>
-      </w:pPr>
-      <w:r>
-        <w:rPr>
-          <w:lang w:val="es-CO"/>
-        </w:rPr>
-        <w:t xml:space="preserve">Diccionario de la tabla CITA</w:t>
+        <w:t xml:space="preserve">Reserva de atención de una mascota con un veterinario, en una sede, para un servicio. (Fuerte, área Clínica).</w:t>
       </w:r>
     </w:p>
     <w:tbl>
@@ -16282,7 +13009,6 @@
         <w:tblW w:type="pct" w:w="5000"/>
         <w:tblLayout w:type="fixed"/>
         <w:tblLook w:firstRow="1" w:lastRow="0" w:firstColumn="0" w:lastColumn="0" w:noHBand="0" w:noVBand="0" w:val="0020"/>
-        <w:tblCaption w:val="Diccionario de la tabla CITA"/>
         <w:tblBorders>
           <w:top w:val="single" w:sz="4" w:color="A6A6A6"/>
           <w:left w:val="single" w:sz="4" w:color="A6A6A6"/>
@@ -16293,13 +13019,12 @@
         </w:tblBorders>
       </w:tblPr>
       <w:tblGrid>
-        <w:gridCol w:w="1131"/>
-        <w:gridCol w:w="1131"/>
-        <w:gridCol w:w="1131"/>
-        <w:gridCol w:w="1131"/>
-        <w:gridCol w:w="1131"/>
-        <w:gridCol w:w="1131"/>
-        <w:gridCol w:w="1131"/>
+        <w:gridCol w:w="1320"/>
+        <w:gridCol w:w="1320"/>
+        <w:gridCol w:w="1320"/>
+        <w:gridCol w:w="1320"/>
+        <w:gridCol w:w="1320"/>
+        <w:gridCol w:w="1320"/>
       </w:tblGrid>
       <w:tr>
         <w:trPr>
@@ -16413,24 +13138,6 @@
             </w:r>
           </w:p>
         </w:tc>
-        <w:tc>
-          <w:tcPr>
-            <w:shd w:val="clear" w:fill="FBE5CC"/>
-          </w:tcPr>
-          <w:p>
-            <w:pPr>
-              <w:pStyle w:val="Compact"/>
-            </w:pPr>
-            <w:r>
-              <w:rPr>
-                <w:b/>
-                <w:sz w:val="19"/>
-                <w:lang w:val="es-CO"/>
-              </w:rPr>
-              <w:t xml:space="preserve">Ejemplo</w:t>
-            </w:r>
-          </w:p>
-        </w:tc>
       </w:tr>
       <w:tr>
         <w:tc>
@@ -16523,21 +13230,6 @@
             </w:r>
           </w:p>
         </w:tc>
-        <w:tc>
-          <w:tcPr/>
-          <w:p>
-            <w:pPr>
-              <w:pStyle w:val="Compact"/>
-            </w:pPr>
-            <w:r>
-              <w:rPr>
-                <w:sz w:val="19"/>
-                <w:lang w:val="es-CO"/>
-              </w:rPr>
-              <w:t xml:space="preserve">1</w:t>
-            </w:r>
-          </w:p>
-        </w:tc>
       </w:tr>
       <w:tr>
         <w:tc>
@@ -16630,21 +13322,6 @@
             </w:r>
           </w:p>
         </w:tc>
-        <w:tc>
-          <w:tcPr/>
-          <w:p>
-            <w:pPr>
-              <w:pStyle w:val="Compact"/>
-            </w:pPr>
-            <w:r>
-              <w:rPr>
-                <w:sz w:val="19"/>
-                <w:lang w:val="es-CO"/>
-              </w:rPr>
-              <w:t xml:space="preserve">2026-03-12 09:30</w:t>
-            </w:r>
-          </w:p>
-        </w:tc>
       </w:tr>
       <w:tr>
         <w:tc>
@@ -16737,21 +13414,6 @@
             </w:r>
           </w:p>
         </w:tc>
-        <w:tc>
-          <w:tcPr/>
-          <w:p>
-            <w:pPr>
-              <w:pStyle w:val="Compact"/>
-            </w:pPr>
-            <w:r>
-              <w:rPr>
-                <w:sz w:val="19"/>
-                <w:lang w:val="es-CO"/>
-              </w:rPr>
-              <w:t xml:space="preserve">Vómito desde ayer</w:t>
-            </w:r>
-          </w:p>
-        </w:tc>
       </w:tr>
       <w:tr>
         <w:tc>
@@ -16921,21 +13583,6 @@
             </w:r>
           </w:p>
         </w:tc>
-        <w:tc>
-          <w:tcPr/>
-          <w:p>
-            <w:pPr>
-              <w:pStyle w:val="Compact"/>
-            </w:pPr>
-            <w:r>
-              <w:rPr>
-                <w:sz w:val="19"/>
-                <w:lang w:val="es-CO"/>
-              </w:rPr>
-              <w:t xml:space="preserve">ATENDIDA</w:t>
-            </w:r>
-          </w:p>
-        </w:tc>
       </w:tr>
       <w:tr>
         <w:tc>
@@ -17028,21 +13675,6 @@
             </w:r>
           </w:p>
         </w:tc>
-        <w:tc>
-          <w:tcPr/>
-          <w:p>
-            <w:pPr>
-              <w:pStyle w:val="Compact"/>
-            </w:pPr>
-            <w:r>
-              <w:rPr>
-                <w:sz w:val="19"/>
-                <w:lang w:val="es-CO"/>
-              </w:rPr>
-              <w:t xml:space="preserve">1</w:t>
-            </w:r>
-          </w:p>
-        </w:tc>
       </w:tr>
       <w:tr>
         <w:tc>
@@ -17135,21 +13767,6 @@
             </w:r>
           </w:p>
         </w:tc>
-        <w:tc>
-          <w:tcPr/>
-          <w:p>
-            <w:pPr>
-              <w:pStyle w:val="Compact"/>
-            </w:pPr>
-            <w:r>
-              <w:rPr>
-                <w:sz w:val="19"/>
-                <w:lang w:val="es-CO"/>
-              </w:rPr>
-              <w:t xml:space="preserve">1</w:t>
-            </w:r>
-          </w:p>
-        </w:tc>
       </w:tr>
       <w:tr>
         <w:tc>
@@ -17242,21 +13859,6 @@
             </w:r>
           </w:p>
         </w:tc>
-        <w:tc>
-          <w:tcPr/>
-          <w:p>
-            <w:pPr>
-              <w:pStyle w:val="Compact"/>
-            </w:pPr>
-            <w:r>
-              <w:rPr>
-                <w:sz w:val="19"/>
-                <w:lang w:val="es-CO"/>
-              </w:rPr>
-              <w:t xml:space="preserve">1</w:t>
-            </w:r>
-          </w:p>
-        </w:tc>
       </w:tr>
       <w:tr>
         <w:tc>
@@ -17346,21 +13948,6 @@
                 <w:lang w:val="es-CO"/>
               </w:rPr>
               <w:t xml:space="preserve">Servicio solicitado.</w:t>
-            </w:r>
-          </w:p>
-        </w:tc>
-        <w:tc>
-          <w:tcPr/>
-          <w:p>
-            <w:pPr>
-              <w:pStyle w:val="Compact"/>
-            </w:pPr>
-            <w:r>
-              <w:rPr>
-                <w:sz w:val="19"/>
-                <w:lang w:val="es-CO"/>
-              </w:rPr>
-              <w:t xml:space="preserve">1</w:t>
             </w:r>
           </w:p>
         </w:tc>
@@ -17376,7 +13963,7 @@
           <w:bCs/>
           <w:lang w:val="es-CO"/>
         </w:rPr>
-        <w:t xml:space="preserve">Integridad referencial y reglas:</w:t>
+        <w:t xml:space="preserve">Reglas:</w:t>
       </w:r>
       <w:r>
         <w:rPr>
@@ -17420,109 +14007,9 @@
       </w:pPr>
       <w:r>
         <w:rPr>
-          <w:b/>
-          <w:bCs/>
           <w:lang w:val="es-CO"/>
         </w:rPr>
-        <w:t xml:space="preserve">Descripción:</w:t>
-      </w:r>
-      <w:r>
-        <w:rPr>
-          <w:lang w:val="es-CO"/>
-        </w:rPr>
-        <w:t xml:space="preserve"> </w:t>
-      </w:r>
-      <w:r>
-        <w:rPr>
-          <w:lang w:val="es-CO"/>
-        </w:rPr>
-        <w:t xml:space="preserve">Registro clínico de una cita atendida (relación 1:1 GENERAR con CITA).</w:t>
-      </w:r>
-      <w:r>
-        <w:br/>
-      </w:r>
-      <w:r>
-        <w:rPr>
-          <w:b/>
-          <w:bCs/>
-          <w:lang w:val="es-CO"/>
-        </w:rPr>
-        <w:t xml:space="preserve">Tipo:</w:t>
-      </w:r>
-      <w:r>
-        <w:rPr>
-          <w:lang w:val="es-CO"/>
-        </w:rPr>
-        <w:t xml:space="preserve"> </w:t>
-      </w:r>
-      <w:r>
-        <w:rPr>
-          <w:lang w:val="es-CO"/>
-        </w:rPr>
-        <w:t xml:space="preserve">Fuerte ·</w:t>
-      </w:r>
-      <w:r>
-        <w:rPr>
-          <w:lang w:val="es-CO"/>
-        </w:rPr>
-        <w:t xml:space="preserve"> </w:t>
-      </w:r>
-      <w:r>
-        <w:rPr>
-          <w:b/>
-          <w:bCs/>
-          <w:lang w:val="es-CO"/>
-        </w:rPr>
-        <w:t xml:space="preserve">Área:</w:t>
-      </w:r>
-      <w:r>
-        <w:rPr>
-          <w:lang w:val="es-CO"/>
-        </w:rPr>
-        <w:t xml:space="preserve"> </w:t>
-      </w:r>
-      <w:r>
-        <w:rPr>
-          <w:lang w:val="es-CO"/>
-        </w:rPr>
-        <w:t xml:space="preserve">Clínica ·</w:t>
-      </w:r>
-      <w:r>
-        <w:rPr>
-          <w:lang w:val="es-CO"/>
-        </w:rPr>
-        <w:t xml:space="preserve"> </w:t>
-      </w:r>
-      <w:r>
-        <w:rPr>
-          <w:b/>
-          <w:bCs/>
-          <w:lang w:val="es-CO"/>
-        </w:rPr>
-        <w:t xml:space="preserve">Llave primaria:</w:t>
-      </w:r>
-      <w:r>
-        <w:rPr>
-          <w:lang w:val="es-CO"/>
-        </w:rPr>
-        <w:t xml:space="preserve"> </w:t>
-      </w:r>
-      <w:r>
-        <w:rPr>
-          <w:lang w:val="es-CO"/>
-        </w:rPr>
-        <w:t xml:space="preserve">id_consulta</w:t>
-      </w:r>
-    </w:p>
-    <w:p>
-      <w:pPr>
-        <w:pStyle w:val="TableCaption"/>
-      </w:pPr>
-      <w:r>
-        <w:rPr>
-          <w:lang w:val="es-CO"/>
-        </w:rPr>
-        <w:t xml:space="preserve">Diccionario de la tabla CONSULTA</w:t>
+        <w:t xml:space="preserve">Registro clínico de una cita atendida (relación 1:1 GENERAR con CITA). (Fuerte, área Clínica).</w:t>
       </w:r>
     </w:p>
     <w:tbl>
@@ -17531,7 +14018,6 @@
         <w:tblW w:type="pct" w:w="5000"/>
         <w:tblLayout w:type="fixed"/>
         <w:tblLook w:firstRow="1" w:lastRow="0" w:firstColumn="0" w:lastColumn="0" w:noHBand="0" w:noVBand="0" w:val="0020"/>
-        <w:tblCaption w:val="Diccionario de la tabla CONSULTA"/>
         <w:tblBorders>
           <w:top w:val="single" w:sz="4" w:color="A6A6A6"/>
           <w:left w:val="single" w:sz="4" w:color="A6A6A6"/>
@@ -17542,13 +14028,12 @@
         </w:tblBorders>
       </w:tblPr>
       <w:tblGrid>
-        <w:gridCol w:w="1131"/>
-        <w:gridCol w:w="1131"/>
-        <w:gridCol w:w="1131"/>
-        <w:gridCol w:w="1131"/>
-        <w:gridCol w:w="1131"/>
-        <w:gridCol w:w="1131"/>
-        <w:gridCol w:w="1131"/>
+        <w:gridCol w:w="1320"/>
+        <w:gridCol w:w="1320"/>
+        <w:gridCol w:w="1320"/>
+        <w:gridCol w:w="1320"/>
+        <w:gridCol w:w="1320"/>
+        <w:gridCol w:w="1320"/>
       </w:tblGrid>
       <w:tr>
         <w:trPr>
@@ -17662,24 +14147,6 @@
             </w:r>
           </w:p>
         </w:tc>
-        <w:tc>
-          <w:tcPr>
-            <w:shd w:val="clear" w:fill="FBE5CC"/>
-          </w:tcPr>
-          <w:p>
-            <w:pPr>
-              <w:pStyle w:val="Compact"/>
-            </w:pPr>
-            <w:r>
-              <w:rPr>
-                <w:b/>
-                <w:sz w:val="19"/>
-                <w:lang w:val="es-CO"/>
-              </w:rPr>
-              <w:t xml:space="preserve">Ejemplo</w:t>
-            </w:r>
-          </w:p>
-        </w:tc>
       </w:tr>
       <w:tr>
         <w:tc>
@@ -17772,21 +14239,6 @@
             </w:r>
           </w:p>
         </w:tc>
-        <w:tc>
-          <w:tcPr/>
-          <w:p>
-            <w:pPr>
-              <w:pStyle w:val="Compact"/>
-            </w:pPr>
-            <w:r>
-              <w:rPr>
-                <w:sz w:val="19"/>
-                <w:lang w:val="es-CO"/>
-              </w:rPr>
-              <w:t xml:space="preserve">1</w:t>
-            </w:r>
-          </w:p>
-        </w:tc>
       </w:tr>
       <w:tr>
         <w:tc>
@@ -17879,21 +14331,6 @@
             </w:r>
           </w:p>
         </w:tc>
-        <w:tc>
-          <w:tcPr/>
-          <w:p>
-            <w:pPr>
-              <w:pStyle w:val="Compact"/>
-            </w:pPr>
-            <w:r>
-              <w:rPr>
-                <w:sz w:val="19"/>
-                <w:lang w:val="es-CO"/>
-              </w:rPr>
-              <w:t xml:space="preserve">1</w:t>
-            </w:r>
-          </w:p>
-        </w:tc>
       </w:tr>
       <w:tr>
         <w:tc>
@@ -17986,21 +14423,6 @@
             </w:r>
           </w:p>
         </w:tc>
-        <w:tc>
-          <w:tcPr/>
-          <w:p>
-            <w:pPr>
-              <w:pStyle w:val="Compact"/>
-            </w:pPr>
-            <w:r>
-              <w:rPr>
-                <w:sz w:val="19"/>
-                <w:lang w:val="es-CO"/>
-              </w:rPr>
-              <w:t xml:space="preserve">10</w:t>
-            </w:r>
-          </w:p>
-        </w:tc>
       </w:tr>
       <w:tr>
         <w:tc>
@@ -18093,21 +14515,6 @@
             </w:r>
           </w:p>
         </w:tc>
-        <w:tc>
-          <w:tcPr/>
-          <w:p>
-            <w:pPr>
-              <w:pStyle w:val="Compact"/>
-            </w:pPr>
-            <w:r>
-              <w:rPr>
-                <w:sz w:val="19"/>
-                <w:lang w:val="es-CO"/>
-              </w:rPr>
-              <w:t xml:space="preserve">2026-03-12 09:35</w:t>
-            </w:r>
-          </w:p>
-        </w:tc>
       </w:tr>
       <w:tr>
         <w:tc>
@@ -18200,21 +14607,6 @@
             </w:r>
           </w:p>
         </w:tc>
-        <w:tc>
-          <w:tcPr/>
-          <w:p>
-            <w:pPr>
-              <w:pStyle w:val="Compact"/>
-            </w:pPr>
-            <w:r>
-              <w:rPr>
-                <w:sz w:val="19"/>
-                <w:lang w:val="es-CO"/>
-              </w:rPr>
-              <w:t xml:space="preserve">28.40</w:t>
-            </w:r>
-          </w:p>
-        </w:tc>
       </w:tr>
       <w:tr>
         <w:tc>
@@ -18307,21 +14699,6 @@
             </w:r>
           </w:p>
         </w:tc>
-        <w:tc>
-          <w:tcPr/>
-          <w:p>
-            <w:pPr>
-              <w:pStyle w:val="Compact"/>
-            </w:pPr>
-            <w:r>
-              <w:rPr>
-                <w:sz w:val="19"/>
-                <w:lang w:val="es-CO"/>
-              </w:rPr>
-              <w:t xml:space="preserve">38.6</w:t>
-            </w:r>
-          </w:p>
-        </w:tc>
       </w:tr>
       <w:tr>
         <w:tc>
@@ -18414,21 +14791,6 @@
             </w:r>
           </w:p>
         </w:tc>
-        <w:tc>
-          <w:tcPr/>
-          <w:p>
-            <w:pPr>
-              <w:pStyle w:val="Compact"/>
-            </w:pPr>
-            <w:r>
-              <w:rPr>
-                <w:sz w:val="19"/>
-                <w:lang w:val="es-CO"/>
-              </w:rPr>
-              <w:t xml:space="preserve">96</w:t>
-            </w:r>
-          </w:p>
-        </w:tc>
       </w:tr>
       <w:tr>
         <w:tc>
@@ -18521,21 +14883,6 @@
             </w:r>
           </w:p>
         </w:tc>
-        <w:tc>
-          <w:tcPr/>
-          <w:p>
-            <w:pPr>
-              <w:pStyle w:val="Compact"/>
-            </w:pPr>
-            <w:r>
-              <w:rPr>
-                <w:sz w:val="19"/>
-                <w:lang w:val="es-CO"/>
-              </w:rPr>
-              <w:t xml:space="preserve">Vómito, decaimiento</w:t>
-            </w:r>
-          </w:p>
-        </w:tc>
       </w:tr>
       <w:tr>
         <w:tc>
@@ -18628,21 +14975,6 @@
             </w:r>
           </w:p>
         </w:tc>
-        <w:tc>
-          <w:tcPr/>
-          <w:p>
-            <w:pPr>
-              <w:pStyle w:val="Compact"/>
-            </w:pPr>
-            <w:r>
-              <w:rPr>
-                <w:sz w:val="19"/>
-                <w:lang w:val="es-CO"/>
-              </w:rPr>
-              <w:t xml:space="preserve">Gastroenteritis aguda</w:t>
-            </w:r>
-          </w:p>
-        </w:tc>
       </w:tr>
       <w:tr>
         <w:tc>
@@ -18732,21 +15064,6 @@
                 <w:lang w:val="es-CO"/>
               </w:rPr>
               <w:t xml:space="preserve">Indicaciones y notas.</w:t>
-            </w:r>
-          </w:p>
-        </w:tc>
-        <w:tc>
-          <w:tcPr/>
-          <w:p>
-            <w:pPr>
-              <w:pStyle w:val="Compact"/>
-            </w:pPr>
-            <w:r>
-              <w:rPr>
-                <w:sz w:val="19"/>
-                <w:lang w:val="es-CO"/>
-              </w:rPr>
-              <w:t xml:space="preserve">Dieta blanda 3 días</w:t>
             </w:r>
           </w:p>
         </w:tc>
@@ -18762,7 +15079,7 @@
           <w:bCs/>
           <w:lang w:val="es-CO"/>
         </w:rPr>
-        <w:t xml:space="preserve">Integridad referencial y reglas:</w:t>
+        <w:t xml:space="preserve">Reglas:</w:t>
       </w:r>
       <w:r>
         <w:rPr>
@@ -18806,109 +15123,9 @@
       </w:pPr>
       <w:r>
         <w:rPr>
-          <w:b/>
-          <w:bCs/>
           <w:lang w:val="es-CO"/>
         </w:rPr>
-        <w:t xml:space="preserve">Descripción:</w:t>
-      </w:r>
-      <w:r>
-        <w:rPr>
-          <w:lang w:val="es-CO"/>
-        </w:rPr>
-        <w:t xml:space="preserve"> </w:t>
-      </w:r>
-      <w:r>
-        <w:rPr>
-          <w:lang w:val="es-CO"/>
-        </w:rPr>
-        <w:t xml:space="preserve">Catálogo de medicamentos e insumos veterinarios con su precio de venta vigente.</w:t>
-      </w:r>
-      <w:r>
-        <w:br/>
-      </w:r>
-      <w:r>
-        <w:rPr>
-          <w:b/>
-          <w:bCs/>
-          <w:lang w:val="es-CO"/>
-        </w:rPr>
-        <w:t xml:space="preserve">Tipo:</w:t>
-      </w:r>
-      <w:r>
-        <w:rPr>
-          <w:lang w:val="es-CO"/>
-        </w:rPr>
-        <w:t xml:space="preserve"> </w:t>
-      </w:r>
-      <w:r>
-        <w:rPr>
-          <w:lang w:val="es-CO"/>
-        </w:rPr>
-        <w:t xml:space="preserve">Catálogo ·</w:t>
-      </w:r>
-      <w:r>
-        <w:rPr>
-          <w:lang w:val="es-CO"/>
-        </w:rPr>
-        <w:t xml:space="preserve"> </w:t>
-      </w:r>
-      <w:r>
-        <w:rPr>
-          <w:b/>
-          <w:bCs/>
-          <w:lang w:val="es-CO"/>
-        </w:rPr>
-        <w:t xml:space="preserve">Área:</w:t>
-      </w:r>
-      <w:r>
-        <w:rPr>
-          <w:lang w:val="es-CO"/>
-        </w:rPr>
-        <w:t xml:space="preserve"> </w:t>
-      </w:r>
-      <w:r>
-        <w:rPr>
-          <w:lang w:val="es-CO"/>
-        </w:rPr>
-        <w:t xml:space="preserve">Comercial ·</w:t>
-      </w:r>
-      <w:r>
-        <w:rPr>
-          <w:lang w:val="es-CO"/>
-        </w:rPr>
-        <w:t xml:space="preserve"> </w:t>
-      </w:r>
-      <w:r>
-        <w:rPr>
-          <w:b/>
-          <w:bCs/>
-          <w:lang w:val="es-CO"/>
-        </w:rPr>
-        <w:t xml:space="preserve">Llave primaria:</w:t>
-      </w:r>
-      <w:r>
-        <w:rPr>
-          <w:lang w:val="es-CO"/>
-        </w:rPr>
-        <w:t xml:space="preserve"> </w:t>
-      </w:r>
-      <w:r>
-        <w:rPr>
-          <w:lang w:val="es-CO"/>
-        </w:rPr>
-        <w:t xml:space="preserve">id_medicamento</w:t>
-      </w:r>
-    </w:p>
-    <w:p>
-      <w:pPr>
-        <w:pStyle w:val="TableCaption"/>
-      </w:pPr>
-      <w:r>
-        <w:rPr>
-          <w:lang w:val="es-CO"/>
-        </w:rPr>
-        <w:t xml:space="preserve">Diccionario de la tabla MEDICAMENTO</w:t>
+        <w:t xml:space="preserve">Catálogo de medicamentos e insumos veterinarios con su precio de venta vigente. (Catálogo, área Comercial).</w:t>
       </w:r>
     </w:p>
     <w:tbl>
@@ -18917,7 +15134,6 @@
         <w:tblW w:type="pct" w:w="5000"/>
         <w:tblLayout w:type="fixed"/>
         <w:tblLook w:firstRow="1" w:lastRow="0" w:firstColumn="0" w:lastColumn="0" w:noHBand="0" w:noVBand="0" w:val="0020"/>
-        <w:tblCaption w:val="Diccionario de la tabla MEDICAMENTO"/>
         <w:tblBorders>
           <w:top w:val="single" w:sz="4" w:color="A6A6A6"/>
           <w:left w:val="single" w:sz="4" w:color="A6A6A6"/>
@@ -18928,13 +15144,12 @@
         </w:tblBorders>
       </w:tblPr>
       <w:tblGrid>
-        <w:gridCol w:w="1131"/>
-        <w:gridCol w:w="1131"/>
-        <w:gridCol w:w="1131"/>
-        <w:gridCol w:w="1131"/>
-        <w:gridCol w:w="1131"/>
-        <w:gridCol w:w="1131"/>
-        <w:gridCol w:w="1131"/>
+        <w:gridCol w:w="1320"/>
+        <w:gridCol w:w="1320"/>
+        <w:gridCol w:w="1320"/>
+        <w:gridCol w:w="1320"/>
+        <w:gridCol w:w="1320"/>
+        <w:gridCol w:w="1320"/>
       </w:tblGrid>
       <w:tr>
         <w:trPr>
@@ -19048,24 +15263,6 @@
             </w:r>
           </w:p>
         </w:tc>
-        <w:tc>
-          <w:tcPr>
-            <w:shd w:val="clear" w:fill="FBE5CC"/>
-          </w:tcPr>
-          <w:p>
-            <w:pPr>
-              <w:pStyle w:val="Compact"/>
-            </w:pPr>
-            <w:r>
-              <w:rPr>
-                <w:b/>
-                <w:sz w:val="19"/>
-                <w:lang w:val="es-CO"/>
-              </w:rPr>
-              <w:t xml:space="preserve">Ejemplo</w:t>
-            </w:r>
-          </w:p>
-        </w:tc>
       </w:tr>
       <w:tr>
         <w:tc>
@@ -19158,21 +15355,6 @@
             </w:r>
           </w:p>
         </w:tc>
-        <w:tc>
-          <w:tcPr/>
-          <w:p>
-            <w:pPr>
-              <w:pStyle w:val="Compact"/>
-            </w:pPr>
-            <w:r>
-              <w:rPr>
-                <w:sz w:val="19"/>
-                <w:lang w:val="es-CO"/>
-              </w:rPr>
-              <w:t xml:space="preserve">1</w:t>
-            </w:r>
-          </w:p>
-        </w:tc>
       </w:tr>
       <w:tr>
         <w:tc>
@@ -19265,21 +15447,6 @@
             </w:r>
           </w:p>
         </w:tc>
-        <w:tc>
-          <w:tcPr/>
-          <w:p>
-            <w:pPr>
-              <w:pStyle w:val="Compact"/>
-            </w:pPr>
-            <w:r>
-              <w:rPr>
-                <w:sz w:val="19"/>
-                <w:lang w:val="es-CO"/>
-              </w:rPr>
-              <w:t xml:space="preserve">MED-0001</w:t>
-            </w:r>
-          </w:p>
-        </w:tc>
       </w:tr>
       <w:tr>
         <w:tc>
@@ -19372,21 +15539,6 @@
             </w:r>
           </w:p>
         </w:tc>
-        <w:tc>
-          <w:tcPr/>
-          <w:p>
-            <w:pPr>
-              <w:pStyle w:val="Compact"/>
-            </w:pPr>
-            <w:r>
-              <w:rPr>
-                <w:sz w:val="19"/>
-                <w:lang w:val="es-CO"/>
-              </w:rPr>
-              <w:t xml:space="preserve">Amoxicilina 500</w:t>
-            </w:r>
-          </w:p>
-        </w:tc>
       </w:tr>
       <w:tr>
         <w:tc>
@@ -19479,21 +15631,6 @@
             </w:r>
           </w:p>
         </w:tc>
-        <w:tc>
-          <w:tcPr/>
-          <w:p>
-            <w:pPr>
-              <w:pStyle w:val="Compact"/>
-            </w:pPr>
-            <w:r>
-              <w:rPr>
-                <w:sz w:val="19"/>
-                <w:lang w:val="es-CO"/>
-              </w:rPr>
-              <w:t xml:space="preserve">Amoxicilina</w:t>
-            </w:r>
-          </w:p>
-        </w:tc>
       </w:tr>
       <w:tr>
         <w:tc>
@@ -19586,21 +15723,6 @@
             </w:r>
           </w:p>
         </w:tc>
-        <w:tc>
-          <w:tcPr/>
-          <w:p>
-            <w:pPr>
-              <w:pStyle w:val="Compact"/>
-            </w:pPr>
-            <w:r>
-              <w:rPr>
-                <w:sz w:val="19"/>
-                <w:lang w:val="es-CO"/>
-              </w:rPr>
-              <w:t xml:space="preserve">Tableta 500 mg</w:t>
-            </w:r>
-          </w:p>
-        </w:tc>
       </w:tr>
       <w:tr>
         <w:tc>
@@ -19693,21 +15815,6 @@
             </w:r>
           </w:p>
         </w:tc>
-        <w:tc>
-          <w:tcPr/>
-          <w:p>
-            <w:pPr>
-              <w:pStyle w:val="Compact"/>
-            </w:pPr>
-            <w:r>
-              <w:rPr>
-                <w:sz w:val="19"/>
-                <w:lang w:val="es-CO"/>
-              </w:rPr>
-              <w:t xml:space="preserve">Lab. Andino Vet</w:t>
-            </w:r>
-          </w:p>
-        </w:tc>
       </w:tr>
       <w:tr>
         <w:tc>
@@ -19800,21 +15907,6 @@
             </w:r>
           </w:p>
         </w:tc>
-        <w:tc>
-          <w:tcPr/>
-          <w:p>
-            <w:pPr>
-              <w:pStyle w:val="Compact"/>
-            </w:pPr>
-            <w:r>
-              <w:rPr>
-                <w:sz w:val="19"/>
-                <w:lang w:val="es-CO"/>
-              </w:rPr>
-              <w:t xml:space="preserve">1800</w:t>
-            </w:r>
-          </w:p>
-        </w:tc>
       </w:tr>
       <w:tr>
         <w:tc>
@@ -19953,21 +16045,6 @@
                 <w:lang w:val="es-CO"/>
               </w:rPr>
               <w:t xml:space="preserve">S si solo se vende con fórmula médica.</w:t>
-            </w:r>
-          </w:p>
-        </w:tc>
-        <w:tc>
-          <w:tcPr/>
-          <w:p>
-            <w:pPr>
-              <w:pStyle w:val="Compact"/>
-            </w:pPr>
-            <w:r>
-              <w:rPr>
-                <w:sz w:val="19"/>
-                <w:lang w:val="es-CO"/>
-              </w:rPr>
-              <w:t xml:space="preserve">S</w:t>
             </w:r>
           </w:p>
         </w:tc>
@@ -20002,109 +16079,9 @@
       </w:pPr>
       <w:r>
         <w:rPr>
-          <w:b/>
-          <w:bCs/>
           <w:lang w:val="es-CO"/>
         </w:rPr>
-        <w:t xml:space="preserve">Descripción:</w:t>
-      </w:r>
-      <w:r>
-        <w:rPr>
-          <w:lang w:val="es-CO"/>
-        </w:rPr>
-        <w:t xml:space="preserve"> </w:t>
-      </w:r>
-      <w:r>
-        <w:rPr>
-          <w:lang w:val="es-CO"/>
-        </w:rPr>
-        <w:t xml:space="preserve">Resuelve la relación N:M PRESCRIBIR entre CONSULTA y MEDICAMENTO (fórmula médica).</w:t>
-      </w:r>
-      <w:r>
-        <w:br/>
-      </w:r>
-      <w:r>
-        <w:rPr>
-          <w:b/>
-          <w:bCs/>
-          <w:lang w:val="es-CO"/>
-        </w:rPr>
-        <w:t xml:space="preserve">Tipo:</w:t>
-      </w:r>
-      <w:r>
-        <w:rPr>
-          <w:lang w:val="es-CO"/>
-        </w:rPr>
-        <w:t xml:space="preserve"> </w:t>
-      </w:r>
-      <w:r>
-        <w:rPr>
-          <w:lang w:val="es-CO"/>
-        </w:rPr>
-        <w:t xml:space="preserve">Asociativa (N:M) ·</w:t>
-      </w:r>
-      <w:r>
-        <w:rPr>
-          <w:lang w:val="es-CO"/>
-        </w:rPr>
-        <w:t xml:space="preserve"> </w:t>
-      </w:r>
-      <w:r>
-        <w:rPr>
-          <w:b/>
-          <w:bCs/>
-          <w:lang w:val="es-CO"/>
-        </w:rPr>
-        <w:t xml:space="preserve">Área:</w:t>
-      </w:r>
-      <w:r>
-        <w:rPr>
-          <w:lang w:val="es-CO"/>
-        </w:rPr>
-        <w:t xml:space="preserve"> </w:t>
-      </w:r>
-      <w:r>
-        <w:rPr>
-          <w:lang w:val="es-CO"/>
-        </w:rPr>
-        <w:t xml:space="preserve">Comercial ·</w:t>
-      </w:r>
-      <w:r>
-        <w:rPr>
-          <w:lang w:val="es-CO"/>
-        </w:rPr>
-        <w:t xml:space="preserve"> </w:t>
-      </w:r>
-      <w:r>
-        <w:rPr>
-          <w:b/>
-          <w:bCs/>
-          <w:lang w:val="es-CO"/>
-        </w:rPr>
-        <w:t xml:space="preserve">Llave primaria:</w:t>
-      </w:r>
-      <w:r>
-        <w:rPr>
-          <w:lang w:val="es-CO"/>
-        </w:rPr>
-        <w:t xml:space="preserve"> </w:t>
-      </w:r>
-      <w:r>
-        <w:rPr>
-          <w:lang w:val="es-CO"/>
-        </w:rPr>
-        <w:t xml:space="preserve">id_consulta, id_medicamento</w:t>
-      </w:r>
-    </w:p>
-    <w:p>
-      <w:pPr>
-        <w:pStyle w:val="TableCaption"/>
-      </w:pPr>
-      <w:r>
-        <w:rPr>
-          <w:lang w:val="es-CO"/>
-        </w:rPr>
-        <w:t xml:space="preserve">Diccionario de la tabla PRESCRIPCION</w:t>
+        <w:t xml:space="preserve">Resuelve la relación N:M PRESCRIBIR entre CONSULTA y MEDICAMENTO (fórmula médica). (Asociativa (N:M), área Comercial).</w:t>
       </w:r>
     </w:p>
     <w:tbl>
@@ -20113,7 +16090,6 @@
         <w:tblW w:type="pct" w:w="5000"/>
         <w:tblLayout w:type="fixed"/>
         <w:tblLook w:firstRow="1" w:lastRow="0" w:firstColumn="0" w:lastColumn="0" w:noHBand="0" w:noVBand="0" w:val="0020"/>
-        <w:tblCaption w:val="Diccionario de la tabla PRESCRIPCION"/>
         <w:tblBorders>
           <w:top w:val="single" w:sz="4" w:color="A6A6A6"/>
           <w:left w:val="single" w:sz="4" w:color="A6A6A6"/>
@@ -20124,13 +16100,12 @@
         </w:tblBorders>
       </w:tblPr>
       <w:tblGrid>
-        <w:gridCol w:w="1131"/>
-        <w:gridCol w:w="1131"/>
-        <w:gridCol w:w="1131"/>
-        <w:gridCol w:w="1131"/>
-        <w:gridCol w:w="1131"/>
-        <w:gridCol w:w="1131"/>
-        <w:gridCol w:w="1131"/>
+        <w:gridCol w:w="1320"/>
+        <w:gridCol w:w="1320"/>
+        <w:gridCol w:w="1320"/>
+        <w:gridCol w:w="1320"/>
+        <w:gridCol w:w="1320"/>
+        <w:gridCol w:w="1320"/>
       </w:tblGrid>
       <w:tr>
         <w:trPr>
@@ -20244,24 +16219,6 @@
             </w:r>
           </w:p>
         </w:tc>
-        <w:tc>
-          <w:tcPr>
-            <w:shd w:val="clear" w:fill="FBE5CC"/>
-          </w:tcPr>
-          <w:p>
-            <w:pPr>
-              <w:pStyle w:val="Compact"/>
-            </w:pPr>
-            <w:r>
-              <w:rPr>
-                <w:b/>
-                <w:sz w:val="19"/>
-                <w:lang w:val="es-CO"/>
-              </w:rPr>
-              <w:t xml:space="preserve">Ejemplo</w:t>
-            </w:r>
-          </w:p>
-        </w:tc>
       </w:tr>
       <w:tr>
         <w:tc>
@@ -20354,21 +16311,6 @@
             </w:r>
           </w:p>
         </w:tc>
-        <w:tc>
-          <w:tcPr/>
-          <w:p>
-            <w:pPr>
-              <w:pStyle w:val="Compact"/>
-            </w:pPr>
-            <w:r>
-              <w:rPr>
-                <w:sz w:val="19"/>
-                <w:lang w:val="es-CO"/>
-              </w:rPr>
-              <w:t xml:space="preserve">1</w:t>
-            </w:r>
-          </w:p>
-        </w:tc>
       </w:tr>
       <w:tr>
         <w:tc>
@@ -20461,21 +16403,6 @@
             </w:r>
           </w:p>
         </w:tc>
-        <w:tc>
-          <w:tcPr/>
-          <w:p>
-            <w:pPr>
-              <w:pStyle w:val="Compact"/>
-            </w:pPr>
-            <w:r>
-              <w:rPr>
-                <w:sz w:val="19"/>
-                <w:lang w:val="es-CO"/>
-              </w:rPr>
-              <w:t xml:space="preserve">1</w:t>
-            </w:r>
-          </w:p>
-        </w:tc>
       </w:tr>
       <w:tr>
         <w:tc>
@@ -20568,21 +16495,6 @@
             </w:r>
           </w:p>
         </w:tc>
-        <w:tc>
-          <w:tcPr/>
-          <w:p>
-            <w:pPr>
-              <w:pStyle w:val="Compact"/>
-            </w:pPr>
-            <w:r>
-              <w:rPr>
-                <w:sz w:val="19"/>
-                <w:lang w:val="es-CO"/>
-              </w:rPr>
-              <w:t xml:space="preserve">1 tableta</w:t>
-            </w:r>
-          </w:p>
-        </w:tc>
       </w:tr>
       <w:tr>
         <w:tc>
@@ -20675,21 +16587,6 @@
             </w:r>
           </w:p>
         </w:tc>
-        <w:tc>
-          <w:tcPr/>
-          <w:p>
-            <w:pPr>
-              <w:pStyle w:val="Compact"/>
-            </w:pPr>
-            <w:r>
-              <w:rPr>
-                <w:sz w:val="19"/>
-                <w:lang w:val="es-CO"/>
-              </w:rPr>
-              <w:t xml:space="preserve">12</w:t>
-            </w:r>
-          </w:p>
-        </w:tc>
       </w:tr>
       <w:tr>
         <w:tc>
@@ -20782,21 +16679,6 @@
             </w:r>
           </w:p>
         </w:tc>
-        <w:tc>
-          <w:tcPr/>
-          <w:p>
-            <w:pPr>
-              <w:pStyle w:val="Compact"/>
-            </w:pPr>
-            <w:r>
-              <w:rPr>
-                <w:sz w:val="19"/>
-                <w:lang w:val="es-CO"/>
-              </w:rPr>
-              <w:t xml:space="preserve">7</w:t>
-            </w:r>
-          </w:p>
-        </w:tc>
       </w:tr>
       <w:tr>
         <w:tc>
@@ -20889,21 +16771,6 @@
             </w:r>
           </w:p>
         </w:tc>
-        <w:tc>
-          <w:tcPr/>
-          <w:p>
-            <w:pPr>
-              <w:pStyle w:val="Compact"/>
-            </w:pPr>
-            <w:r>
-              <w:rPr>
-                <w:sz w:val="19"/>
-                <w:lang w:val="es-CO"/>
-              </w:rPr>
-              <w:t xml:space="preserve">14</w:t>
-            </w:r>
-          </w:p>
-        </w:tc>
       </w:tr>
       <w:tr>
         <w:tc>
@@ -20993,21 +16860,6 @@
                 <w:lang w:val="es-CO"/>
               </w:rPr>
               <w:t xml:space="preserve">Indicaciones adicionales.</w:t>
-            </w:r>
-          </w:p>
-        </w:tc>
-        <w:tc>
-          <w:tcPr/>
-          <w:p>
-            <w:pPr>
-              <w:pStyle w:val="Compact"/>
-            </w:pPr>
-            <w:r>
-              <w:rPr>
-                <w:sz w:val="19"/>
-                <w:lang w:val="es-CO"/>
-              </w:rPr>
-              <w:t xml:space="preserve">Administrar con comida</w:t>
             </w:r>
           </w:p>
         </w:tc>
@@ -21023,7 +16875,7 @@
           <w:bCs/>
           <w:lang w:val="es-CO"/>
         </w:rPr>
-        <w:t xml:space="preserve">Integridad referencial y reglas:</w:t>
+        <w:t xml:space="preserve">Reglas:</w:t>
       </w:r>
       <w:r>
         <w:rPr>
@@ -21067,109 +16919,9 @@
       </w:pPr>
       <w:r>
         <w:rPr>
-          <w:b/>
-          <w:bCs/>
           <w:lang w:val="es-CO"/>
         </w:rPr>
-        <w:t xml:space="preserve">Descripción:</w:t>
-      </w:r>
-      <w:r>
-        <w:rPr>
-          <w:lang w:val="es-CO"/>
-        </w:rPr>
-        <w:t xml:space="preserve"> </w:t>
-      </w:r>
-      <w:r>
-        <w:rPr>
-          <w:lang w:val="es-CO"/>
-        </w:rPr>
-        <w:t xml:space="preserve">Resuelve la relación N:M ALMACENAR entre SEDE y MEDICAMENTO: existencias por sede.</w:t>
-      </w:r>
-      <w:r>
-        <w:br/>
-      </w:r>
-      <w:r>
-        <w:rPr>
-          <w:b/>
-          <w:bCs/>
-          <w:lang w:val="es-CO"/>
-        </w:rPr>
-        <w:t xml:space="preserve">Tipo:</w:t>
-      </w:r>
-      <w:r>
-        <w:rPr>
-          <w:lang w:val="es-CO"/>
-        </w:rPr>
-        <w:t xml:space="preserve"> </w:t>
-      </w:r>
-      <w:r>
-        <w:rPr>
-          <w:lang w:val="es-CO"/>
-        </w:rPr>
-        <w:t xml:space="preserve">Asociativa (N:M) ·</w:t>
-      </w:r>
-      <w:r>
-        <w:rPr>
-          <w:lang w:val="es-CO"/>
-        </w:rPr>
-        <w:t xml:space="preserve"> </w:t>
-      </w:r>
-      <w:r>
-        <w:rPr>
-          <w:b/>
-          <w:bCs/>
-          <w:lang w:val="es-CO"/>
-        </w:rPr>
-        <w:t xml:space="preserve">Área:</w:t>
-      </w:r>
-      <w:r>
-        <w:rPr>
-          <w:lang w:val="es-CO"/>
-        </w:rPr>
-        <w:t xml:space="preserve"> </w:t>
-      </w:r>
-      <w:r>
-        <w:rPr>
-          <w:lang w:val="es-CO"/>
-        </w:rPr>
-        <w:t xml:space="preserve">Comercial ·</w:t>
-      </w:r>
-      <w:r>
-        <w:rPr>
-          <w:lang w:val="es-CO"/>
-        </w:rPr>
-        <w:t xml:space="preserve"> </w:t>
-      </w:r>
-      <w:r>
-        <w:rPr>
-          <w:b/>
-          <w:bCs/>
-          <w:lang w:val="es-CO"/>
-        </w:rPr>
-        <w:t xml:space="preserve">Llave primaria:</w:t>
-      </w:r>
-      <w:r>
-        <w:rPr>
-          <w:lang w:val="es-CO"/>
-        </w:rPr>
-        <w:t xml:space="preserve"> </w:t>
-      </w:r>
-      <w:r>
-        <w:rPr>
-          <w:lang w:val="es-CO"/>
-        </w:rPr>
-        <w:t xml:space="preserve">id_sede, id_medicamento</w:t>
-      </w:r>
-    </w:p>
-    <w:p>
-      <w:pPr>
-        <w:pStyle w:val="TableCaption"/>
-      </w:pPr>
-      <w:r>
-        <w:rPr>
-          <w:lang w:val="es-CO"/>
-        </w:rPr>
-        <w:t xml:space="preserve">Diccionario de la tabla INVENTARIO</w:t>
+        <w:t xml:space="preserve">Resuelve la relación N:M ALMACENAR entre SEDE y MEDICAMENTO: existencias por sede. (Asociativa (N:M), área Comercial).</w:t>
       </w:r>
     </w:p>
     <w:tbl>
@@ -21178,7 +16930,6 @@
         <w:tblW w:type="pct" w:w="5000"/>
         <w:tblLayout w:type="fixed"/>
         <w:tblLook w:firstRow="1" w:lastRow="0" w:firstColumn="0" w:lastColumn="0" w:noHBand="0" w:noVBand="0" w:val="0020"/>
-        <w:tblCaption w:val="Diccionario de la tabla INVENTARIO"/>
         <w:tblBorders>
           <w:top w:val="single" w:sz="4" w:color="A6A6A6"/>
           <w:left w:val="single" w:sz="4" w:color="A6A6A6"/>
@@ -21189,13 +16940,12 @@
         </w:tblBorders>
       </w:tblPr>
       <w:tblGrid>
-        <w:gridCol w:w="1131"/>
-        <w:gridCol w:w="1131"/>
-        <w:gridCol w:w="1131"/>
-        <w:gridCol w:w="1131"/>
-        <w:gridCol w:w="1131"/>
-        <w:gridCol w:w="1131"/>
-        <w:gridCol w:w="1131"/>
+        <w:gridCol w:w="1320"/>
+        <w:gridCol w:w="1320"/>
+        <w:gridCol w:w="1320"/>
+        <w:gridCol w:w="1320"/>
+        <w:gridCol w:w="1320"/>
+        <w:gridCol w:w="1320"/>
       </w:tblGrid>
       <w:tr>
         <w:trPr>
@@ -21309,24 +17059,6 @@
             </w:r>
           </w:p>
         </w:tc>
-        <w:tc>
-          <w:tcPr>
-            <w:shd w:val="clear" w:fill="FBE5CC"/>
-          </w:tcPr>
-          <w:p>
-            <w:pPr>
-              <w:pStyle w:val="Compact"/>
-            </w:pPr>
-            <w:r>
-              <w:rPr>
-                <w:b/>
-                <w:sz w:val="19"/>
-                <w:lang w:val="es-CO"/>
-              </w:rPr>
-              <w:t xml:space="preserve">Ejemplo</w:t>
-            </w:r>
-          </w:p>
-        </w:tc>
       </w:tr>
       <w:tr>
         <w:tc>
@@ -21419,21 +17151,6 @@
             </w:r>
           </w:p>
         </w:tc>
-        <w:tc>
-          <w:tcPr/>
-          <w:p>
-            <w:pPr>
-              <w:pStyle w:val="Compact"/>
-            </w:pPr>
-            <w:r>
-              <w:rPr>
-                <w:sz w:val="19"/>
-                <w:lang w:val="es-CO"/>
-              </w:rPr>
-              <w:t xml:space="preserve">1</w:t>
-            </w:r>
-          </w:p>
-        </w:tc>
       </w:tr>
       <w:tr>
         <w:tc>
@@ -21526,21 +17243,6 @@
             </w:r>
           </w:p>
         </w:tc>
-        <w:tc>
-          <w:tcPr/>
-          <w:p>
-            <w:pPr>
-              <w:pStyle w:val="Compact"/>
-            </w:pPr>
-            <w:r>
-              <w:rPr>
-                <w:sz w:val="19"/>
-                <w:lang w:val="es-CO"/>
-              </w:rPr>
-              <w:t xml:space="preserve">1</w:t>
-            </w:r>
-          </w:p>
-        </w:tc>
       </w:tr>
       <w:tr>
         <w:tc>
@@ -21633,21 +17335,6 @@
             </w:r>
           </w:p>
         </w:tc>
-        <w:tc>
-          <w:tcPr/>
-          <w:p>
-            <w:pPr>
-              <w:pStyle w:val="Compact"/>
-            </w:pPr>
-            <w:r>
-              <w:rPr>
-                <w:sz w:val="19"/>
-                <w:lang w:val="es-CO"/>
-              </w:rPr>
-              <w:t xml:space="preserve">120</w:t>
-            </w:r>
-          </w:p>
-        </w:tc>
       </w:tr>
       <w:tr>
         <w:tc>
@@ -21740,21 +17427,6 @@
             </w:r>
           </w:p>
         </w:tc>
-        <w:tc>
-          <w:tcPr/>
-          <w:p>
-            <w:pPr>
-              <w:pStyle w:val="Compact"/>
-            </w:pPr>
-            <w:r>
-              <w:rPr>
-                <w:sz w:val="19"/>
-                <w:lang w:val="es-CO"/>
-              </w:rPr>
-              <w:t xml:space="preserve">30</w:t>
-            </w:r>
-          </w:p>
-        </w:tc>
       </w:tr>
       <w:tr>
         <w:tc>
@@ -21844,21 +17516,6 @@
                 <w:lang w:val="es-CO"/>
               </w:rPr>
               <w:t xml:space="preserve">Fecha del último movimiento o conteo.</w:t>
-            </w:r>
-          </w:p>
-        </w:tc>
-        <w:tc>
-          <w:tcPr/>
-          <w:p>
-            <w:pPr>
-              <w:pStyle w:val="Compact"/>
-            </w:pPr>
-            <w:r>
-              <w:rPr>
-                <w:sz w:val="19"/>
-                <w:lang w:val="es-CO"/>
-              </w:rPr>
-              <w:t xml:space="preserve">2026-09-30</w:t>
             </w:r>
           </w:p>
         </w:tc>
@@ -21874,7 +17531,7 @@
           <w:bCs/>
           <w:lang w:val="es-CO"/>
         </w:rPr>
-        <w:t xml:space="preserve">Integridad referencial y reglas:</w:t>
+        <w:t xml:space="preserve">Reglas:</w:t>
       </w:r>
       <w:r>
         <w:rPr>
@@ -21918,109 +17575,9 @@
       </w:pPr>
       <w:r>
         <w:rPr>
-          <w:b/>
-          <w:bCs/>
           <w:lang w:val="es-CO"/>
         </w:rPr>
-        <w:t xml:space="preserve">Descripción:</w:t>
-      </w:r>
-      <w:r>
-        <w:rPr>
-          <w:lang w:val="es-CO"/>
-        </w:rPr>
-        <w:t xml:space="preserve"> </w:t>
-      </w:r>
-      <w:r>
-        <w:rPr>
-          <w:lang w:val="es-CO"/>
-        </w:rPr>
-        <w:t xml:space="preserve">Documento de venta emitido a un cliente en una sede. El total es derivado (vista V_FACTURA_TOTAL).</w:t>
-      </w:r>
-      <w:r>
-        <w:br/>
-      </w:r>
-      <w:r>
-        <w:rPr>
-          <w:b/>
-          <w:bCs/>
-          <w:lang w:val="es-CO"/>
-        </w:rPr>
-        <w:t xml:space="preserve">Tipo:</w:t>
-      </w:r>
-      <w:r>
-        <w:rPr>
-          <w:lang w:val="es-CO"/>
-        </w:rPr>
-        <w:t xml:space="preserve"> </w:t>
-      </w:r>
-      <w:r>
-        <w:rPr>
-          <w:lang w:val="es-CO"/>
-        </w:rPr>
-        <w:t xml:space="preserve">Fuerte ·</w:t>
-      </w:r>
-      <w:r>
-        <w:rPr>
-          <w:lang w:val="es-CO"/>
-        </w:rPr>
-        <w:t xml:space="preserve"> </w:t>
-      </w:r>
-      <w:r>
-        <w:rPr>
-          <w:b/>
-          <w:bCs/>
-          <w:lang w:val="es-CO"/>
-        </w:rPr>
-        <w:t xml:space="preserve">Área:</w:t>
-      </w:r>
-      <w:r>
-        <w:rPr>
-          <w:lang w:val="es-CO"/>
-        </w:rPr>
-        <w:t xml:space="preserve"> </w:t>
-      </w:r>
-      <w:r>
-        <w:rPr>
-          <w:lang w:val="es-CO"/>
-        </w:rPr>
-        <w:t xml:space="preserve">Comercial ·</w:t>
-      </w:r>
-      <w:r>
-        <w:rPr>
-          <w:lang w:val="es-CO"/>
-        </w:rPr>
-        <w:t xml:space="preserve"> </w:t>
-      </w:r>
-      <w:r>
-        <w:rPr>
-          <w:b/>
-          <w:bCs/>
-          <w:lang w:val="es-CO"/>
-        </w:rPr>
-        <w:t xml:space="preserve">Llave primaria:</w:t>
-      </w:r>
-      <w:r>
-        <w:rPr>
-          <w:lang w:val="es-CO"/>
-        </w:rPr>
-        <w:t xml:space="preserve"> </w:t>
-      </w:r>
-      <w:r>
-        <w:rPr>
-          <w:lang w:val="es-CO"/>
-        </w:rPr>
-        <w:t xml:space="preserve">id_factura</w:t>
-      </w:r>
-    </w:p>
-    <w:p>
-      <w:pPr>
-        <w:pStyle w:val="TableCaption"/>
-      </w:pPr>
-      <w:r>
-        <w:rPr>
-          <w:lang w:val="es-CO"/>
-        </w:rPr>
-        <w:t xml:space="preserve">Diccionario de la tabla FACTURA</w:t>
+        <w:t xml:space="preserve">Documento de venta emitido a un cliente en una sede. El total es derivado (vista V_FACTURA_TOTAL). (Fuerte, área Comercial).</w:t>
       </w:r>
     </w:p>
     <w:tbl>
@@ -22029,7 +17586,6 @@
         <w:tblW w:type="pct" w:w="5000"/>
         <w:tblLayout w:type="fixed"/>
         <w:tblLook w:firstRow="1" w:lastRow="0" w:firstColumn="0" w:lastColumn="0" w:noHBand="0" w:noVBand="0" w:val="0020"/>
-        <w:tblCaption w:val="Diccionario de la tabla FACTURA"/>
         <w:tblBorders>
           <w:top w:val="single" w:sz="4" w:color="A6A6A6"/>
           <w:left w:val="single" w:sz="4" w:color="A6A6A6"/>
@@ -22040,13 +17596,12 @@
         </w:tblBorders>
       </w:tblPr>
       <w:tblGrid>
-        <w:gridCol w:w="1131"/>
-        <w:gridCol w:w="1131"/>
-        <w:gridCol w:w="1131"/>
-        <w:gridCol w:w="1131"/>
-        <w:gridCol w:w="1131"/>
-        <w:gridCol w:w="1131"/>
-        <w:gridCol w:w="1131"/>
+        <w:gridCol w:w="1320"/>
+        <w:gridCol w:w="1320"/>
+        <w:gridCol w:w="1320"/>
+        <w:gridCol w:w="1320"/>
+        <w:gridCol w:w="1320"/>
+        <w:gridCol w:w="1320"/>
       </w:tblGrid>
       <w:tr>
         <w:trPr>
@@ -22160,24 +17715,6 @@
             </w:r>
           </w:p>
         </w:tc>
-        <w:tc>
-          <w:tcPr>
-            <w:shd w:val="clear" w:fill="FBE5CC"/>
-          </w:tcPr>
-          <w:p>
-            <w:pPr>
-              <w:pStyle w:val="Compact"/>
-            </w:pPr>
-            <w:r>
-              <w:rPr>
-                <w:b/>
-                <w:sz w:val="19"/>
-                <w:lang w:val="es-CO"/>
-              </w:rPr>
-              <w:t xml:space="preserve">Ejemplo</w:t>
-            </w:r>
-          </w:p>
-        </w:tc>
       </w:tr>
       <w:tr>
         <w:tc>
@@ -22270,21 +17807,6 @@
             </w:r>
           </w:p>
         </w:tc>
-        <w:tc>
-          <w:tcPr/>
-          <w:p>
-            <w:pPr>
-              <w:pStyle w:val="Compact"/>
-            </w:pPr>
-            <w:r>
-              <w:rPr>
-                <w:sz w:val="19"/>
-                <w:lang w:val="es-CO"/>
-              </w:rPr>
-              <w:t xml:space="preserve">1</w:t>
-            </w:r>
-          </w:p>
-        </w:tc>
       </w:tr>
       <w:tr>
         <w:tc>
@@ -22377,21 +17899,6 @@
             </w:r>
           </w:p>
         </w:tc>
-        <w:tc>
-          <w:tcPr/>
-          <w:p>
-            <w:pPr>
-              <w:pStyle w:val="Compact"/>
-            </w:pPr>
-            <w:r>
-              <w:rPr>
-                <w:sz w:val="19"/>
-                <w:lang w:val="es-CO"/>
-              </w:rPr>
-              <w:t xml:space="preserve">FV-000001</w:t>
-            </w:r>
-          </w:p>
-        </w:tc>
       </w:tr>
       <w:tr>
         <w:tc>
@@ -22484,21 +17991,6 @@
             </w:r>
           </w:p>
         </w:tc>
-        <w:tc>
-          <w:tcPr/>
-          <w:p>
-            <w:pPr>
-              <w:pStyle w:val="Compact"/>
-            </w:pPr>
-            <w:r>
-              <w:rPr>
-                <w:sz w:val="19"/>
-                <w:lang w:val="es-CO"/>
-              </w:rPr>
-              <w:t xml:space="preserve">2026-03-12 10:20</w:t>
-            </w:r>
-          </w:p>
-        </w:tc>
       </w:tr>
       <w:tr>
         <w:tc>
@@ -22647,21 +18139,6 @@
             </w:r>
           </w:p>
         </w:tc>
-        <w:tc>
-          <w:tcPr/>
-          <w:p>
-            <w:pPr>
-              <w:pStyle w:val="Compact"/>
-            </w:pPr>
-            <w:r>
-              <w:rPr>
-                <w:sz w:val="19"/>
-                <w:lang w:val="es-CO"/>
-              </w:rPr>
-              <w:t xml:space="preserve">TARJETA_DEBITO</w:t>
-            </w:r>
-          </w:p>
-        </w:tc>
       </w:tr>
       <w:tr>
         <w:tc>
@@ -22817,21 +18294,6 @@
             </w:r>
           </w:p>
         </w:tc>
-        <w:tc>
-          <w:tcPr/>
-          <w:p>
-            <w:pPr>
-              <w:pStyle w:val="Compact"/>
-            </w:pPr>
-            <w:r>
-              <w:rPr>
-                <w:sz w:val="19"/>
-                <w:lang w:val="es-CO"/>
-              </w:rPr>
-              <w:t xml:space="preserve">PAGADA</w:t>
-            </w:r>
-          </w:p>
-        </w:tc>
       </w:tr>
       <w:tr>
         <w:tc>
@@ -22924,21 +18386,6 @@
             </w:r>
           </w:p>
         </w:tc>
-        <w:tc>
-          <w:tcPr/>
-          <w:p>
-            <w:pPr>
-              <w:pStyle w:val="Compact"/>
-            </w:pPr>
-            <w:r>
-              <w:rPr>
-                <w:sz w:val="19"/>
-                <w:lang w:val="es-CO"/>
-              </w:rPr>
-              <w:t xml:space="preserve">1</w:t>
-            </w:r>
-          </w:p>
-        </w:tc>
       </w:tr>
       <w:tr>
         <w:tc>
@@ -23031,21 +18478,6 @@
             </w:r>
           </w:p>
         </w:tc>
-        <w:tc>
-          <w:tcPr/>
-          <w:p>
-            <w:pPr>
-              <w:pStyle w:val="Compact"/>
-            </w:pPr>
-            <w:r>
-              <w:rPr>
-                <w:sz w:val="19"/>
-                <w:lang w:val="es-CO"/>
-              </w:rPr>
-              <w:t xml:space="preserve">1</w:t>
-            </w:r>
-          </w:p>
-        </w:tc>
       </w:tr>
       <w:tr>
         <w:tc>
@@ -23135,21 +18567,6 @@
                 <w:lang w:val="es-CO"/>
               </w:rPr>
               <w:t xml:space="preserve">Empleado que emite la factura.</w:t>
-            </w:r>
-          </w:p>
-        </w:tc>
-        <w:tc>
-          <w:tcPr/>
-          <w:p>
-            <w:pPr>
-              <w:pStyle w:val="Compact"/>
-            </w:pPr>
-            <w:r>
-              <w:rPr>
-                <w:sz w:val="19"/>
-                <w:lang w:val="es-CO"/>
-              </w:rPr>
-              <w:t xml:space="preserve">20</w:t>
             </w:r>
           </w:p>
         </w:tc>
@@ -23165,7 +18582,7 @@
           <w:bCs/>
           <w:lang w:val="es-CO"/>
         </w:rPr>
-        <w:t xml:space="preserve">Integridad referencial y reglas:</w:t>
+        <w:t xml:space="preserve">Reglas:</w:t>
       </w:r>
       <w:r>
         <w:rPr>
@@ -23209,109 +18626,9 @@
       </w:pPr>
       <w:r>
         <w:rPr>
-          <w:b/>
-          <w:bCs/>
           <w:lang w:val="es-CO"/>
         </w:rPr>
-        <w:t xml:space="preserve">Descripción:</w:t>
-      </w:r>
-      <w:r>
-        <w:rPr>
-          <w:lang w:val="es-CO"/>
-        </w:rPr>
-        <w:t xml:space="preserve"> </w:t>
-      </w:r>
-      <w:r>
-        <w:rPr>
-          <w:lang w:val="es-CO"/>
-        </w:rPr>
-        <w:t xml:space="preserve">Entidad débil de FACTURA: cada línea cobra un servicio O un medicamento (arco exclusivo).</w:t>
-      </w:r>
-      <w:r>
-        <w:br/>
-      </w:r>
-      <w:r>
-        <w:rPr>
-          <w:b/>
-          <w:bCs/>
-          <w:lang w:val="es-CO"/>
-        </w:rPr>
-        <w:t xml:space="preserve">Tipo:</w:t>
-      </w:r>
-      <w:r>
-        <w:rPr>
-          <w:lang w:val="es-CO"/>
-        </w:rPr>
-        <w:t xml:space="preserve"> </w:t>
-      </w:r>
-      <w:r>
-        <w:rPr>
-          <w:lang w:val="es-CO"/>
-        </w:rPr>
-        <w:t xml:space="preserve">Débil ·</w:t>
-      </w:r>
-      <w:r>
-        <w:rPr>
-          <w:lang w:val="es-CO"/>
-        </w:rPr>
-        <w:t xml:space="preserve"> </w:t>
-      </w:r>
-      <w:r>
-        <w:rPr>
-          <w:b/>
-          <w:bCs/>
-          <w:lang w:val="es-CO"/>
-        </w:rPr>
-        <w:t xml:space="preserve">Área:</w:t>
-      </w:r>
-      <w:r>
-        <w:rPr>
-          <w:lang w:val="es-CO"/>
-        </w:rPr>
-        <w:t xml:space="preserve"> </w:t>
-      </w:r>
-      <w:r>
-        <w:rPr>
-          <w:lang w:val="es-CO"/>
-        </w:rPr>
-        <w:t xml:space="preserve">Comercial ·</w:t>
-      </w:r>
-      <w:r>
-        <w:rPr>
-          <w:lang w:val="es-CO"/>
-        </w:rPr>
-        <w:t xml:space="preserve"> </w:t>
-      </w:r>
-      <w:r>
-        <w:rPr>
-          <w:b/>
-          <w:bCs/>
-          <w:lang w:val="es-CO"/>
-        </w:rPr>
-        <w:t xml:space="preserve">Llave primaria:</w:t>
-      </w:r>
-      <w:r>
-        <w:rPr>
-          <w:lang w:val="es-CO"/>
-        </w:rPr>
-        <w:t xml:space="preserve"> </w:t>
-      </w:r>
-      <w:r>
-        <w:rPr>
-          <w:lang w:val="es-CO"/>
-        </w:rPr>
-        <w:t xml:space="preserve">id_factura, num_linea</w:t>
-      </w:r>
-    </w:p>
-    <w:p>
-      <w:pPr>
-        <w:pStyle w:val="TableCaption"/>
-      </w:pPr>
-      <w:r>
-        <w:rPr>
-          <w:lang w:val="es-CO"/>
-        </w:rPr>
-        <w:t xml:space="preserve">Diccionario de la tabla DETALLE_FACTURA</w:t>
+        <w:t xml:space="preserve">Entidad débil de FACTURA: cada línea cobra un servicio O un medicamento (arco exclusivo). (Débil, área Comercial).</w:t>
       </w:r>
     </w:p>
     <w:tbl>
@@ -23320,7 +18637,6 @@
         <w:tblW w:type="pct" w:w="5000"/>
         <w:tblLayout w:type="fixed"/>
         <w:tblLook w:firstRow="1" w:lastRow="0" w:firstColumn="0" w:lastColumn="0" w:noHBand="0" w:noVBand="0" w:val="0020"/>
-        <w:tblCaption w:val="Diccionario de la tabla DETALLE_FACTURA"/>
         <w:tblBorders>
           <w:top w:val="single" w:sz="4" w:color="A6A6A6"/>
           <w:left w:val="single" w:sz="4" w:color="A6A6A6"/>
@@ -23331,13 +18647,12 @@
         </w:tblBorders>
       </w:tblPr>
       <w:tblGrid>
-        <w:gridCol w:w="1131"/>
-        <w:gridCol w:w="1131"/>
-        <w:gridCol w:w="1131"/>
-        <w:gridCol w:w="1131"/>
-        <w:gridCol w:w="1131"/>
-        <w:gridCol w:w="1131"/>
-        <w:gridCol w:w="1131"/>
+        <w:gridCol w:w="1320"/>
+        <w:gridCol w:w="1320"/>
+        <w:gridCol w:w="1320"/>
+        <w:gridCol w:w="1320"/>
+        <w:gridCol w:w="1320"/>
+        <w:gridCol w:w="1320"/>
       </w:tblGrid>
       <w:tr>
         <w:trPr>
@@ -23451,24 +18766,6 @@
             </w:r>
           </w:p>
         </w:tc>
-        <w:tc>
-          <w:tcPr>
-            <w:shd w:val="clear" w:fill="FBE5CC"/>
-          </w:tcPr>
-          <w:p>
-            <w:pPr>
-              <w:pStyle w:val="Compact"/>
-            </w:pPr>
-            <w:r>
-              <w:rPr>
-                <w:b/>
-                <w:sz w:val="19"/>
-                <w:lang w:val="es-CO"/>
-              </w:rPr>
-              <w:t xml:space="preserve">Ejemplo</w:t>
-            </w:r>
-          </w:p>
-        </w:tc>
       </w:tr>
       <w:tr>
         <w:tc>
@@ -23561,21 +18858,6 @@
             </w:r>
           </w:p>
         </w:tc>
-        <w:tc>
-          <w:tcPr/>
-          <w:p>
-            <w:pPr>
-              <w:pStyle w:val="Compact"/>
-            </w:pPr>
-            <w:r>
-              <w:rPr>
-                <w:sz w:val="19"/>
-                <w:lang w:val="es-CO"/>
-              </w:rPr>
-              <w:t xml:space="preserve">1</w:t>
-            </w:r>
-          </w:p>
-        </w:tc>
       </w:tr>
       <w:tr>
         <w:tc>
@@ -23668,21 +18950,6 @@
             </w:r>
           </w:p>
         </w:tc>
-        <w:tc>
-          <w:tcPr/>
-          <w:p>
-            <w:pPr>
-              <w:pStyle w:val="Compact"/>
-            </w:pPr>
-            <w:r>
-              <w:rPr>
-                <w:sz w:val="19"/>
-                <w:lang w:val="es-CO"/>
-              </w:rPr>
-              <w:t xml:space="preserve">1</w:t>
-            </w:r>
-          </w:p>
-        </w:tc>
       </w:tr>
       <w:tr>
         <w:tc>
@@ -23775,21 +19042,6 @@
             </w:r>
           </w:p>
         </w:tc>
-        <w:tc>
-          <w:tcPr/>
-          <w:p>
-            <w:pPr>
-              <w:pStyle w:val="Compact"/>
-            </w:pPr>
-            <w:r>
-              <w:rPr>
-                <w:sz w:val="19"/>
-                <w:lang w:val="es-CO"/>
-              </w:rPr>
-              <w:t xml:space="preserve">1</w:t>
-            </w:r>
-          </w:p>
-        </w:tc>
       </w:tr>
       <w:tr>
         <w:tc>
@@ -23882,21 +19134,6 @@
             </w:r>
           </w:p>
         </w:tc>
-        <w:tc>
-          <w:tcPr/>
-          <w:p>
-            <w:pPr>
-              <w:pStyle w:val="Compact"/>
-            </w:pPr>
-            <w:r>
-              <w:rPr>
-                <w:sz w:val="19"/>
-                <w:lang w:val="es-CO"/>
-              </w:rPr>
-              <w:t xml:space="preserve">—</w:t>
-            </w:r>
-          </w:p>
-        </w:tc>
       </w:tr>
       <w:tr>
         <w:tc>
@@ -23989,21 +19226,6 @@
             </w:r>
           </w:p>
         </w:tc>
-        <w:tc>
-          <w:tcPr/>
-          <w:p>
-            <w:pPr>
-              <w:pStyle w:val="Compact"/>
-            </w:pPr>
-            <w:r>
-              <w:rPr>
-                <w:sz w:val="19"/>
-                <w:lang w:val="es-CO"/>
-              </w:rPr>
-              <w:t xml:space="preserve">1</w:t>
-            </w:r>
-          </w:p>
-        </w:tc>
       </w:tr>
       <w:tr>
         <w:tc>
@@ -24096,21 +19318,6 @@
             </w:r>
           </w:p>
         </w:tc>
-        <w:tc>
-          <w:tcPr/>
-          <w:p>
-            <w:pPr>
-              <w:pStyle w:val="Compact"/>
-            </w:pPr>
-            <w:r>
-              <w:rPr>
-                <w:sz w:val="19"/>
-                <w:lang w:val="es-CO"/>
-              </w:rPr>
-              <w:t xml:space="preserve">65000</w:t>
-            </w:r>
-          </w:p>
-        </w:tc>
       </w:tr>
       <w:tr>
         <w:tc>
@@ -24200,21 +19407,6 @@
                 <w:lang w:val="es-CO"/>
               </w:rPr>
               <w:t xml:space="preserve">Porcentaje de descuento aplicado.</w:t>
-            </w:r>
-          </w:p>
-        </w:tc>
-        <w:tc>
-          <w:tcPr/>
-          <w:p>
-            <w:pPr>
-              <w:pStyle w:val="Compact"/>
-            </w:pPr>
-            <w:r>
-              <w:rPr>
-                <w:sz w:val="19"/>
-                <w:lang w:val="es-CO"/>
-              </w:rPr>
-              <w:t xml:space="preserve">0</w:t>
             </w:r>
           </w:p>
         </w:tc>
@@ -24230,7 +19422,7 @@
           <w:bCs/>
           <w:lang w:val="es-CO"/>
         </w:rPr>
-        <w:t xml:space="preserve">Integridad referencial y reglas:</w:t>
+        <w:t xml:space="preserve">Reglas:</w:t>
       </w:r>
       <w:r>
         <w:rPr>

--- a/documentos/fase1/07_Diccionario_de_Datos.docx
+++ b/documentos/fase1/07_Diccionario_de_Datos.docx
@@ -1954,10 +1954,10 @@
             </w:r>
             <w:r>
               <w:rPr>
-                <w:rStyle w:val="FootnoteReference"/>
-                <w:sz w:val="19"/>
-              </w:rPr>
-              <w:footnoteReference w:id="23"/>
+                <w:sz w:val="19"/>
+                <w:lang w:val="es-CO"/>
+              </w:rPr>
+              <w:t xml:space="preserve">^[0-9]</w:t>
             </w:r>
             <w:r>
               <w:rPr>
@@ -2429,10 +2429,10 @@
             </w:r>
             <w:r>
               <w:rPr>
-                <w:rStyle w:val="FootnoteReference"/>
-                <w:sz w:val="19"/>
-              </w:rPr>
-              <w:footnoteReference w:id="25"/>
+                <w:sz w:val="19"/>
+                <w:lang w:val="es-CO"/>
+              </w:rPr>
+              <w:t xml:space="preserve">^[0-9]</w:t>
             </w:r>
             <w:r>
               <w:rPr>
@@ -19493,56 +19493,6 @@
     <w:p>
       <w:r>
         <w:separator/>
-      </w:r>
-    </w:p>
-  </w:footnote>
-  <w:footnote w:id="23">
-    <w:p>
-      <w:pPr>
-        <w:pStyle w:val="FootnoteText"/>
-      </w:pPr>
-      <w:r>
-        <w:rPr>
-          <w:rStyle w:val="FootnoteReference"/>
-        </w:rPr>
-        <w:footnoteRef/>
-      </w:r>
-      <w:r>
-        <w:rPr>
-          <w:lang w:val="es-CO"/>
-        </w:rPr>
-        <w:t xml:space="preserve"> </w:t>
-      </w:r>
-      <w:r>
-        <w:rPr>
-          <w:lang w:val="es-CO"/>
-        </w:rPr>
-        <w:t xml:space="preserve">0-9</w:t>
-      </w:r>
-    </w:p>
-  </w:footnote>
-  <w:footnote w:id="25">
-    <w:p>
-      <w:pPr>
-        <w:pStyle w:val="FootnoteText"/>
-      </w:pPr>
-      <w:r>
-        <w:rPr>
-          <w:rStyle w:val="FootnoteReference"/>
-        </w:rPr>
-        <w:footnoteRef/>
-      </w:r>
-      <w:r>
-        <w:rPr>
-          <w:lang w:val="es-CO"/>
-        </w:rPr>
-        <w:t xml:space="preserve"> </w:t>
-      </w:r>
-      <w:r>
-        <w:rPr>
-          <w:lang w:val="es-CO"/>
-        </w:rPr>
-        <w:t xml:space="preserve">0-9</w:t>
       </w:r>
     </w:p>
   </w:footnote>
